--- a/pdf/PULSE-RTM-001_Traceability_Matrix.docx
+++ b/pdf/PULSE-RTM-001_Traceability_Matrix.docx
@@ -67,7 +67,7 @@
         <w:pStyle w:val="Date"/>
       </w:pPr>
       <w:r>
-        <w:t xml:space="preserve">2026-09-11</w:t>
+        <w:t xml:space="preserve">2026-09-23</w:t>
       </w:r>
     </w:p>
     <w:sdt>
@@ -222,7 +222,7 @@
               <w:jc w:val="left"/>
             </w:pPr>
             <w:r>
-              <w:t xml:space="preserve">2026-09-11 by</w:t>
+              <w:t xml:space="preserve">2026-09-23 by</w:t>
             </w:r>
             <w:r>
               <w:t xml:space="preserve"> </w:t>
@@ -532,6 +532,85 @@
               <w:jc w:val="left"/>
             </w:pPr>
             <w:r>
+              <w:t xml:space="preserve">5</w:t>
+            </w:r>
+          </w:p>
+        </w:tc>
+        <w:tc>
+          <w:p>
+            <w:pPr>
+              <w:pStyle w:val="Compact"/>
+              <w:jc w:val="left"/>
+            </w:pPr>
+            <w:r>
+              <w:t xml:space="preserve">0</w:t>
+            </w:r>
+          </w:p>
+        </w:tc>
+        <w:tc>
+          <w:p>
+            <w:pPr>
+              <w:pStyle w:val="Compact"/>
+              <w:jc w:val="left"/>
+            </w:pPr>
+            <w:r>
+              <w:t xml:space="preserve">0</w:t>
+            </w:r>
+          </w:p>
+        </w:tc>
+        <w:tc>
+          <w:p>
+            <w:pPr>
+              <w:pStyle w:val="Compact"/>
+              <w:jc w:val="left"/>
+            </w:pPr>
+            <w:r>
+              <w:t xml:space="preserve">0</w:t>
+            </w:r>
+          </w:p>
+        </w:tc>
+        <w:tc>
+          <w:p>
+            <w:pPr>
+              <w:pStyle w:val="Compact"/>
+              <w:jc w:val="left"/>
+            </w:pPr>
+            <w:r>
+              <w:t xml:space="preserve">0</w:t>
+            </w:r>
+          </w:p>
+        </w:tc>
+        <w:tc>
+          <w:p>
+            <w:pPr>
+              <w:pStyle w:val="Compact"/>
+              <w:jc w:val="left"/>
+            </w:pPr>
+            <w:r>
+              <w:t xml:space="preserve">5</w:t>
+            </w:r>
+          </w:p>
+        </w:tc>
+      </w:tr>
+      <w:tr>
+        <w:tc>
+          <w:p>
+            <w:pPr>
+              <w:pStyle w:val="Compact"/>
+              <w:jc w:val="left"/>
+            </w:pPr>
+            <w:r>
+              <w:t xml:space="preserve">Non-functional (NFR)</w:t>
+            </w:r>
+          </w:p>
+        </w:tc>
+        <w:tc>
+          <w:p>
+            <w:pPr>
+              <w:pStyle w:val="Compact"/>
+              <w:jc w:val="left"/>
+            </w:pPr>
+            <w:r>
               <w:t xml:space="preserve">4</w:t>
             </w:r>
           </w:p>
@@ -543,6 +622,107 @@
               <w:jc w:val="left"/>
             </w:pPr>
             <w:r>
+              <w:t xml:space="preserve">2</w:t>
+            </w:r>
+          </w:p>
+        </w:tc>
+        <w:tc>
+          <w:p>
+            <w:pPr>
+              <w:pStyle w:val="Compact"/>
+              <w:jc w:val="left"/>
+            </w:pPr>
+            <w:r>
+              <w:t xml:space="preserve">0</w:t>
+            </w:r>
+          </w:p>
+        </w:tc>
+        <w:tc>
+          <w:p>
+            <w:pPr>
+              <w:pStyle w:val="Compact"/>
+              <w:jc w:val="left"/>
+            </w:pPr>
+            <w:r>
+              <w:t xml:space="preserve">2</w:t>
+            </w:r>
+          </w:p>
+        </w:tc>
+        <w:tc>
+          <w:p>
+            <w:pPr>
+              <w:pStyle w:val="Compact"/>
+              <w:jc w:val="left"/>
+            </w:pPr>
+            <w:r>
+              <w:t xml:space="preserve">0</w:t>
+            </w:r>
+          </w:p>
+        </w:tc>
+        <w:tc>
+          <w:p>
+            <w:pPr>
+              <w:pStyle w:val="Compact"/>
+              <w:jc w:val="left"/>
+            </w:pPr>
+            <w:r>
+              <w:t xml:space="preserve">8</w:t>
+            </w:r>
+          </w:p>
+        </w:tc>
+      </w:tr>
+      <w:tr>
+        <w:tc>
+          <w:p>
+            <w:pPr>
+              <w:pStyle w:val="Compact"/>
+              <w:jc w:val="left"/>
+            </w:pPr>
+            <w:r>
+              <w:t xml:space="preserve">Functional safety (SR)</w:t>
+            </w:r>
+          </w:p>
+        </w:tc>
+        <w:tc>
+          <w:p>
+            <w:pPr>
+              <w:pStyle w:val="Compact"/>
+              <w:jc w:val="left"/>
+            </w:pPr>
+            <w:r>
+              <w:t xml:space="preserve">7</w:t>
+            </w:r>
+          </w:p>
+        </w:tc>
+        <w:tc>
+          <w:p>
+            <w:pPr>
+              <w:pStyle w:val="Compact"/>
+              <w:jc w:val="left"/>
+            </w:pPr>
+            <w:r>
+              <w:t xml:space="preserve">2</w:t>
+            </w:r>
+          </w:p>
+        </w:tc>
+        <w:tc>
+          <w:p>
+            <w:pPr>
+              <w:pStyle w:val="Compact"/>
+              <w:jc w:val="left"/>
+            </w:pPr>
+            <w:r>
+              <w:t xml:space="preserve">0</w:t>
+            </w:r>
+          </w:p>
+        </w:tc>
+        <w:tc>
+          <w:p>
+            <w:pPr>
+              <w:pStyle w:val="Compact"/>
+              <w:jc w:val="left"/>
+            </w:pPr>
+            <w:r>
               <w:t xml:space="preserve">1</w:t>
             </w:r>
           </w:p>
@@ -554,6 +734,63 @@
               <w:jc w:val="left"/>
             </w:pPr>
             <w:r>
+              <w:t xml:space="preserve">1</w:t>
+            </w:r>
+          </w:p>
+        </w:tc>
+        <w:tc>
+          <w:p>
+            <w:pPr>
+              <w:pStyle w:val="Compact"/>
+              <w:jc w:val="left"/>
+            </w:pPr>
+            <w:r>
+              <w:t xml:space="preserve">11</w:t>
+            </w:r>
+          </w:p>
+        </w:tc>
+      </w:tr>
+      <w:tr>
+        <w:tc>
+          <w:p>
+            <w:pPr>
+              <w:pStyle w:val="Compact"/>
+              <w:jc w:val="left"/>
+            </w:pPr>
+            <w:r>
+              <w:t xml:space="preserve">Cybersecurity (CS)</w:t>
+            </w:r>
+          </w:p>
+        </w:tc>
+        <w:tc>
+          <w:p>
+            <w:pPr>
+              <w:pStyle w:val="Compact"/>
+              <w:jc w:val="left"/>
+            </w:pPr>
+            <w:r>
+              <w:t xml:space="preserve">7</w:t>
+            </w:r>
+          </w:p>
+        </w:tc>
+        <w:tc>
+          <w:p>
+            <w:pPr>
+              <w:pStyle w:val="Compact"/>
+              <w:jc w:val="left"/>
+            </w:pPr>
+            <w:r>
+              <w:t xml:space="preserve">2</w:t>
+            </w:r>
+          </w:p>
+        </w:tc>
+        <w:tc>
+          <w:p>
+            <w:pPr>
+              <w:pStyle w:val="Compact"/>
+              <w:jc w:val="left"/>
+            </w:pPr>
+            <w:r>
               <w:t xml:space="preserve">0</w:t>
             </w:r>
           </w:p>
@@ -565,244 +802,7 @@
               <w:jc w:val="left"/>
             </w:pPr>
             <w:r>
-              <w:t xml:space="preserve">0</w:t>
-            </w:r>
-          </w:p>
-        </w:tc>
-        <w:tc>
-          <w:p>
-            <w:pPr>
-              <w:pStyle w:val="Compact"/>
-              <w:jc w:val="left"/>
-            </w:pPr>
-            <w:r>
-              <w:t xml:space="preserve">0</w:t>
-            </w:r>
-          </w:p>
-        </w:tc>
-        <w:tc>
-          <w:p>
-            <w:pPr>
-              <w:pStyle w:val="Compact"/>
-              <w:jc w:val="left"/>
-            </w:pPr>
-            <w:r>
-              <w:t xml:space="preserve">5</w:t>
-            </w:r>
-          </w:p>
-        </w:tc>
-      </w:tr>
-      <w:tr>
-        <w:tc>
-          <w:p>
-            <w:pPr>
-              <w:pStyle w:val="Compact"/>
-              <w:jc w:val="left"/>
-            </w:pPr>
-            <w:r>
-              <w:t xml:space="preserve">Non-functional (NFR)</w:t>
-            </w:r>
-          </w:p>
-        </w:tc>
-        <w:tc>
-          <w:p>
-            <w:pPr>
-              <w:pStyle w:val="Compact"/>
-              <w:jc w:val="left"/>
-            </w:pPr>
-            <w:r>
-              <w:t xml:space="preserve">4</w:t>
-            </w:r>
-          </w:p>
-        </w:tc>
-        <w:tc>
-          <w:p>
-            <w:pPr>
-              <w:pStyle w:val="Compact"/>
-              <w:jc w:val="left"/>
-            </w:pPr>
-            <w:r>
-              <w:t xml:space="preserve">2</w:t>
-            </w:r>
-          </w:p>
-        </w:tc>
-        <w:tc>
-          <w:p>
-            <w:pPr>
-              <w:pStyle w:val="Compact"/>
-              <w:jc w:val="left"/>
-            </w:pPr>
-            <w:r>
-              <w:t xml:space="preserve">0</w:t>
-            </w:r>
-          </w:p>
-        </w:tc>
-        <w:tc>
-          <w:p>
-            <w:pPr>
-              <w:pStyle w:val="Compact"/>
-              <w:jc w:val="left"/>
-            </w:pPr>
-            <w:r>
-              <w:t xml:space="preserve">2</w:t>
-            </w:r>
-          </w:p>
-        </w:tc>
-        <w:tc>
-          <w:p>
-            <w:pPr>
-              <w:pStyle w:val="Compact"/>
-              <w:jc w:val="left"/>
-            </w:pPr>
-            <w:r>
-              <w:t xml:space="preserve">0</w:t>
-            </w:r>
-          </w:p>
-        </w:tc>
-        <w:tc>
-          <w:p>
-            <w:pPr>
-              <w:pStyle w:val="Compact"/>
-              <w:jc w:val="left"/>
-            </w:pPr>
-            <w:r>
-              <w:t xml:space="preserve">8</w:t>
-            </w:r>
-          </w:p>
-        </w:tc>
-      </w:tr>
-      <w:tr>
-        <w:tc>
-          <w:p>
-            <w:pPr>
-              <w:pStyle w:val="Compact"/>
-              <w:jc w:val="left"/>
-            </w:pPr>
-            <w:r>
-              <w:t xml:space="preserve">Functional safety (SR)</w:t>
-            </w:r>
-          </w:p>
-        </w:tc>
-        <w:tc>
-          <w:p>
-            <w:pPr>
-              <w:pStyle w:val="Compact"/>
-              <w:jc w:val="left"/>
-            </w:pPr>
-            <w:r>
-              <w:t xml:space="preserve">4</w:t>
-            </w:r>
-          </w:p>
-        </w:tc>
-        <w:tc>
-          <w:p>
-            <w:pPr>
-              <w:pStyle w:val="Compact"/>
-              <w:jc w:val="left"/>
-            </w:pPr>
-            <w:r>
-              <w:t xml:space="preserve">4</w:t>
-            </w:r>
-          </w:p>
-        </w:tc>
-        <w:tc>
-          <w:p>
-            <w:pPr>
-              <w:pStyle w:val="Compact"/>
-              <w:jc w:val="left"/>
-            </w:pPr>
-            <w:r>
               <w:t xml:space="preserve">1</w:t>
-            </w:r>
-          </w:p>
-        </w:tc>
-        <w:tc>
-          <w:p>
-            <w:pPr>
-              <w:pStyle w:val="Compact"/>
-              <w:jc w:val="left"/>
-            </w:pPr>
-            <w:r>
-              <w:t xml:space="preserve">1</w:t>
-            </w:r>
-          </w:p>
-        </w:tc>
-        <w:tc>
-          <w:p>
-            <w:pPr>
-              <w:pStyle w:val="Compact"/>
-              <w:jc w:val="left"/>
-            </w:pPr>
-            <w:r>
-              <w:t xml:space="preserve">1</w:t>
-            </w:r>
-          </w:p>
-        </w:tc>
-        <w:tc>
-          <w:p>
-            <w:pPr>
-              <w:pStyle w:val="Compact"/>
-              <w:jc w:val="left"/>
-            </w:pPr>
-            <w:r>
-              <w:t xml:space="preserve">11</w:t>
-            </w:r>
-          </w:p>
-        </w:tc>
-      </w:tr>
-      <w:tr>
-        <w:tc>
-          <w:p>
-            <w:pPr>
-              <w:pStyle w:val="Compact"/>
-              <w:jc w:val="left"/>
-            </w:pPr>
-            <w:r>
-              <w:t xml:space="preserve">Cybersecurity (CS)</w:t>
-            </w:r>
-          </w:p>
-        </w:tc>
-        <w:tc>
-          <w:p>
-            <w:pPr>
-              <w:pStyle w:val="Compact"/>
-              <w:jc w:val="left"/>
-            </w:pPr>
-            <w:r>
-              <w:t xml:space="preserve">3</w:t>
-            </w:r>
-          </w:p>
-        </w:tc>
-        <w:tc>
-          <w:p>
-            <w:pPr>
-              <w:pStyle w:val="Compact"/>
-              <w:jc w:val="left"/>
-            </w:pPr>
-            <w:r>
-              <w:t xml:space="preserve">4</w:t>
-            </w:r>
-          </w:p>
-        </w:tc>
-        <w:tc>
-          <w:p>
-            <w:pPr>
-              <w:pStyle w:val="Compact"/>
-              <w:jc w:val="left"/>
-            </w:pPr>
-            <w:r>
-              <w:t xml:space="preserve">1</w:t>
-            </w:r>
-          </w:p>
-        </w:tc>
-        <w:tc>
-          <w:p>
-            <w:pPr>
-              <w:pStyle w:val="Compact"/>
-              <w:jc w:val="left"/>
-            </w:pPr>
-            <w:r>
-              <w:t xml:space="preserve">2</w:t>
             </w:r>
           </w:p>
         </w:tc>
@@ -854,7 +854,7 @@
               <w:rPr>
                 <w:b/>
               </w:rPr>
-              <w:t xml:space="preserve">30</w:t>
+              <w:t xml:space="preserve">38</w:t>
             </w:r>
           </w:p>
         </w:tc>
@@ -868,7 +868,7 @@
               <w:rPr>
                 <w:b/>
               </w:rPr>
-              <w:t xml:space="preserve">16</w:t>
+              <w:t xml:space="preserve">11</w:t>
             </w:r>
           </w:p>
         </w:tc>
@@ -882,7 +882,7 @@
               <w:rPr>
                 <w:b/>
               </w:rPr>
-              <w:t xml:space="preserve">2</w:t>
+              <w:t xml:space="preserve">0</w:t>
             </w:r>
           </w:p>
         </w:tc>
@@ -896,7 +896,7 @@
               <w:rPr>
                 <w:b/>
               </w:rPr>
-              <w:t xml:space="preserve">6</w:t>
+              <w:t xml:space="preserve">5</w:t>
             </w:r>
           </w:p>
         </w:tc>
@@ -1735,22 +1735,10 @@
               <w:jc w:val="left"/>
             </w:pPr>
             <w:r>
-              <w:t xml:space="preserve">README</w:t>
+              <w:t xml:space="preserve">Suite check</w:t>
             </w:r>
             <w:r>
               <w:t xml:space="preserve"> </w:t>
-            </w:r>
-            <w:r>
-              <w:t xml:space="preserve">“</w:t>
-            </w:r>
-            <w:r>
-              <w:t xml:space="preserve">Regenerate the VSS JSON</w:t>
-            </w:r>
-            <w:r>
-              <w:t xml:space="preserve">”</w:t>
-            </w:r>
-            <w:r>
-              <w:t xml:space="preserve">; byte-identical regeneration checked by the regression suite (</w:t>
             </w:r>
             <w:r>
               <w:rPr>
@@ -1759,7 +1747,653 @@
               <w:t xml:space="preserve">vss-regeneration</w:t>
             </w:r>
             <w:r>
-              <w:t xml:space="preserve">), report in</w:t>
+              <w:t xml:space="preserve">, byte-identical with vss-tools 6.0 in</w:t>
+            </w:r>
+            <w:r>
+              <w:t xml:space="preserve"> </w:t>
+            </w:r>
+            <w:r>
+              <w:rPr>
+                <w:rStyle w:val="VerbatimChar"/>
+              </w:rPr>
+              <w:t xml:space="preserve">.venv-tools</w:t>
+            </w:r>
+            <w:r>
+              <w:t xml:space="preserve">; first executed 2026-09-23, it had skipped before for want of the tool</w:t>
+            </w:r>
+          </w:p>
+        </w:tc>
+      </w:tr>
+      <w:tr>
+        <w:tc>
+          <w:p>
+            <w:pPr>
+              <w:pStyle w:val="Compact"/>
+              <w:jc w:val="left"/>
+            </w:pPr>
+            <w:r>
+              <w:t xml:space="preserve">FR-4</w:t>
+            </w:r>
+          </w:p>
+        </w:tc>
+        <w:tc>
+          <w:p>
+            <w:pPr>
+              <w:pStyle w:val="Compact"/>
+              <w:jc w:val="left"/>
+            </w:pPr>
+            <w:r>
+              <w:t xml:space="preserve">A central broker shall serve the signal tree and allow multiple independent clients to subscribe concurrently.</w:t>
+            </w:r>
+          </w:p>
+        </w:tc>
+        <w:tc>
+          <w:p>
+            <w:pPr>
+              <w:pStyle w:val="Compact"/>
+              <w:jc w:val="left"/>
+            </w:pPr>
+            <w:r>
+              <w:t xml:space="preserve">none</w:t>
+            </w:r>
+          </w:p>
+        </w:tc>
+        <w:tc>
+          <w:p>
+            <w:pPr>
+              <w:pStyle w:val="Compact"/>
+              <w:jc w:val="left"/>
+            </w:pPr>
+            <w:r>
+              <w:t xml:space="preserve">D</w:t>
+            </w:r>
+          </w:p>
+        </w:tc>
+        <w:tc>
+          <w:p>
+            <w:pPr>
+              <w:pStyle w:val="Compact"/>
+              <w:jc w:val="left"/>
+            </w:pPr>
+            <w:r>
+              <w:t xml:space="preserve">Implemented</w:t>
+            </w:r>
+          </w:p>
+        </w:tc>
+        <w:tc>
+          <w:p>
+            <w:pPr>
+              <w:pStyle w:val="Compact"/>
+              <w:jc w:val="left"/>
+            </w:pPr>
+            <w:r>
+              <w:t xml:space="preserve">KUKSA databroker 0.7.0; Flutter cluster, Compose cluster and engine-audio service subscribe concurrently; suite check</w:t>
+            </w:r>
+            <w:r>
+              <w:t xml:space="preserve"> </w:t>
+            </w:r>
+            <w:r>
+              <w:rPr>
+                <w:rStyle w:val="VerbatimChar"/>
+              </w:rPr>
+              <w:t xml:space="preserve">broker-up</w:t>
+            </w:r>
+          </w:p>
+        </w:tc>
+      </w:tr>
+      <w:tr>
+        <w:tc>
+          <w:p>
+            <w:pPr>
+              <w:pStyle w:val="Compact"/>
+              <w:jc w:val="left"/>
+            </w:pPr>
+            <w:r>
+              <w:t xml:space="preserve">FR-5</w:t>
+            </w:r>
+          </w:p>
+        </w:tc>
+        <w:tc>
+          <w:p>
+            <w:pPr>
+              <w:pStyle w:val="Compact"/>
+              <w:jc w:val="left"/>
+            </w:pPr>
+            <w:r>
+              <w:t xml:space="preserve">Signal producers and consumers shall be mutually decoupled: neither needs knowledge of the other’s implementation.</w:t>
+            </w:r>
+          </w:p>
+        </w:tc>
+        <w:tc>
+          <w:p>
+            <w:pPr>
+              <w:pStyle w:val="Compact"/>
+              <w:jc w:val="left"/>
+            </w:pPr>
+            <w:r>
+              <w:t xml:space="preserve">US-3</w:t>
+            </w:r>
+          </w:p>
+        </w:tc>
+        <w:tc>
+          <w:p>
+            <w:pPr>
+              <w:pStyle w:val="Compact"/>
+              <w:jc w:val="left"/>
+            </w:pPr>
+            <w:r>
+              <w:t xml:space="preserve">I</w:t>
+            </w:r>
+          </w:p>
+        </w:tc>
+        <w:tc>
+          <w:p>
+            <w:pPr>
+              <w:pStyle w:val="Compact"/>
+              <w:jc w:val="left"/>
+            </w:pPr>
+            <w:r>
+              <w:t xml:space="preserve">Implemented</w:t>
+            </w:r>
+          </w:p>
+        </w:tc>
+        <w:tc>
+          <w:p>
+            <w:pPr>
+              <w:pStyle w:val="Compact"/>
+              <w:jc w:val="left"/>
+            </w:pPr>
+            <w:r>
+              <w:t xml:space="preserve">Providers and HMIs share no code, only VSS paths (PULSE-SAD-001 section 4)</w:t>
+            </w:r>
+          </w:p>
+        </w:tc>
+      </w:tr>
+      <w:tr>
+        <w:tc>
+          <w:p>
+            <w:pPr>
+              <w:pStyle w:val="Compact"/>
+              <w:jc w:val="left"/>
+            </w:pPr>
+            <w:r>
+              <w:t xml:space="preserve">FR-6</w:t>
+            </w:r>
+          </w:p>
+        </w:tc>
+        <w:tc>
+          <w:p>
+            <w:pPr>
+              <w:pStyle w:val="Compact"/>
+              <w:jc w:val="left"/>
+            </w:pPr>
+            <w:r>
+              <w:t xml:space="preserve">The system shall provide a telemetry source that generates physically plausible, correlated vehicle behaviour (speed, engine speed, gear, temperature, fuel, odometer) without any vehicle hardware.</w:t>
+            </w:r>
+          </w:p>
+        </w:tc>
+        <w:tc>
+          <w:p>
+            <w:pPr>
+              <w:pStyle w:val="Compact"/>
+              <w:jc w:val="left"/>
+            </w:pPr>
+            <w:r>
+              <w:t xml:space="preserve">US-4</w:t>
+            </w:r>
+          </w:p>
+        </w:tc>
+        <w:tc>
+          <w:p>
+            <w:pPr>
+              <w:pStyle w:val="Compact"/>
+              <w:jc w:val="left"/>
+            </w:pPr>
+            <w:r>
+              <w:t xml:space="preserve">D</w:t>
+            </w:r>
+          </w:p>
+        </w:tc>
+        <w:tc>
+          <w:p>
+            <w:pPr>
+              <w:pStyle w:val="Compact"/>
+              <w:jc w:val="left"/>
+            </w:pPr>
+            <w:r>
+              <w:t xml:space="preserve">Implemented</w:t>
+            </w:r>
+          </w:p>
+        </w:tc>
+        <w:tc>
+          <w:p>
+            <w:pPr>
+              <w:pStyle w:val="Compact"/>
+              <w:jc w:val="left"/>
+            </w:pPr>
+            <w:r>
+              <w:rPr>
+                <w:rStyle w:val="VerbatimChar"/>
+              </w:rPr>
+              <w:t xml:space="preserve">emulator/telemetry_sim.py</w:t>
+            </w:r>
+            <w:r>
+              <w:t xml:space="preserve">: lap and cruise cycles with correlated RPM, fuel and odometer. Suite check</w:t>
+            </w:r>
+            <w:r>
+              <w:t xml:space="preserve"> </w:t>
+            </w:r>
+            <w:r>
+              <w:rPr>
+                <w:rStyle w:val="VerbatimChar"/>
+              </w:rPr>
+              <w:t xml:space="preserve">live-telemetry</w:t>
+            </w:r>
+            <w:r>
+              <w:t xml:space="preserve"> </w:t>
+            </w:r>
+            <w:r>
+              <w:t xml:space="preserve">passes</w:t>
+            </w:r>
+          </w:p>
+        </w:tc>
+      </w:tr>
+      <w:tr>
+        <w:tc>
+          <w:p>
+            <w:pPr>
+              <w:pStyle w:val="Compact"/>
+              <w:jc w:val="left"/>
+            </w:pPr>
+            <w:r>
+              <w:t xml:space="preserve">FR-7</w:t>
+            </w:r>
+          </w:p>
+        </w:tc>
+        <w:tc>
+          <w:p>
+            <w:pPr>
+              <w:pStyle w:val="Compact"/>
+              <w:jc w:val="left"/>
+            </w:pPr>
+            <w:r>
+              <w:t xml:space="preserve">The telemetry source shall run a repeatable cycle so that UI behaviour can be compared across runs and across implementations.</w:t>
+            </w:r>
+          </w:p>
+        </w:tc>
+        <w:tc>
+          <w:p>
+            <w:pPr>
+              <w:pStyle w:val="Compact"/>
+              <w:jc w:val="left"/>
+            </w:pPr>
+            <w:r>
+              <w:t xml:space="preserve">US-5</w:t>
+            </w:r>
+          </w:p>
+        </w:tc>
+        <w:tc>
+          <w:p>
+            <w:pPr>
+              <w:pStyle w:val="Compact"/>
+              <w:jc w:val="left"/>
+            </w:pPr>
+            <w:r>
+              <w:t xml:space="preserve">T</w:t>
+            </w:r>
+          </w:p>
+        </w:tc>
+        <w:tc>
+          <w:p>
+            <w:pPr>
+              <w:pStyle w:val="Compact"/>
+              <w:jc w:val="left"/>
+            </w:pPr>
+            <w:r>
+              <w:t xml:space="preserve">Partial</w:t>
+            </w:r>
+          </w:p>
+        </w:tc>
+        <w:tc>
+          <w:p>
+            <w:pPr>
+              <w:pStyle w:val="Compact"/>
+              <w:jc w:val="left"/>
+            </w:pPr>
+            <w:r>
+              <w:t xml:space="preserve">Phase table is fixed with no randomness, but sampling is wall-clock driven, so runs differ in timing. Fixed-step replay in S4</w:t>
+            </w:r>
+          </w:p>
+        </w:tc>
+      </w:tr>
+      <w:tr>
+        <w:tc>
+          <w:p>
+            <w:pPr>
+              <w:pStyle w:val="Compact"/>
+              <w:jc w:val="left"/>
+            </w:pPr>
+            <w:r>
+              <w:t xml:space="preserve">FR-8</w:t>
+            </w:r>
+          </w:p>
+        </w:tc>
+        <w:tc>
+          <w:p>
+            <w:pPr>
+              <w:pStyle w:val="Compact"/>
+              <w:jc w:val="left"/>
+            </w:pPr>
+            <w:r>
+              <w:t xml:space="preserve">The telemetry source shall be replaceable by a real vehicle-bus provider without modification to any HMI code.</w:t>
+            </w:r>
+          </w:p>
+        </w:tc>
+        <w:tc>
+          <w:p>
+            <w:pPr>
+              <w:pStyle w:val="Compact"/>
+              <w:jc w:val="left"/>
+            </w:pPr>
+            <w:r>
+              <w:t xml:space="preserve">US-3</w:t>
+            </w:r>
+          </w:p>
+        </w:tc>
+        <w:tc>
+          <w:p>
+            <w:pPr>
+              <w:pStyle w:val="Compact"/>
+              <w:jc w:val="left"/>
+            </w:pPr>
+            <w:r>
+              <w:t xml:space="preserve">T</w:t>
+            </w:r>
+          </w:p>
+        </w:tc>
+        <w:tc>
+          <w:p>
+            <w:pPr>
+              <w:pStyle w:val="Compact"/>
+              <w:jc w:val="left"/>
+            </w:pPr>
+            <w:r>
+              <w:t xml:space="preserve">Partial</w:t>
+            </w:r>
+          </w:p>
+        </w:tc>
+        <w:tc>
+          <w:p>
+            <w:pPr>
+              <w:pStyle w:val="Compact"/>
+              <w:jc w:val="left"/>
+            </w:pPr>
+            <w:r>
+              <w:t xml:space="preserve">Proven on a virtual bus:</w:t>
+            </w:r>
+            <w:r>
+              <w:t xml:space="preserve"> </w:t>
+            </w:r>
+            <w:r>
+              <w:rPr>
+                <w:rStyle w:val="VerbatimChar"/>
+              </w:rPr>
+              <w:t xml:space="preserve">scripts/can_spike.py</w:t>
+            </w:r>
+            <w:r>
+              <w:t xml:space="preserve"> </w:t>
+            </w:r>
+            <w:r>
+              <w:t xml:space="preserve">feeds three frames on</w:t>
+            </w:r>
+            <w:r>
+              <w:t xml:space="preserve"> </w:t>
+            </w:r>
+            <w:r>
+              <w:rPr>
+                <w:rStyle w:val="VerbatimChar"/>
+              </w:rPr>
+              <w:t xml:space="preserve">vcan0</w:t>
+            </w:r>
+            <w:r>
+              <w:t xml:space="preserve"> </w:t>
+            </w:r>
+            <w:r>
+              <w:t xml:space="preserve">through KUKSA’s CAN provider and AGL’s DBC and they arrive as catalogue signals…</w:t>
+            </w:r>
+          </w:p>
+        </w:tc>
+      </w:tr>
+      <w:tr>
+        <w:tc>
+          <w:p>
+            <w:pPr>
+              <w:pStyle w:val="Compact"/>
+              <w:jc w:val="left"/>
+            </w:pPr>
+            <w:r>
+              <w:t xml:space="preserve">FR-9</w:t>
+            </w:r>
+          </w:p>
+        </w:tc>
+        <w:tc>
+          <w:p>
+            <w:pPr>
+              <w:pStyle w:val="Compact"/>
+              <w:jc w:val="left"/>
+            </w:pPr>
+            <w:r>
+              <w:t xml:space="preserve">The HMI shall display, updating live: road speed, engine speed with warning and redline indication, selected gear, fuel level and range, per-corner tyre pressures, and driver-relevant status…</w:t>
+            </w:r>
+          </w:p>
+        </w:tc>
+        <w:tc>
+          <w:p>
+            <w:pPr>
+              <w:pStyle w:val="Compact"/>
+              <w:jc w:val="left"/>
+            </w:pPr>
+            <w:r>
+              <w:t xml:space="preserve">US-6</w:t>
+            </w:r>
+          </w:p>
+        </w:tc>
+        <w:tc>
+          <w:p>
+            <w:pPr>
+              <w:pStyle w:val="Compact"/>
+              <w:jc w:val="left"/>
+            </w:pPr>
+            <w:r>
+              <w:t xml:space="preserve">D</w:t>
+            </w:r>
+          </w:p>
+        </w:tc>
+        <w:tc>
+          <w:p>
+            <w:pPr>
+              <w:pStyle w:val="Compact"/>
+              <w:jc w:val="left"/>
+            </w:pPr>
+            <w:r>
+              <w:t xml:space="preserve">Implemented</w:t>
+            </w:r>
+          </w:p>
+        </w:tc>
+        <w:tc>
+          <w:p>
+            <w:pPr>
+              <w:pStyle w:val="Compact"/>
+              <w:jc w:val="left"/>
+            </w:pPr>
+            <w:r>
+              <w:rPr>
+                <w:rStyle w:val="VerbatimChar"/>
+              </w:rPr>
+              <w:t xml:space="preserve">pulse-cluster/lib/screen/pulse_screen.dart</w:t>
+            </w:r>
+            <w:r>
+              <w:t xml:space="preserve">; subscribed paths listed in PULSE-SAD-001 appendix A</w:t>
+            </w:r>
+          </w:p>
+        </w:tc>
+      </w:tr>
+      <w:tr>
+        <w:tc>
+          <w:p>
+            <w:pPr>
+              <w:pStyle w:val="Compact"/>
+              <w:jc w:val="left"/>
+            </w:pPr>
+            <w:r>
+              <w:t xml:space="preserve">FR-10</w:t>
+            </w:r>
+          </w:p>
+        </w:tc>
+        <w:tc>
+          <w:p>
+            <w:pPr>
+              <w:pStyle w:val="Compact"/>
+              <w:jc w:val="left"/>
+            </w:pPr>
+            <w:r>
+              <w:t xml:space="preserve">The HMI shall display motorsport telemetry: current lap number, current and best lap time, aerodynamic (DRS) state, and energy-recovery (ERS) level and state.</w:t>
+            </w:r>
+          </w:p>
+        </w:tc>
+        <w:tc>
+          <w:p>
+            <w:pPr>
+              <w:pStyle w:val="Compact"/>
+              <w:jc w:val="left"/>
+            </w:pPr>
+            <w:r>
+              <w:t xml:space="preserve">US-7</w:t>
+            </w:r>
+          </w:p>
+        </w:tc>
+        <w:tc>
+          <w:p>
+            <w:pPr>
+              <w:pStyle w:val="Compact"/>
+              <w:jc w:val="left"/>
+            </w:pPr>
+            <w:r>
+              <w:t xml:space="preserve">D</w:t>
+            </w:r>
+          </w:p>
+        </w:tc>
+        <w:tc>
+          <w:p>
+            <w:pPr>
+              <w:pStyle w:val="Compact"/>
+              <w:jc w:val="left"/>
+            </w:pPr>
+            <w:r>
+              <w:t xml:space="preserve">Implemented</w:t>
+            </w:r>
+          </w:p>
+        </w:tc>
+        <w:tc>
+          <w:p>
+            <w:pPr>
+              <w:pStyle w:val="Compact"/>
+              <w:jc w:val="left"/>
+            </w:pPr>
+            <w:r>
+              <w:rPr>
+                <w:rStyle w:val="VerbatimChar"/>
+              </w:rPr>
+              <w:t xml:space="preserve">Vehicle.Motorsport.*</w:t>
+            </w:r>
+            <w:r>
+              <w:t xml:space="preserve"> </w:t>
+            </w:r>
+            <w:r>
+              <w:t xml:space="preserve">overlay signals rendered by both HMIs</w:t>
+            </w:r>
+          </w:p>
+        </w:tc>
+      </w:tr>
+      <w:tr>
+        <w:tc>
+          <w:p>
+            <w:pPr>
+              <w:pStyle w:val="Compact"/>
+              <w:jc w:val="left"/>
+            </w:pPr>
+            <w:r>
+              <w:t xml:space="preserve">FR-11</w:t>
+            </w:r>
+          </w:p>
+        </w:tc>
+        <w:tc>
+          <w:p>
+            <w:pPr>
+              <w:pStyle w:val="Compact"/>
+              <w:jc w:val="left"/>
+            </w:pPr>
+            <w:r>
+              <w:t xml:space="preserve">The HMI shall subscribe to abstract signals only. It shall not contain CAN frame parsing, DBC knowledge, or hardware-specific decoding.</w:t>
+            </w:r>
+          </w:p>
+        </w:tc>
+        <w:tc>
+          <w:p>
+            <w:pPr>
+              <w:pStyle w:val="Compact"/>
+              <w:jc w:val="left"/>
+            </w:pPr>
+            <w:r>
+              <w:t xml:space="preserve">US-1</w:t>
+            </w:r>
+          </w:p>
+        </w:tc>
+        <w:tc>
+          <w:p>
+            <w:pPr>
+              <w:pStyle w:val="Compact"/>
+              <w:jc w:val="left"/>
+            </w:pPr>
+            <w:r>
+              <w:t xml:space="preserve">T</w:t>
+            </w:r>
+          </w:p>
+        </w:tc>
+        <w:tc>
+          <w:p>
+            <w:pPr>
+              <w:pStyle w:val="Compact"/>
+              <w:jc w:val="left"/>
+            </w:pPr>
+            <w:r>
+              <w:t xml:space="preserve">Implemented</w:t>
+            </w:r>
+          </w:p>
+        </w:tc>
+        <w:tc>
+          <w:p>
+            <w:pPr>
+              <w:pStyle w:val="Compact"/>
+              <w:jc w:val="left"/>
+            </w:pPr>
+            <w:r>
+              <w:t xml:space="preserve">Regression suite check</w:t>
+            </w:r>
+            <w:r>
+              <w:t xml:space="preserve"> </w:t>
+            </w:r>
+            <w:r>
+              <w:rPr>
+                <w:rStyle w:val="VerbatimChar"/>
+              </w:rPr>
+              <w:t xml:space="preserve">hmi-purity</w:t>
+            </w:r>
+            <w:r>
+              <w:t xml:space="preserve"> </w:t>
+            </w:r>
+            <w:r>
+              <w:t xml:space="preserve">scans both HMI sources for CAN, DBC and SocketCAN tokens; passing, report in</w:t>
             </w:r>
             <w:r>
               <w:t xml:space="preserve"> </w:t>
@@ -1781,619 +2415,6 @@
               <w:jc w:val="left"/>
             </w:pPr>
             <w:r>
-              <w:t xml:space="preserve">FR-4</w:t>
-            </w:r>
-          </w:p>
-        </w:tc>
-        <w:tc>
-          <w:p>
-            <w:pPr>
-              <w:pStyle w:val="Compact"/>
-              <w:jc w:val="left"/>
-            </w:pPr>
-            <w:r>
-              <w:t xml:space="preserve">A central broker shall serve the signal tree and allow multiple independent clients to subscribe concurrently.</w:t>
-            </w:r>
-          </w:p>
-        </w:tc>
-        <w:tc>
-          <w:p>
-            <w:pPr>
-              <w:pStyle w:val="Compact"/>
-              <w:jc w:val="left"/>
-            </w:pPr>
-            <w:r>
-              <w:t xml:space="preserve">none</w:t>
-            </w:r>
-          </w:p>
-        </w:tc>
-        <w:tc>
-          <w:p>
-            <w:pPr>
-              <w:pStyle w:val="Compact"/>
-              <w:jc w:val="left"/>
-            </w:pPr>
-            <w:r>
-              <w:t xml:space="preserve">D</w:t>
-            </w:r>
-          </w:p>
-        </w:tc>
-        <w:tc>
-          <w:p>
-            <w:pPr>
-              <w:pStyle w:val="Compact"/>
-              <w:jc w:val="left"/>
-            </w:pPr>
-            <w:r>
-              <w:t xml:space="preserve">Implemented</w:t>
-            </w:r>
-          </w:p>
-        </w:tc>
-        <w:tc>
-          <w:p>
-            <w:pPr>
-              <w:pStyle w:val="Compact"/>
-              <w:jc w:val="left"/>
-            </w:pPr>
-            <w:r>
-              <w:t xml:space="preserve">KUKSA databroker 0.7.0; Flutter cluster, Compose cluster and engine-audio service subscribe concurrently; suite check</w:t>
-            </w:r>
-            <w:r>
-              <w:t xml:space="preserve"> </w:t>
-            </w:r>
-            <w:r>
-              <w:rPr>
-                <w:rStyle w:val="VerbatimChar"/>
-              </w:rPr>
-              <w:t xml:space="preserve">broker-up</w:t>
-            </w:r>
-          </w:p>
-        </w:tc>
-      </w:tr>
-      <w:tr>
-        <w:tc>
-          <w:p>
-            <w:pPr>
-              <w:pStyle w:val="Compact"/>
-              <w:jc w:val="left"/>
-            </w:pPr>
-            <w:r>
-              <w:t xml:space="preserve">FR-5</w:t>
-            </w:r>
-          </w:p>
-        </w:tc>
-        <w:tc>
-          <w:p>
-            <w:pPr>
-              <w:pStyle w:val="Compact"/>
-              <w:jc w:val="left"/>
-            </w:pPr>
-            <w:r>
-              <w:t xml:space="preserve">Signal producers and consumers shall be mutually decoupled: neither needs knowledge of the other’s implementation.</w:t>
-            </w:r>
-          </w:p>
-        </w:tc>
-        <w:tc>
-          <w:p>
-            <w:pPr>
-              <w:pStyle w:val="Compact"/>
-              <w:jc w:val="left"/>
-            </w:pPr>
-            <w:r>
-              <w:t xml:space="preserve">US-3</w:t>
-            </w:r>
-          </w:p>
-        </w:tc>
-        <w:tc>
-          <w:p>
-            <w:pPr>
-              <w:pStyle w:val="Compact"/>
-              <w:jc w:val="left"/>
-            </w:pPr>
-            <w:r>
-              <w:t xml:space="preserve">I</w:t>
-            </w:r>
-          </w:p>
-        </w:tc>
-        <w:tc>
-          <w:p>
-            <w:pPr>
-              <w:pStyle w:val="Compact"/>
-              <w:jc w:val="left"/>
-            </w:pPr>
-            <w:r>
-              <w:t xml:space="preserve">Implemented</w:t>
-            </w:r>
-          </w:p>
-        </w:tc>
-        <w:tc>
-          <w:p>
-            <w:pPr>
-              <w:pStyle w:val="Compact"/>
-              <w:jc w:val="left"/>
-            </w:pPr>
-            <w:r>
-              <w:t xml:space="preserve">Providers and HMIs share no code, only VSS paths (PULSE-SAD-001 section 4)</w:t>
-            </w:r>
-          </w:p>
-        </w:tc>
-      </w:tr>
-      <w:tr>
-        <w:tc>
-          <w:p>
-            <w:pPr>
-              <w:pStyle w:val="Compact"/>
-              <w:jc w:val="left"/>
-            </w:pPr>
-            <w:r>
-              <w:t xml:space="preserve">FR-6</w:t>
-            </w:r>
-          </w:p>
-        </w:tc>
-        <w:tc>
-          <w:p>
-            <w:pPr>
-              <w:pStyle w:val="Compact"/>
-              <w:jc w:val="left"/>
-            </w:pPr>
-            <w:r>
-              <w:t xml:space="preserve">The system shall provide a telemetry source that generates physically plausible, correlated vehicle behaviour (speed, engine speed, gear, temperature, fuel, odometer) without any vehicle hardware.</w:t>
-            </w:r>
-          </w:p>
-        </w:tc>
-        <w:tc>
-          <w:p>
-            <w:pPr>
-              <w:pStyle w:val="Compact"/>
-              <w:jc w:val="left"/>
-            </w:pPr>
-            <w:r>
-              <w:t xml:space="preserve">US-4</w:t>
-            </w:r>
-          </w:p>
-        </w:tc>
-        <w:tc>
-          <w:p>
-            <w:pPr>
-              <w:pStyle w:val="Compact"/>
-              <w:jc w:val="left"/>
-            </w:pPr>
-            <w:r>
-              <w:t xml:space="preserve">D</w:t>
-            </w:r>
-          </w:p>
-        </w:tc>
-        <w:tc>
-          <w:p>
-            <w:pPr>
-              <w:pStyle w:val="Compact"/>
-              <w:jc w:val="left"/>
-            </w:pPr>
-            <w:r>
-              <w:t xml:space="preserve">Implemented</w:t>
-            </w:r>
-          </w:p>
-        </w:tc>
-        <w:tc>
-          <w:p>
-            <w:pPr>
-              <w:pStyle w:val="Compact"/>
-              <w:jc w:val="left"/>
-            </w:pPr>
-            <w:r>
-              <w:rPr>
-                <w:rStyle w:val="VerbatimChar"/>
-              </w:rPr>
-              <w:t xml:space="preserve">emulator/telemetry_sim.py</w:t>
-            </w:r>
-            <w:r>
-              <w:t xml:space="preserve">: lap and cruise cycles with correlated RPM, fuel and odometer. Suite check</w:t>
-            </w:r>
-            <w:r>
-              <w:t xml:space="preserve"> </w:t>
-            </w:r>
-            <w:r>
-              <w:rPr>
-                <w:rStyle w:val="VerbatimChar"/>
-              </w:rPr>
-              <w:t xml:space="preserve">live-telemetry</w:t>
-            </w:r>
-            <w:r>
-              <w:t xml:space="preserve"> </w:t>
-            </w:r>
-            <w:r>
-              <w:t xml:space="preserve">passes</w:t>
-            </w:r>
-          </w:p>
-        </w:tc>
-      </w:tr>
-      <w:tr>
-        <w:tc>
-          <w:p>
-            <w:pPr>
-              <w:pStyle w:val="Compact"/>
-              <w:jc w:val="left"/>
-            </w:pPr>
-            <w:r>
-              <w:t xml:space="preserve">FR-7</w:t>
-            </w:r>
-          </w:p>
-        </w:tc>
-        <w:tc>
-          <w:p>
-            <w:pPr>
-              <w:pStyle w:val="Compact"/>
-              <w:jc w:val="left"/>
-            </w:pPr>
-            <w:r>
-              <w:t xml:space="preserve">The telemetry source shall run a repeatable cycle so that UI behaviour can be compared across runs and across implementations.</w:t>
-            </w:r>
-          </w:p>
-        </w:tc>
-        <w:tc>
-          <w:p>
-            <w:pPr>
-              <w:pStyle w:val="Compact"/>
-              <w:jc w:val="left"/>
-            </w:pPr>
-            <w:r>
-              <w:t xml:space="preserve">US-5</w:t>
-            </w:r>
-          </w:p>
-        </w:tc>
-        <w:tc>
-          <w:p>
-            <w:pPr>
-              <w:pStyle w:val="Compact"/>
-              <w:jc w:val="left"/>
-            </w:pPr>
-            <w:r>
-              <w:t xml:space="preserve">T</w:t>
-            </w:r>
-          </w:p>
-        </w:tc>
-        <w:tc>
-          <w:p>
-            <w:pPr>
-              <w:pStyle w:val="Compact"/>
-              <w:jc w:val="left"/>
-            </w:pPr>
-            <w:r>
-              <w:t xml:space="preserve">Partial</w:t>
-            </w:r>
-          </w:p>
-        </w:tc>
-        <w:tc>
-          <w:p>
-            <w:pPr>
-              <w:pStyle w:val="Compact"/>
-              <w:jc w:val="left"/>
-            </w:pPr>
-            <w:r>
-              <w:t xml:space="preserve">Phase table is fixed with no randomness, but sampling is wall-clock driven, so runs differ in timing. Fixed-step replay in S4</w:t>
-            </w:r>
-          </w:p>
-        </w:tc>
-      </w:tr>
-      <w:tr>
-        <w:tc>
-          <w:p>
-            <w:pPr>
-              <w:pStyle w:val="Compact"/>
-              <w:jc w:val="left"/>
-            </w:pPr>
-            <w:r>
-              <w:t xml:space="preserve">FR-8</w:t>
-            </w:r>
-          </w:p>
-        </w:tc>
-        <w:tc>
-          <w:p>
-            <w:pPr>
-              <w:pStyle w:val="Compact"/>
-              <w:jc w:val="left"/>
-            </w:pPr>
-            <w:r>
-              <w:t xml:space="preserve">The telemetry source shall be replaceable by a real vehicle-bus provider without modification to any HMI code.</w:t>
-            </w:r>
-          </w:p>
-        </w:tc>
-        <w:tc>
-          <w:p>
-            <w:pPr>
-              <w:pStyle w:val="Compact"/>
-              <w:jc w:val="left"/>
-            </w:pPr>
-            <w:r>
-              <w:t xml:space="preserve">US-3</w:t>
-            </w:r>
-          </w:p>
-        </w:tc>
-        <w:tc>
-          <w:p>
-            <w:pPr>
-              <w:pStyle w:val="Compact"/>
-              <w:jc w:val="left"/>
-            </w:pPr>
-            <w:r>
-              <w:t xml:space="preserve">T</w:t>
-            </w:r>
-          </w:p>
-        </w:tc>
-        <w:tc>
-          <w:p>
-            <w:pPr>
-              <w:pStyle w:val="Compact"/>
-              <w:jc w:val="left"/>
-            </w:pPr>
-            <w:r>
-              <w:t xml:space="preserve">Partial</w:t>
-            </w:r>
-          </w:p>
-        </w:tc>
-        <w:tc>
-          <w:p>
-            <w:pPr>
-              <w:pStyle w:val="Compact"/>
-              <w:jc w:val="left"/>
-            </w:pPr>
-            <w:r>
-              <w:t xml:space="preserve">Met by design (HMIs subscribe to VSS paths only); verified when the virtual CAN feeder replaces the simulator in S3</w:t>
-            </w:r>
-          </w:p>
-        </w:tc>
-      </w:tr>
-      <w:tr>
-        <w:tc>
-          <w:p>
-            <w:pPr>
-              <w:pStyle w:val="Compact"/>
-              <w:jc w:val="left"/>
-            </w:pPr>
-            <w:r>
-              <w:t xml:space="preserve">FR-9</w:t>
-            </w:r>
-          </w:p>
-        </w:tc>
-        <w:tc>
-          <w:p>
-            <w:pPr>
-              <w:pStyle w:val="Compact"/>
-              <w:jc w:val="left"/>
-            </w:pPr>
-            <w:r>
-              <w:t xml:space="preserve">The HMI shall display, updating live: road speed, engine speed with warning and redline indication, selected gear, fuel level and range, per-corner tyre pressures, and driver-relevant status…</w:t>
-            </w:r>
-          </w:p>
-        </w:tc>
-        <w:tc>
-          <w:p>
-            <w:pPr>
-              <w:pStyle w:val="Compact"/>
-              <w:jc w:val="left"/>
-            </w:pPr>
-            <w:r>
-              <w:t xml:space="preserve">US-6</w:t>
-            </w:r>
-          </w:p>
-        </w:tc>
-        <w:tc>
-          <w:p>
-            <w:pPr>
-              <w:pStyle w:val="Compact"/>
-              <w:jc w:val="left"/>
-            </w:pPr>
-            <w:r>
-              <w:t xml:space="preserve">D</w:t>
-            </w:r>
-          </w:p>
-        </w:tc>
-        <w:tc>
-          <w:p>
-            <w:pPr>
-              <w:pStyle w:val="Compact"/>
-              <w:jc w:val="left"/>
-            </w:pPr>
-            <w:r>
-              <w:t xml:space="preserve">Implemented</w:t>
-            </w:r>
-          </w:p>
-        </w:tc>
-        <w:tc>
-          <w:p>
-            <w:pPr>
-              <w:pStyle w:val="Compact"/>
-              <w:jc w:val="left"/>
-            </w:pPr>
-            <w:r>
-              <w:rPr>
-                <w:rStyle w:val="VerbatimChar"/>
-              </w:rPr>
-              <w:t xml:space="preserve">pulse-cluster/lib/screen/pulse_screen.dart</w:t>
-            </w:r>
-            <w:r>
-              <w:t xml:space="preserve">; subscribed paths listed in PULSE-SAD-001 appendix A</w:t>
-            </w:r>
-          </w:p>
-        </w:tc>
-      </w:tr>
-      <w:tr>
-        <w:tc>
-          <w:p>
-            <w:pPr>
-              <w:pStyle w:val="Compact"/>
-              <w:jc w:val="left"/>
-            </w:pPr>
-            <w:r>
-              <w:t xml:space="preserve">FR-10</w:t>
-            </w:r>
-          </w:p>
-        </w:tc>
-        <w:tc>
-          <w:p>
-            <w:pPr>
-              <w:pStyle w:val="Compact"/>
-              <w:jc w:val="left"/>
-            </w:pPr>
-            <w:r>
-              <w:t xml:space="preserve">The HMI shall display motorsport telemetry: current lap number, current and best lap time, aerodynamic (DRS) state, and energy-recovery (ERS) level and state.</w:t>
-            </w:r>
-          </w:p>
-        </w:tc>
-        <w:tc>
-          <w:p>
-            <w:pPr>
-              <w:pStyle w:val="Compact"/>
-              <w:jc w:val="left"/>
-            </w:pPr>
-            <w:r>
-              <w:t xml:space="preserve">US-7</w:t>
-            </w:r>
-          </w:p>
-        </w:tc>
-        <w:tc>
-          <w:p>
-            <w:pPr>
-              <w:pStyle w:val="Compact"/>
-              <w:jc w:val="left"/>
-            </w:pPr>
-            <w:r>
-              <w:t xml:space="preserve">D</w:t>
-            </w:r>
-          </w:p>
-        </w:tc>
-        <w:tc>
-          <w:p>
-            <w:pPr>
-              <w:pStyle w:val="Compact"/>
-              <w:jc w:val="left"/>
-            </w:pPr>
-            <w:r>
-              <w:t xml:space="preserve">Implemented</w:t>
-            </w:r>
-          </w:p>
-        </w:tc>
-        <w:tc>
-          <w:p>
-            <w:pPr>
-              <w:pStyle w:val="Compact"/>
-              <w:jc w:val="left"/>
-            </w:pPr>
-            <w:r>
-              <w:rPr>
-                <w:rStyle w:val="VerbatimChar"/>
-              </w:rPr>
-              <w:t xml:space="preserve">Vehicle.Motorsport.*</w:t>
-            </w:r>
-            <w:r>
-              <w:t xml:space="preserve"> </w:t>
-            </w:r>
-            <w:r>
-              <w:t xml:space="preserve">overlay signals rendered by both HMIs</w:t>
-            </w:r>
-          </w:p>
-        </w:tc>
-      </w:tr>
-      <w:tr>
-        <w:tc>
-          <w:p>
-            <w:pPr>
-              <w:pStyle w:val="Compact"/>
-              <w:jc w:val="left"/>
-            </w:pPr>
-            <w:r>
-              <w:t xml:space="preserve">FR-11</w:t>
-            </w:r>
-          </w:p>
-        </w:tc>
-        <w:tc>
-          <w:p>
-            <w:pPr>
-              <w:pStyle w:val="Compact"/>
-              <w:jc w:val="left"/>
-            </w:pPr>
-            <w:r>
-              <w:t xml:space="preserve">The HMI shall subscribe to abstract signals only. It shall not contain CAN frame parsing, DBC knowledge, or hardware-specific decoding.</w:t>
-            </w:r>
-          </w:p>
-        </w:tc>
-        <w:tc>
-          <w:p>
-            <w:pPr>
-              <w:pStyle w:val="Compact"/>
-              <w:jc w:val="left"/>
-            </w:pPr>
-            <w:r>
-              <w:t xml:space="preserve">US-1</w:t>
-            </w:r>
-          </w:p>
-        </w:tc>
-        <w:tc>
-          <w:p>
-            <w:pPr>
-              <w:pStyle w:val="Compact"/>
-              <w:jc w:val="left"/>
-            </w:pPr>
-            <w:r>
-              <w:t xml:space="preserve">T</w:t>
-            </w:r>
-          </w:p>
-        </w:tc>
-        <w:tc>
-          <w:p>
-            <w:pPr>
-              <w:pStyle w:val="Compact"/>
-              <w:jc w:val="left"/>
-            </w:pPr>
-            <w:r>
-              <w:t xml:space="preserve">Implemented</w:t>
-            </w:r>
-          </w:p>
-        </w:tc>
-        <w:tc>
-          <w:p>
-            <w:pPr>
-              <w:pStyle w:val="Compact"/>
-              <w:jc w:val="left"/>
-            </w:pPr>
-            <w:r>
-              <w:t xml:space="preserve">Regression suite check</w:t>
-            </w:r>
-            <w:r>
-              <w:t xml:space="preserve"> </w:t>
-            </w:r>
-            <w:r>
-              <w:rPr>
-                <w:rStyle w:val="VerbatimChar"/>
-              </w:rPr>
-              <w:t xml:space="preserve">hmi-purity</w:t>
-            </w:r>
-            <w:r>
-              <w:t xml:space="preserve"> </w:t>
-            </w:r>
-            <w:r>
-              <w:t xml:space="preserve">scans both HMI sources for CAN, DBC and SocketCAN tokens; passing, report in</w:t>
-            </w:r>
-            <w:r>
-              <w:t xml:space="preserve"> </w:t>
-            </w:r>
-            <w:r>
-              <w:rPr>
-                <w:rStyle w:val="VerbatimChar"/>
-              </w:rPr>
-              <w:t xml:space="preserve">docs/evidence/</w:t>
-            </w:r>
-          </w:p>
-        </w:tc>
-      </w:tr>
-      <w:tr>
-        <w:tc>
-          <w:p>
-            <w:pPr>
-              <w:pStyle w:val="Compact"/>
-              <w:jc w:val="left"/>
-            </w:pPr>
-            <w:r>
               <w:t xml:space="preserve">FR-12</w:t>
             </w:r>
           </w:p>
@@ -2550,7 +2571,7 @@
               <w:jc w:val="left"/>
             </w:pPr>
             <w:r>
-              <w:t xml:space="preserve">Same broker and protocol for both. Signal sets have diverged: Flutter subscribes to 28 paths, Compose to 17. The nine extra are the driver-monitoring and…</w:t>
+              <w:t xml:space="preserve">Same broker, protocol, catalogue limits and freshness rules for both. Signal sets still differ: Flutter 28 paths, Compose 17; the eleven extra are driver…</w:t>
             </w:r>
           </w:p>
         </w:tc>
@@ -3932,27 +3953,30 @@
               <w:jc w:val="left"/>
             </w:pPr>
             <w:r>
-              <w:t xml:space="preserve">Partial</w:t>
-            </w:r>
-          </w:p>
-        </w:tc>
-        <w:tc>
-          <w:p>
-            <w:pPr>
-              <w:pStyle w:val="Compact"/>
-              <w:jc w:val="left"/>
-            </w:pPr>
+              <w:t xml:space="preserve">Implemented</w:t>
+            </w:r>
+          </w:p>
+        </w:tc>
+        <w:tc>
+          <w:p>
+            <w:pPr>
+              <w:pStyle w:val="Compact"/>
+              <w:jc w:val="left"/>
+            </w:pPr>
+            <w:r>
+              <w:t xml:space="preserve">Secure by default. Plaintext only with</w:t>
+            </w:r>
+            <w:r>
+              <w:t xml:space="preserve"> </w:t>
+            </w:r>
             <w:r>
               <w:rPr>
                 <w:rStyle w:val="VerbatimChar"/>
               </w:rPr>
-              <w:t xml:space="preserve">--insecure</w:t>
-            </w:r>
-            <w:r>
-              <w:t xml:space="preserve"> </w:t>
-            </w:r>
-            <w:r>
-              <w:t xml:space="preserve">set in</w:t>
+              <w:t xml:space="preserve">PULSE_INSECURE=1</w:t>
+            </w:r>
+            <w:r>
+              <w:t xml:space="preserve">, which prints a boxed warning at start-up; suite check</w:t>
             </w:r>
             <w:r>
               <w:t xml:space="preserve"> </w:t>
@@ -3961,10 +3985,13 @@
               <w:rPr>
                 <w:rStyle w:val="VerbatimChar"/>
               </w:rPr>
-              <w:t xml:space="preserve">scripts/start-databroker.sh</w:t>
-            </w:r>
-            <w:r>
-              <w:t xml:space="preserve">; documented as a deviation in PULSE-SEC-001 section 5. Start-up warning (CS-3) planned S2</w:t>
+              <w:t xml:space="preserve">transport-security</w:t>
+            </w:r>
+            <w:r>
+              <w:t xml:space="preserve"> </w:t>
+            </w:r>
+            <w:r>
+              <w:t xml:space="preserve">skips and says so</w:t>
             </w:r>
           </w:p>
         </w:tc>
@@ -4425,142 +4452,6 @@
               <w:jc w:val="left"/>
             </w:pPr>
             <w:r>
-              <w:t xml:space="preserve">Implemented</w:t>
-            </w:r>
-          </w:p>
-        </w:tc>
-        <w:tc>
-          <w:p>
-            <w:pPr>
-              <w:pStyle w:val="Compact"/>
-              <w:jc w:val="left"/>
-            </w:pPr>
-            <w:r>
-              <w:t xml:space="preserve">Clean-machine bring-up performed 2026-08-18 and recorded in ONBOARDING.md, six blockers closed</w:t>
-            </w:r>
-          </w:p>
-        </w:tc>
-      </w:tr>
-      <w:tr>
-        <w:tc>
-          <w:p>
-            <w:pPr>
-              <w:pStyle w:val="Compact"/>
-              <w:jc w:val="left"/>
-            </w:pPr>
-            <w:r>
-              <w:t xml:space="preserve">NFR-6</w:t>
-            </w:r>
-          </w:p>
-        </w:tc>
-        <w:tc>
-          <w:p>
-            <w:pPr>
-              <w:pStyle w:val="Compact"/>
-              <w:jc w:val="left"/>
-            </w:pPr>
-            <w:r>
-              <w:t xml:space="preserve">Openness: the stack shall be built from open-source components, with no proprietary runtime licence required for evaluation.</w:t>
-            </w:r>
-          </w:p>
-        </w:tc>
-        <w:tc>
-          <w:p>
-            <w:pPr>
-              <w:pStyle w:val="Compact"/>
-              <w:jc w:val="left"/>
-            </w:pPr>
-            <w:r>
-              <w:t xml:space="preserve">none</w:t>
-            </w:r>
-          </w:p>
-        </w:tc>
-        <w:tc>
-          <w:p>
-            <w:pPr>
-              <w:pStyle w:val="Compact"/>
-              <w:jc w:val="left"/>
-            </w:pPr>
-            <w:r>
-              <w:t xml:space="preserve">I</w:t>
-            </w:r>
-          </w:p>
-        </w:tc>
-        <w:tc>
-          <w:p>
-            <w:pPr>
-              <w:pStyle w:val="Compact"/>
-              <w:jc w:val="left"/>
-            </w:pPr>
-            <w:r>
-              <w:t xml:space="preserve">Implemented</w:t>
-            </w:r>
-          </w:p>
-        </w:tc>
-        <w:tc>
-          <w:p>
-            <w:pPr>
-              <w:pStyle w:val="Compact"/>
-              <w:jc w:val="left"/>
-            </w:pPr>
-            <w:r>
-              <w:t xml:space="preserve">KUKSA (Apache-2.0), VSS (MPL-2.0), Flutter (BSD), MediaPipe (Apache-2.0), AOSP; NOTICE file for the face model</w:t>
-            </w:r>
-          </w:p>
-        </w:tc>
-      </w:tr>
-      <w:tr>
-        <w:tc>
-          <w:p>
-            <w:pPr>
-              <w:pStyle w:val="Compact"/>
-              <w:jc w:val="left"/>
-            </w:pPr>
-            <w:r>
-              <w:t xml:space="preserve">NFR-7</w:t>
-            </w:r>
-          </w:p>
-        </w:tc>
-        <w:tc>
-          <w:p>
-            <w:pPr>
-              <w:pStyle w:val="Compact"/>
-              <w:jc w:val="left"/>
-            </w:pPr>
-            <w:r>
-              <w:t xml:space="preserve">Determinism: repeated runs of the same cycle shall produce the same signal sequence, so comparisons are valid.</w:t>
-            </w:r>
-          </w:p>
-        </w:tc>
-        <w:tc>
-          <w:p>
-            <w:pPr>
-              <w:pStyle w:val="Compact"/>
-              <w:jc w:val="left"/>
-            </w:pPr>
-            <w:r>
-              <w:t xml:space="preserve">US-5</w:t>
-            </w:r>
-          </w:p>
-        </w:tc>
-        <w:tc>
-          <w:p>
-            <w:pPr>
-              <w:pStyle w:val="Compact"/>
-              <w:jc w:val="left"/>
-            </w:pPr>
-            <w:r>
-              <w:t xml:space="preserve">T</w:t>
-            </w:r>
-          </w:p>
-        </w:tc>
-        <w:tc>
-          <w:p>
-            <w:pPr>
-              <w:pStyle w:val="Compact"/>
-              <w:jc w:val="left"/>
-            </w:pPr>
-            <w:r>
               <w:t xml:space="preserve">Partial</w:t>
             </w:r>
           </w:p>
@@ -4572,105 +4463,7 @@
               <w:jc w:val="left"/>
             </w:pPr>
             <w:r>
-              <w:t xml:space="preserve">Same as FR-7: value sequence is deterministic in shape, sample timing is not. Fixed-step replay planned S4</w:t>
-            </w:r>
-          </w:p>
-        </w:tc>
-      </w:tr>
-      <w:tr>
-        <w:tc>
-          <w:p>
-            <w:pPr>
-              <w:pStyle w:val="Compact"/>
-              <w:jc w:val="left"/>
-            </w:pPr>
-            <w:r>
-              <w:t xml:space="preserve">NFR-8</w:t>
-            </w:r>
-          </w:p>
-        </w:tc>
-        <w:tc>
-          <w:p>
-            <w:pPr>
-              <w:pStyle w:val="Compact"/>
-              <w:jc w:val="left"/>
-            </w:pPr>
-            <w:r>
-              <w:t xml:space="preserve">Maintainability: upstream components shall be consumed at pinned versions, not floating heads.</w:t>
-            </w:r>
-          </w:p>
-        </w:tc>
-        <w:tc>
-          <w:p>
-            <w:pPr>
-              <w:pStyle w:val="Compact"/>
-              <w:jc w:val="left"/>
-            </w:pPr>
-            <w:r>
-              <w:t xml:space="preserve">none</w:t>
-            </w:r>
-          </w:p>
-        </w:tc>
-        <w:tc>
-          <w:p>
-            <w:pPr>
-              <w:pStyle w:val="Compact"/>
-              <w:jc w:val="left"/>
-            </w:pPr>
-            <w:r>
-              <w:t xml:space="preserve">I</w:t>
-            </w:r>
-          </w:p>
-        </w:tc>
-        <w:tc>
-          <w:p>
-            <w:pPr>
-              <w:pStyle w:val="Compact"/>
-              <w:jc w:val="left"/>
-            </w:pPr>
-            <w:r>
-              <w:t xml:space="preserve">Partial</w:t>
-            </w:r>
-          </w:p>
-        </w:tc>
-        <w:tc>
-          <w:p>
-            <w:pPr>
-              <w:pStyle w:val="Compact"/>
-              <w:jc w:val="left"/>
-            </w:pPr>
-            <w:r>
-              <w:t xml:space="preserve">Broker pinned to</w:t>
-            </w:r>
-            <w:r>
-              <w:t xml:space="preserve"> </w:t>
-            </w:r>
-            <w:r>
-              <w:rPr>
-                <w:rStyle w:val="VerbatimChar"/>
-              </w:rPr>
-              <w:t xml:space="preserve">0.7.0</w:t>
-            </w:r>
-            <w:r>
-              <w:t xml:space="preserve"> </w:t>
-            </w:r>
-            <w:r>
-              <w:t xml:space="preserve">by tag and digest;</w:t>
-            </w:r>
-            <w:r>
-              <w:t xml:space="preserve"> </w:t>
-            </w:r>
-            <w:r>
-              <w:rPr>
-                <w:rStyle w:val="VerbatimChar"/>
-              </w:rPr>
-              <w:t xml:space="preserve">kuksa-client==0.5.2</w:t>
-            </w:r>
-            <w:r>
-              <w:t xml:space="preserve"> </w:t>
-            </w:r>
-            <w:r>
-              <w:t xml:space="preserve">and Python deps in</w:t>
+              <w:t xml:space="preserve">Bring-up of 2026-08-18 in ONBOARDING.md. On 2026-09-23 a fresh environment from</w:t>
             </w:r>
             <w:r>
               <w:t xml:space="preserve"> </w:t>
@@ -4682,7 +4475,229 @@
               <w:t xml:space="preserve">requirements.txt</w:t>
             </w:r>
             <w:r>
-              <w:t xml:space="preserve">; VSS at v6.0; Dart deps in</w:t>
+              <w:t xml:space="preserve"> </w:t>
+            </w:r>
+            <w:r>
+              <w:t xml:space="preserve">ran every provider; the driver monitor additionally needs a…</w:t>
+            </w:r>
+          </w:p>
+        </w:tc>
+      </w:tr>
+      <w:tr>
+        <w:tc>
+          <w:p>
+            <w:pPr>
+              <w:pStyle w:val="Compact"/>
+              <w:jc w:val="left"/>
+            </w:pPr>
+            <w:r>
+              <w:t xml:space="preserve">NFR-6</w:t>
+            </w:r>
+          </w:p>
+        </w:tc>
+        <w:tc>
+          <w:p>
+            <w:pPr>
+              <w:pStyle w:val="Compact"/>
+              <w:jc w:val="left"/>
+            </w:pPr>
+            <w:r>
+              <w:t xml:space="preserve">Openness: the stack shall be built from open-source components, with no proprietary runtime licence required for evaluation.</w:t>
+            </w:r>
+          </w:p>
+        </w:tc>
+        <w:tc>
+          <w:p>
+            <w:pPr>
+              <w:pStyle w:val="Compact"/>
+              <w:jc w:val="left"/>
+            </w:pPr>
+            <w:r>
+              <w:t xml:space="preserve">none</w:t>
+            </w:r>
+          </w:p>
+        </w:tc>
+        <w:tc>
+          <w:p>
+            <w:pPr>
+              <w:pStyle w:val="Compact"/>
+              <w:jc w:val="left"/>
+            </w:pPr>
+            <w:r>
+              <w:t xml:space="preserve">I</w:t>
+            </w:r>
+          </w:p>
+        </w:tc>
+        <w:tc>
+          <w:p>
+            <w:pPr>
+              <w:pStyle w:val="Compact"/>
+              <w:jc w:val="left"/>
+            </w:pPr>
+            <w:r>
+              <w:t xml:space="preserve">Implemented</w:t>
+            </w:r>
+          </w:p>
+        </w:tc>
+        <w:tc>
+          <w:p>
+            <w:pPr>
+              <w:pStyle w:val="Compact"/>
+              <w:jc w:val="left"/>
+            </w:pPr>
+            <w:r>
+              <w:t xml:space="preserve">KUKSA (Apache-2.0), VSS (MPL-2.0), Flutter (BSD), MediaPipe (Apache-2.0), AOSP; NOTICE file for the face model</w:t>
+            </w:r>
+          </w:p>
+        </w:tc>
+      </w:tr>
+      <w:tr>
+        <w:tc>
+          <w:p>
+            <w:pPr>
+              <w:pStyle w:val="Compact"/>
+              <w:jc w:val="left"/>
+            </w:pPr>
+            <w:r>
+              <w:t xml:space="preserve">NFR-7</w:t>
+            </w:r>
+          </w:p>
+        </w:tc>
+        <w:tc>
+          <w:p>
+            <w:pPr>
+              <w:pStyle w:val="Compact"/>
+              <w:jc w:val="left"/>
+            </w:pPr>
+            <w:r>
+              <w:t xml:space="preserve">Determinism: repeated runs of the same cycle shall produce the same signal sequence, so comparisons are valid.</w:t>
+            </w:r>
+          </w:p>
+        </w:tc>
+        <w:tc>
+          <w:p>
+            <w:pPr>
+              <w:pStyle w:val="Compact"/>
+              <w:jc w:val="left"/>
+            </w:pPr>
+            <w:r>
+              <w:t xml:space="preserve">US-5</w:t>
+            </w:r>
+          </w:p>
+        </w:tc>
+        <w:tc>
+          <w:p>
+            <w:pPr>
+              <w:pStyle w:val="Compact"/>
+              <w:jc w:val="left"/>
+            </w:pPr>
+            <w:r>
+              <w:t xml:space="preserve">T</w:t>
+            </w:r>
+          </w:p>
+        </w:tc>
+        <w:tc>
+          <w:p>
+            <w:pPr>
+              <w:pStyle w:val="Compact"/>
+              <w:jc w:val="left"/>
+            </w:pPr>
+            <w:r>
+              <w:t xml:space="preserve">Partial</w:t>
+            </w:r>
+          </w:p>
+        </w:tc>
+        <w:tc>
+          <w:p>
+            <w:pPr>
+              <w:pStyle w:val="Compact"/>
+              <w:jc w:val="left"/>
+            </w:pPr>
+            <w:r>
+              <w:t xml:space="preserve">Same as FR-7: value sequence is deterministic in shape, sample timing is not. Fixed-step replay planned S4</w:t>
+            </w:r>
+          </w:p>
+        </w:tc>
+      </w:tr>
+      <w:tr>
+        <w:tc>
+          <w:p>
+            <w:pPr>
+              <w:pStyle w:val="Compact"/>
+              <w:jc w:val="left"/>
+            </w:pPr>
+            <w:r>
+              <w:t xml:space="preserve">NFR-8</w:t>
+            </w:r>
+          </w:p>
+        </w:tc>
+        <w:tc>
+          <w:p>
+            <w:pPr>
+              <w:pStyle w:val="Compact"/>
+              <w:jc w:val="left"/>
+            </w:pPr>
+            <w:r>
+              <w:t xml:space="preserve">Maintainability: upstream components shall be consumed at pinned versions, not floating heads.</w:t>
+            </w:r>
+          </w:p>
+        </w:tc>
+        <w:tc>
+          <w:p>
+            <w:pPr>
+              <w:pStyle w:val="Compact"/>
+              <w:jc w:val="left"/>
+            </w:pPr>
+            <w:r>
+              <w:t xml:space="preserve">none</w:t>
+            </w:r>
+          </w:p>
+        </w:tc>
+        <w:tc>
+          <w:p>
+            <w:pPr>
+              <w:pStyle w:val="Compact"/>
+              <w:jc w:val="left"/>
+            </w:pPr>
+            <w:r>
+              <w:t xml:space="preserve">I</w:t>
+            </w:r>
+          </w:p>
+        </w:tc>
+        <w:tc>
+          <w:p>
+            <w:pPr>
+              <w:pStyle w:val="Compact"/>
+              <w:jc w:val="left"/>
+            </w:pPr>
+            <w:r>
+              <w:t xml:space="preserve">Implemented</w:t>
+            </w:r>
+          </w:p>
+        </w:tc>
+        <w:tc>
+          <w:p>
+            <w:pPr>
+              <w:pStyle w:val="Compact"/>
+              <w:jc w:val="left"/>
+            </w:pPr>
+            <w:r>
+              <w:t xml:space="preserve">Broker by tag and digest; Python by</w:t>
+            </w:r>
+            <w:r>
+              <w:t xml:space="preserve"> </w:t>
+            </w:r>
+            <w:r>
+              <w:rPr>
+                <w:rStyle w:val="VerbatimChar"/>
+              </w:rPr>
+              <w:t xml:space="preserve">requirements.txt</w:t>
+            </w:r>
+            <w:r>
+              <w:t xml:space="preserve"> </w:t>
+            </w:r>
+            <w:r>
+              <w:t xml:space="preserve">on Python 3.11; VSS 6.0 and vss-tools 6.0; Dart by</w:t>
             </w:r>
             <w:r>
               <w:t xml:space="preserve"> </w:t>
@@ -4694,7 +4709,19 @@
               <w:t xml:space="preserve">pubspec.lock</w:t>
             </w:r>
             <w:r>
-              <w:t xml:space="preserve">. Remaining…</w:t>
+              <w:t xml:space="preserve">; Flutter 3.47.0 in</w:t>
+            </w:r>
+            <w:r>
+              <w:t xml:space="preserve"> </w:t>
+            </w:r>
+            <w:r>
+              <w:rPr>
+                <w:rStyle w:val="VerbatimChar"/>
+              </w:rPr>
+              <w:t xml:space="preserve">.fvmrc</w:t>
+            </w:r>
+            <w:r>
+              <w:t xml:space="preserve">, enforced…</w:t>
             </w:r>
           </w:p>
         </w:tc>
@@ -5087,18 +5114,45 @@
               <w:jc w:val="left"/>
             </w:pPr>
             <w:r>
-              <w:t xml:space="preserve">Planned S2</w:t>
-            </w:r>
-          </w:p>
-        </w:tc>
-        <w:tc>
-          <w:p>
-            <w:pPr>
-              <w:pStyle w:val="Compact"/>
-              <w:jc w:val="left"/>
-            </w:pPr>
-            <w:r>
-              <w:t xml:space="preserve">SM-1; Flutter service reconnects but shows last value today</w:t>
+              <w:t xml:space="preserve">Implemented</w:t>
+            </w:r>
+          </w:p>
+        </w:tc>
+        <w:tc>
+          <w:p>
+            <w:pPr>
+              <w:pStyle w:val="Compact"/>
+              <w:jc w:val="left"/>
+            </w:pPr>
+            <w:r>
+              <w:t xml:space="preserve">SM-1. Flutter:</w:t>
+            </w:r>
+            <w:r>
+              <w:t xml:space="preserve"> </w:t>
+            </w:r>
+            <w:r>
+              <w:rPr>
+                <w:rStyle w:val="VerbatimChar"/>
+              </w:rPr>
+              <w:t xml:space="preserve">pulse-cluster/test/cluster_smoke_test.dart</w:t>
+            </w:r>
+            <w:r>
+              <w:t xml:space="preserve"> </w:t>
+            </w:r>
+            <w:r>
+              <w:t xml:space="preserve">and a screen capture one second after the broker was stopped. Compose:</w:t>
+            </w:r>
+            <w:r>
+              <w:t xml:space="preserve"> </w:t>
+            </w:r>
+            <w:r>
+              <w:rPr>
+                <w:rStyle w:val="VerbatimChar"/>
+              </w:rPr>
+              <w:t xml:space="preserve">FreshnessTest.kt</w:t>
+            </w:r>
+            <w:r>
+              <w:t xml:space="preserve">, not yet…</w:t>
             </w:r>
           </w:p>
         </w:tc>
@@ -5155,18 +5209,84 @@
               <w:jc w:val="left"/>
             </w:pPr>
             <w:r>
-              <w:t xml:space="preserve">Partial</w:t>
-            </w:r>
-          </w:p>
-        </w:tc>
-        <w:tc>
-          <w:p>
-            <w:pPr>
-              <w:pStyle w:val="Compact"/>
-              <w:jc w:val="left"/>
-            </w:pPr>
-            <w:r>
-              <w:t xml:space="preserve">Criteria proposed in section 3; enforcement with SM-1 in S2</w:t>
+              <w:t xml:space="preserve">Implemented</w:t>
+            </w:r>
+          </w:p>
+        </w:tc>
+        <w:tc>
+          <w:p>
+            <w:pPr>
+              <w:pStyle w:val="Compact"/>
+              <w:jc w:val="left"/>
+            </w:pPr>
+            <w:r>
+              <w:t xml:space="preserve">Criteria in section 3 are the</w:t>
+            </w:r>
+            <w:r>
+              <w:t xml:space="preserve"> </w:t>
+            </w:r>
+            <w:r>
+              <w:rPr>
+                <w:rStyle w:val="VerbatimChar"/>
+              </w:rPr>
+              <w:t xml:space="preserve">kFreshness</w:t>
+            </w:r>
+            <w:r>
+              <w:t xml:space="preserve"> </w:t>
+            </w:r>
+            <w:r>
+              <w:t xml:space="preserve">table in</w:t>
+            </w:r>
+            <w:r>
+              <w:t xml:space="preserve"> </w:t>
+            </w:r>
+            <w:r>
+              <w:rPr>
+                <w:rStyle w:val="VerbatimChar"/>
+              </w:rPr>
+              <w:t xml:space="preserve">vehicle_state.dart</w:t>
+            </w:r>
+            <w:r>
+              <w:t xml:space="preserve"> </w:t>
+            </w:r>
+            <w:r>
+              <w:t xml:space="preserve">and</w:t>
+            </w:r>
+            <w:r>
+              <w:t xml:space="preserve"> </w:t>
+            </w:r>
+            <w:r>
+              <w:rPr>
+                <w:rStyle w:val="VerbatimChar"/>
+              </w:rPr>
+              <w:t xml:space="preserve">FRESHNESS_NS</w:t>
+            </w:r>
+            <w:r>
+              <w:t xml:space="preserve"> </w:t>
+            </w:r>
+            <w:r>
+              <w:t xml:space="preserve">in</w:t>
+            </w:r>
+            <w:r>
+              <w:t xml:space="preserve"> </w:t>
+            </w:r>
+            <w:r>
+              <w:rPr>
+                <w:rStyle w:val="VerbatimChar"/>
+              </w:rPr>
+              <w:t xml:space="preserve">VssClient.kt</w:t>
+            </w:r>
+            <w:r>
+              <w:t xml:space="preserve">; providers republish them every tick (</w:t>
+            </w:r>
+            <w:r>
+              <w:rPr>
+                <w:rStyle w:val="VerbatimChar"/>
+              </w:rPr>
+              <w:t xml:space="preserve">KEEPALIVE</w:t>
+            </w:r>
+            <w:r>
+              <w:t xml:space="preserve">)</w:t>
             </w:r>
           </w:p>
         </w:tc>
@@ -5442,18 +5562,18 @@
               <w:jc w:val="left"/>
             </w:pPr>
             <w:r>
-              <w:t xml:space="preserve">Partial</w:t>
-            </w:r>
-          </w:p>
-        </w:tc>
-        <w:tc>
-          <w:p>
-            <w:pPr>
-              <w:pStyle w:val="Compact"/>
-              <w:jc w:val="left"/>
-            </w:pPr>
-            <w:r>
-              <w:t xml:space="preserve">PULSE-RTM-001 generated from this table; regression suite runs before each demo and commits its report to</w:t>
+              <w:t xml:space="preserve">Implemented</w:t>
+            </w:r>
+          </w:p>
+        </w:tc>
+        <w:tc>
+          <w:p>
+            <w:pPr>
+              <w:pStyle w:val="Compact"/>
+              <w:jc w:val="left"/>
+            </w:pPr>
+            <w:r>
+              <w:t xml:space="preserve">PULSE-RTM-001 generated from this table; 16-check suite runs before each demo and in CI, report committed to</w:t>
             </w:r>
             <w:r>
               <w:t xml:space="preserve"> </w:t>
@@ -5465,7 +5585,7 @@
               <w:t xml:space="preserve">docs/evidence/</w:t>
             </w:r>
             <w:r>
-              <w:t xml:space="preserve">; safety-specific tests (SR-4 to…</w:t>
+              <w:t xml:space="preserve">; SR-4 and SR-5 have named tests</w:t>
             </w:r>
           </w:p>
         </w:tc>
@@ -5926,33 +6046,18 @@
               <w:jc w:val="left"/>
             </w:pPr>
             <w:r>
-              <w:t xml:space="preserve">Planned S2</w:t>
-            </w:r>
-          </w:p>
-        </w:tc>
-        <w:tc>
-          <w:p>
-            <w:pPr>
-              <w:pStyle w:val="Compact"/>
-              <w:jc w:val="left"/>
-            </w:pPr>
-            <w:r>
-              <w:t xml:space="preserve">Section 5;</w:t>
-            </w:r>
-            <w:r>
-              <w:t xml:space="preserve"> </w:t>
-            </w:r>
-            <w:r>
-              <w:rPr>
-                <w:rStyle w:val="VerbatimChar"/>
-              </w:rPr>
-              <w:t xml:space="preserve">--insecure</w:t>
-            </w:r>
-            <w:r>
-              <w:t xml:space="preserve"> </w:t>
-            </w:r>
-            <w:r>
-              <w:t xml:space="preserve">in</w:t>
+              <w:t xml:space="preserve">Implemented</w:t>
+            </w:r>
+          </w:p>
+        </w:tc>
+        <w:tc>
+          <w:p>
+            <w:pPr>
+              <w:pStyle w:val="Compact"/>
+              <w:jc w:val="left"/>
+            </w:pPr>
+            <w:r>
+              <w:t xml:space="preserve">TLS with a development certificate and a signed token per client, secure by default in</w:t>
             </w:r>
             <w:r>
               <w:t xml:space="preserve"> </w:t>
@@ -5964,10 +6069,19 @@
               <w:t xml:space="preserve">scripts/start-databroker.sh</w:t>
             </w:r>
             <w:r>
+              <w:t xml:space="preserve">; plaintext only with</w:t>
+            </w:r>
+            <w:r>
               <w:t xml:space="preserve"> </w:t>
             </w:r>
             <w:r>
-              <w:t xml:space="preserve">today</w:t>
+              <w:rPr>
+                <w:rStyle w:val="VerbatimChar"/>
+              </w:rPr>
+              <w:t xml:space="preserve">PULSE_INSECURE=1</w:t>
+            </w:r>
+            <w:r>
+              <w:t xml:space="preserve">…</w:t>
             </w:r>
           </w:p>
         </w:tc>
@@ -6024,18 +6138,42 @@
               <w:jc w:val="left"/>
             </w:pPr>
             <w:r>
-              <w:t xml:space="preserve">Planned S3</w:t>
-            </w:r>
-          </w:p>
-        </w:tc>
-        <w:tc>
-          <w:p>
-            <w:pPr>
-              <w:pStyle w:val="Compact"/>
-              <w:jc w:val="left"/>
-            </w:pPr>
-            <w:r>
-              <w:t xml:space="preserve">Section 5</w:t>
+              <w:t xml:space="preserve">Implemented</w:t>
+            </w:r>
+          </w:p>
+        </w:tc>
+        <w:tc>
+          <w:p>
+            <w:pPr>
+              <w:pStyle w:val="Compact"/>
+              <w:jc w:val="left"/>
+            </w:pPr>
+            <w:r>
+              <w:t xml:space="preserve">Token scopes from</w:t>
+            </w:r>
+            <w:r>
+              <w:t xml:space="preserve"> </w:t>
+            </w:r>
+            <w:r>
+              <w:rPr>
+                <w:rStyle w:val="VerbatimChar"/>
+              </w:rPr>
+              <w:t xml:space="preserve">scripts/dev_pki.py</w:t>
+            </w:r>
+            <w:r>
+              <w:t xml:space="preserve">: consumers read only; each provider may provide only the signals its source declares. Suite check</w:t>
+            </w:r>
+            <w:r>
+              <w:t xml:space="preserve"> </w:t>
+            </w:r>
+            <w:r>
+              <w:rPr>
+                <w:rStyle w:val="VerbatimChar"/>
+              </w:rPr>
+              <w:t xml:space="preserve">transport-security</w:t>
+            </w:r>
+            <w:r>
+              <w:t xml:space="preserve">…</w:t>
             </w:r>
           </w:p>
         </w:tc>
@@ -6092,75 +6230,87 @@
               <w:jc w:val="left"/>
             </w:pPr>
             <w:r>
+              <w:t xml:space="preserve">Implemented</w:t>
+            </w:r>
+          </w:p>
+        </w:tc>
+        <w:tc>
+          <w:p>
+            <w:pPr>
+              <w:pStyle w:val="Compact"/>
+              <w:jc w:val="left"/>
+            </w:pPr>
+            <w:r>
+              <w:t xml:space="preserve">Broker refuses out-of-catalogue values (suite check</w:t>
+            </w:r>
+            <w:r>
+              <w:t xml:space="preserve"> </w:t>
+            </w:r>
+            <w:r>
+              <w:rPr>
+                <w:rStyle w:val="VerbatimChar"/>
+              </w:rPr>
+              <w:t xml:space="preserve">range-refusal</w:t>
+            </w:r>
+            <w:r>
+              <w:t xml:space="preserve">); both HMIs read the catalogue restrictions from the broker at connect and refuse values…</w:t>
+            </w:r>
+          </w:p>
+        </w:tc>
+      </w:tr>
+      <w:tr>
+        <w:tc>
+          <w:p>
+            <w:pPr>
+              <w:pStyle w:val="Compact"/>
+              <w:jc w:val="left"/>
+            </w:pPr>
+            <w:r>
+              <w:t xml:space="preserve">CS-6</w:t>
+            </w:r>
+          </w:p>
+        </w:tc>
+        <w:tc>
+          <w:p>
+            <w:pPr>
+              <w:pStyle w:val="Compact"/>
+              <w:jc w:val="left"/>
+            </w:pPr>
+            <w:r>
+              <w:t xml:space="preserve">Camera frames shall not leave the device and shall not be persisted. Only derived state, such as the drowsiness level, shall be published.</w:t>
+            </w:r>
+          </w:p>
+        </w:tc>
+        <w:tc>
+          <w:p>
+            <w:pPr>
+              <w:pStyle w:val="Compact"/>
+              <w:jc w:val="left"/>
+            </w:pPr>
+            <w:r>
+              <w:t xml:space="preserve">US-14</w:t>
+            </w:r>
+          </w:p>
+        </w:tc>
+        <w:tc>
+          <w:p>
+            <w:pPr>
+              <w:pStyle w:val="Compact"/>
+              <w:jc w:val="left"/>
+            </w:pPr>
+            <w:r>
+              <w:t xml:space="preserve">I</w:t>
+            </w:r>
+          </w:p>
+        </w:tc>
+        <w:tc>
+          <w:p>
+            <w:pPr>
+              <w:pStyle w:val="Compact"/>
+              <w:jc w:val="left"/>
+            </w:pPr>
+            <w:r>
               <w:t xml:space="preserve">Partial</w:t>
-            </w:r>
-          </w:p>
-        </w:tc>
-        <w:tc>
-          <w:p>
-            <w:pPr>
-              <w:pStyle w:val="Compact"/>
-              <w:jc w:val="left"/>
-            </w:pPr>
-            <w:r>
-              <w:t xml:space="preserve">Broker-side validation implemented by KUKSA; HMI-side check and test in S2</w:t>
-            </w:r>
-          </w:p>
-        </w:tc>
-      </w:tr>
-      <w:tr>
-        <w:tc>
-          <w:p>
-            <w:pPr>
-              <w:pStyle w:val="Compact"/>
-              <w:jc w:val="left"/>
-            </w:pPr>
-            <w:r>
-              <w:t xml:space="preserve">CS-6</w:t>
-            </w:r>
-          </w:p>
-        </w:tc>
-        <w:tc>
-          <w:p>
-            <w:pPr>
-              <w:pStyle w:val="Compact"/>
-              <w:jc w:val="left"/>
-            </w:pPr>
-            <w:r>
-              <w:t xml:space="preserve">Camera frames shall not leave the device and shall not be persisted. Only derived state, such as the drowsiness level, shall be published.</w:t>
-            </w:r>
-          </w:p>
-        </w:tc>
-        <w:tc>
-          <w:p>
-            <w:pPr>
-              <w:pStyle w:val="Compact"/>
-              <w:jc w:val="left"/>
-            </w:pPr>
-            <w:r>
-              <w:t xml:space="preserve">US-14</w:t>
-            </w:r>
-          </w:p>
-        </w:tc>
-        <w:tc>
-          <w:p>
-            <w:pPr>
-              <w:pStyle w:val="Compact"/>
-              <w:jc w:val="left"/>
-            </w:pPr>
-            <w:r>
-              <w:t xml:space="preserve">I</w:t>
-            </w:r>
-          </w:p>
-        </w:tc>
-        <w:tc>
-          <w:p>
-            <w:pPr>
-              <w:pStyle w:val="Compact"/>
-              <w:jc w:val="left"/>
-            </w:pPr>
-            <w:r>
-              <w:t xml:space="preserve">Implemented</w:t>
             </w:r>
           </w:p>
         </w:tc>
@@ -6180,7 +6330,22 @@
               <w:t xml:space="preserve"> </w:t>
             </w:r>
             <w:r>
-              <w:t xml:space="preserve">publishes six derived signals and writes no files; test in S2</w:t>
+              <w:t xml:space="preserve">publishes six derived signals. Suite check</w:t>
+            </w:r>
+            <w:r>
+              <w:t xml:space="preserve"> </w:t>
+            </w:r>
+            <w:r>
+              <w:rPr>
+                <w:rStyle w:val="VerbatimChar"/>
+              </w:rPr>
+              <w:t xml:space="preserve">dms-privacy</w:t>
+            </w:r>
+            <w:r>
+              <w:t xml:space="preserve"> </w:t>
+            </w:r>
+            <w:r>
+              <w:t xml:space="preserve">traces every file and socket call for 12 s; it needs a CPU with AVX to run the…</w:t>
             </w:r>
           </w:p>
         </w:tc>
@@ -6305,18 +6470,42 @@
               <w:jc w:val="left"/>
             </w:pPr>
             <w:r>
-              <w:t xml:space="preserve">Partial</w:t>
-            </w:r>
-          </w:p>
-        </w:tc>
-        <w:tc>
-          <w:p>
-            <w:pPr>
-              <w:pStyle w:val="Compact"/>
-              <w:jc w:val="left"/>
-            </w:pPr>
-            <w:r>
-              <w:t xml:space="preserve">Python, Dart and the broker image pinned. No SBOM yet. S2</w:t>
+              <w:t xml:space="preserve">Implemented</w:t>
+            </w:r>
+          </w:p>
+        </w:tc>
+        <w:tc>
+          <w:p>
+            <w:pPr>
+              <w:pStyle w:val="Compact"/>
+              <w:jc w:val="left"/>
+            </w:pPr>
+            <w:r>
+              <w:rPr>
+                <w:rStyle w:val="VerbatimChar"/>
+              </w:rPr>
+              <w:t xml:space="preserve">scripts/sbom.py</w:t>
+            </w:r>
+            <w:r>
+              <w:t xml:space="preserve"> </w:t>
+            </w:r>
+            <w:r>
+              <w:t xml:space="preserve">writes a CycloneDX inventory of 85 components across Python, Dart, Android and the broker image; suite check</w:t>
+            </w:r>
+            <w:r>
+              <w:t xml:space="preserve"> </w:t>
+            </w:r>
+            <w:r>
+              <w:rPr>
+                <w:rStyle w:val="VerbatimChar"/>
+              </w:rPr>
+              <w:t xml:space="preserve">sbom</w:t>
+            </w:r>
+            <w:r>
+              <w:t xml:space="preserve"> </w:t>
+            </w:r>
+            <w:r>
+              <w:t xml:space="preserve">fails on drift or on any…</w:t>
             </w:r>
           </w:p>
         </w:tc>
@@ -6396,10 +6585,22 @@
               <w:t xml:space="preserve">secrets</w:t>
             </w:r>
             <w:r>
+              <w:t xml:space="preserve">; the development CA, keys and tokens are generated into git-ignored</w:t>
+            </w:r>
+            <w:r>
               <w:t xml:space="preserve"> </w:t>
             </w:r>
             <w:r>
-              <w:t xml:space="preserve">scans every tracked file for key and credential patterns; passing</w:t>
+              <w:rPr>
+                <w:rStyle w:val="VerbatimChar"/>
+              </w:rPr>
+              <w:t xml:space="preserve">.run/pki/</w:t>
+            </w:r>
+            <w:r>
+              <w:t xml:space="preserve"> </w:t>
+            </w:r>
+            <w:r>
+              <w:t xml:space="preserve">with NOT FOR PRODUCTION in every subject, never committed</w:t>
             </w:r>
           </w:p>
         </w:tc>
@@ -6524,18 +6725,21 @@
               <w:jc w:val="left"/>
             </w:pPr>
             <w:r>
-              <w:t xml:space="preserve">Partial</w:t>
-            </w:r>
-          </w:p>
-        </w:tc>
-        <w:tc>
-          <w:p>
-            <w:pPr>
-              <w:pStyle w:val="Compact"/>
-              <w:jc w:val="left"/>
-            </w:pPr>
-            <w:r>
-              <w:t xml:space="preserve">Suite exists (</w:t>
+              <w:t xml:space="preserve">Implemented</w:t>
+            </w:r>
+          </w:p>
+        </w:tc>
+        <w:tc>
+          <w:p>
+            <w:pPr>
+              <w:pStyle w:val="Compact"/>
+              <w:jc w:val="left"/>
+            </w:pPr>
+            <w:r>
+              <w:t xml:space="preserve">16-check suite in</w:t>
+            </w:r>
+            <w:r>
+              <w:t xml:space="preserve"> </w:t>
             </w:r>
             <w:r>
               <w:rPr>
@@ -6544,7 +6748,19 @@
               <w:t xml:space="preserve">scripts/regression.sh</w:t>
             </w:r>
             <w:r>
-              <w:t xml:space="preserve">) with range and secret checks for CS-5 and CS-9; CS-6 and CS-8 checks join in S2</w:t>
+              <w:t xml:space="preserve">, run before each demo and on every push by</w:t>
+            </w:r>
+            <w:r>
+              <w:t xml:space="preserve"> </w:t>
+            </w:r>
+            <w:r>
+              <w:rPr>
+                <w:rStyle w:val="VerbatimChar"/>
+              </w:rPr>
+              <w:t xml:space="preserve">.github/workflows/regression.yml</w:t>
+            </w:r>
+            <w:r>
+              <w:t xml:space="preserve">; each check names the requirements it…</w:t>
             </w:r>
           </w:p>
         </w:tc>
@@ -7777,6 +7993,98 @@
               <w:jc w:val="left"/>
             </w:pPr>
             <w:r>
+              <w:t xml:space="preserve">Implemented</w:t>
+            </w:r>
+          </w:p>
+        </w:tc>
+      </w:tr>
+      <w:tr>
+        <w:tc>
+          <w:p>
+            <w:pPr>
+              <w:pStyle w:val="Compact"/>
+              <w:jc w:val="left"/>
+            </w:pPr>
+            <w:r>
+              <w:t xml:space="preserve">CS-5</w:t>
+            </w:r>
+          </w:p>
+        </w:tc>
+        <w:tc>
+          <w:p>
+            <w:pPr>
+              <w:pStyle w:val="Compact"/>
+              <w:jc w:val="left"/>
+            </w:pPr>
+            <w:r>
+              <w:t xml:space="preserve">Signal values received from any provider shall be range- and type-validated against the catalogue before display, so a compromised provider cannot drive arbitrary content onto the cluster.</w:t>
+            </w:r>
+          </w:p>
+        </w:tc>
+        <w:tc>
+          <w:p>
+            <w:pPr>
+              <w:pStyle w:val="Compact"/>
+              <w:jc w:val="left"/>
+            </w:pPr>
+            <w:r>
+              <w:t xml:space="preserve">PULSE-SEC-001</w:t>
+            </w:r>
+          </w:p>
+        </w:tc>
+        <w:tc>
+          <w:p>
+            <w:pPr>
+              <w:pStyle w:val="Compact"/>
+              <w:jc w:val="left"/>
+            </w:pPr>
+            <w:r>
+              <w:t xml:space="preserve">Implemented</w:t>
+            </w:r>
+          </w:p>
+        </w:tc>
+      </w:tr>
+      <w:tr>
+        <w:tc>
+          <w:p>
+            <w:pPr>
+              <w:pStyle w:val="Compact"/>
+              <w:jc w:val="left"/>
+            </w:pPr>
+            <w:r>
+              <w:t xml:space="preserve">CS-7</w:t>
+            </w:r>
+          </w:p>
+        </w:tc>
+        <w:tc>
+          <w:p>
+            <w:pPr>
+              <w:pStyle w:val="Compact"/>
+              <w:jc w:val="left"/>
+            </w:pPr>
+            <w:r>
+              <w:t xml:space="preserve">Security-relevant events, including authentication failure, unauthorised write attempt and client disconnection, shall be logged with a timestamp and without personal data.</w:t>
+            </w:r>
+          </w:p>
+        </w:tc>
+        <w:tc>
+          <w:p>
+            <w:pPr>
+              <w:pStyle w:val="Compact"/>
+              <w:jc w:val="left"/>
+            </w:pPr>
+            <w:r>
+              <w:t xml:space="preserve">PULSE-SEC-001</w:t>
+            </w:r>
+          </w:p>
+        </w:tc>
+        <w:tc>
+          <w:p>
+            <w:pPr>
+              <w:pStyle w:val="Compact"/>
+              <w:jc w:val="left"/>
+            </w:pPr>
+            <w:r>
               <w:t xml:space="preserve">Planned S3</w:t>
             </w:r>
           </w:p>
@@ -7790,18 +8098,18 @@
               <w:jc w:val="left"/>
             </w:pPr>
             <w:r>
-              <w:t xml:space="preserve">CS-5</w:t>
-            </w:r>
-          </w:p>
-        </w:tc>
-        <w:tc>
-          <w:p>
-            <w:pPr>
-              <w:pStyle w:val="Compact"/>
-              <w:jc w:val="left"/>
-            </w:pPr>
-            <w:r>
-              <w:t xml:space="preserve">Signal values received from any provider shall be range- and type-validated against the catalogue before display, so a compromised provider cannot drive arbitrary content onto the cluster.</w:t>
+              <w:t xml:space="preserve">CS-8</w:t>
+            </w:r>
+          </w:p>
+        </w:tc>
+        <w:tc>
+          <w:p>
+            <w:pPr>
+              <w:pStyle w:val="Compact"/>
+              <w:jc w:val="left"/>
+            </w:pPr>
+            <w:r>
+              <w:t xml:space="preserve">All third-party dependencies shall be pinned and inventoried as a software bill of materials, and the inventory shall be checkable against published vulnerabilities.</w:t>
             </w:r>
           </w:p>
         </w:tc>
@@ -7823,31 +8131,31 @@
               <w:jc w:val="left"/>
             </w:pPr>
             <w:r>
-              <w:t xml:space="preserve">Partial</w:t>
-            </w:r>
-          </w:p>
-        </w:tc>
-      </w:tr>
-      <w:tr>
-        <w:tc>
-          <w:p>
-            <w:pPr>
-              <w:pStyle w:val="Compact"/>
-              <w:jc w:val="left"/>
-            </w:pPr>
-            <w:r>
-              <w:t xml:space="preserve">CS-7</w:t>
-            </w:r>
-          </w:p>
-        </w:tc>
-        <w:tc>
-          <w:p>
-            <w:pPr>
-              <w:pStyle w:val="Compact"/>
-              <w:jc w:val="left"/>
-            </w:pPr>
-            <w:r>
-              <w:t xml:space="preserve">Security-relevant events, including authentication failure, unauthorised write attempt and client disconnection, shall be logged with a timestamp and without personal data.</w:t>
+              <w:t xml:space="preserve">Implemented</w:t>
+            </w:r>
+          </w:p>
+        </w:tc>
+      </w:tr>
+      <w:tr>
+        <w:tc>
+          <w:p>
+            <w:pPr>
+              <w:pStyle w:val="Compact"/>
+              <w:jc w:val="left"/>
+            </w:pPr>
+            <w:r>
+              <w:t xml:space="preserve">CS-9</w:t>
+            </w:r>
+          </w:p>
+        </w:tc>
+        <w:tc>
+          <w:p>
+            <w:pPr>
+              <w:pStyle w:val="Compact"/>
+              <w:jc w:val="left"/>
+            </w:pPr>
+            <w:r>
+              <w:t xml:space="preserve">No credential, key or certificate shall be committed to the repository; the development configuration shall use clearly marked non-production material.</w:t>
             </w:r>
           </w:p>
         </w:tc>
@@ -7869,6 +8177,190 @@
               <w:jc w:val="left"/>
             </w:pPr>
             <w:r>
+              <w:t xml:space="preserve">Implemented</w:t>
+            </w:r>
+          </w:p>
+        </w:tc>
+      </w:tr>
+      <w:tr>
+        <w:tc>
+          <w:p>
+            <w:pPr>
+              <w:pStyle w:val="Compact"/>
+              <w:jc w:val="left"/>
+            </w:pPr>
+            <w:r>
+              <w:t xml:space="preserve">CS-10</w:t>
+            </w:r>
+          </w:p>
+        </w:tc>
+        <w:tc>
+          <w:p>
+            <w:pPr>
+              <w:pStyle w:val="Compact"/>
+              <w:jc w:val="left"/>
+            </w:pPr>
+            <w:r>
+              <w:t xml:space="preserve">An update concept shall be described for the cluster and monitor software. It shall cover package authenticity and the behaviour on a failed update, as UNECE R155 and R156 require for type approval.</w:t>
+            </w:r>
+          </w:p>
+        </w:tc>
+        <w:tc>
+          <w:p>
+            <w:pPr>
+              <w:pStyle w:val="Compact"/>
+              <w:jc w:val="left"/>
+            </w:pPr>
+            <w:r>
+              <w:t xml:space="preserve">PULSE-SEC-001</w:t>
+            </w:r>
+          </w:p>
+        </w:tc>
+        <w:tc>
+          <w:p>
+            <w:pPr>
+              <w:pStyle w:val="Compact"/>
+              <w:jc w:val="left"/>
+            </w:pPr>
+            <w:r>
+              <w:t xml:space="preserve">Planned S4</w:t>
+            </w:r>
+          </w:p>
+        </w:tc>
+      </w:tr>
+      <w:tr>
+        <w:tc>
+          <w:p>
+            <w:pPr>
+              <w:pStyle w:val="Compact"/>
+              <w:jc w:val="left"/>
+            </w:pPr>
+            <w:r>
+              <w:t xml:space="preserve">CS-11</w:t>
+            </w:r>
+          </w:p>
+        </w:tc>
+        <w:tc>
+          <w:p>
+            <w:pPr>
+              <w:pStyle w:val="Compact"/>
+              <w:jc w:val="left"/>
+            </w:pPr>
+            <w:r>
+              <w:t xml:space="preserve">Cybersecurity requirements shall be verified as part of the sprint regression suite, not as a separate end-of-project activity.</w:t>
+            </w:r>
+          </w:p>
+        </w:tc>
+        <w:tc>
+          <w:p>
+            <w:pPr>
+              <w:pStyle w:val="Compact"/>
+              <w:jc w:val="left"/>
+            </w:pPr>
+            <w:r>
+              <w:t xml:space="preserve">PULSE-SEC-001</w:t>
+            </w:r>
+          </w:p>
+        </w:tc>
+        <w:tc>
+          <w:p>
+            <w:pPr>
+              <w:pStyle w:val="Compact"/>
+              <w:jc w:val="left"/>
+            </w:pPr>
+            <w:r>
+              <w:t xml:space="preserve">Implemented</w:t>
+            </w:r>
+          </w:p>
+        </w:tc>
+      </w:tr>
+      <w:tr>
+        <w:tc>
+          <w:p>
+            <w:pPr>
+              <w:pStyle w:val="Compact"/>
+              <w:jc w:val="left"/>
+            </w:pPr>
+            <w:r>
+              <w:t xml:space="preserve">FR-4</w:t>
+            </w:r>
+          </w:p>
+        </w:tc>
+        <w:tc>
+          <w:p>
+            <w:pPr>
+              <w:pStyle w:val="Compact"/>
+              <w:jc w:val="left"/>
+            </w:pPr>
+            <w:r>
+              <w:t xml:space="preserve">A central broker shall serve the signal tree and allow multiple independent clients to subscribe concurrently.</w:t>
+            </w:r>
+          </w:p>
+        </w:tc>
+        <w:tc>
+          <w:p>
+            <w:pPr>
+              <w:pStyle w:val="Compact"/>
+              <w:jc w:val="left"/>
+            </w:pPr>
+            <w:r>
+              <w:t xml:space="preserve">PULSE-SyRS-001</w:t>
+            </w:r>
+          </w:p>
+        </w:tc>
+        <w:tc>
+          <w:p>
+            <w:pPr>
+              <w:pStyle w:val="Compact"/>
+              <w:jc w:val="left"/>
+            </w:pPr>
+            <w:r>
+              <w:t xml:space="preserve">Implemented</w:t>
+            </w:r>
+          </w:p>
+        </w:tc>
+      </w:tr>
+      <w:tr>
+        <w:tc>
+          <w:p>
+            <w:pPr>
+              <w:pStyle w:val="Compact"/>
+              <w:jc w:val="left"/>
+            </w:pPr>
+            <w:r>
+              <w:t xml:space="preserve">FR-22</w:t>
+            </w:r>
+          </w:p>
+        </w:tc>
+        <w:tc>
+          <w:p>
+            <w:pPr>
+              <w:pStyle w:val="Compact"/>
+              <w:jc w:val="left"/>
+            </w:pPr>
+            <w:r>
+              <w:t xml:space="preserve">The system shall accept an autonomy-stack provider that publishes planned trajectory, detected objects and drive mode into the broker as VSS signals, so that the cluster can render an autonomy state…</w:t>
+            </w:r>
+          </w:p>
+        </w:tc>
+        <w:tc>
+          <w:p>
+            <w:pPr>
+              <w:pStyle w:val="Compact"/>
+              <w:jc w:val="left"/>
+            </w:pPr>
+            <w:r>
+              <w:t xml:space="preserve">PULSE-SyRS-001</w:t>
+            </w:r>
+          </w:p>
+        </w:tc>
+        <w:tc>
+          <w:p>
+            <w:pPr>
+              <w:pStyle w:val="Compact"/>
+              <w:jc w:val="left"/>
+            </w:pPr>
+            <w:r>
               <w:t xml:space="preserve">Planned S3</w:t>
             </w:r>
           </w:p>
@@ -7882,75 +8374,29 @@
               <w:jc w:val="left"/>
             </w:pPr>
             <w:r>
-              <w:t xml:space="preserve">CS-8</w:t>
-            </w:r>
-          </w:p>
-        </w:tc>
-        <w:tc>
-          <w:p>
-            <w:pPr>
-              <w:pStyle w:val="Compact"/>
-              <w:jc w:val="left"/>
-            </w:pPr>
-            <w:r>
-              <w:t xml:space="preserve">All third-party dependencies shall be pinned and inventoried as a software bill of materials, and the inventory shall be checkable against published vulnerabilities.</w:t>
-            </w:r>
-          </w:p>
-        </w:tc>
-        <w:tc>
-          <w:p>
-            <w:pPr>
-              <w:pStyle w:val="Compact"/>
-              <w:jc w:val="left"/>
-            </w:pPr>
-            <w:r>
-              <w:t xml:space="preserve">PULSE-SEC-001</w:t>
-            </w:r>
-          </w:p>
-        </w:tc>
-        <w:tc>
-          <w:p>
-            <w:pPr>
-              <w:pStyle w:val="Compact"/>
-              <w:jc w:val="left"/>
-            </w:pPr>
-            <w:r>
-              <w:t xml:space="preserve">Partial</w:t>
-            </w:r>
-          </w:p>
-        </w:tc>
-      </w:tr>
-      <w:tr>
-        <w:tc>
-          <w:p>
-            <w:pPr>
-              <w:pStyle w:val="Compact"/>
-              <w:jc w:val="left"/>
-            </w:pPr>
-            <w:r>
-              <w:t xml:space="preserve">CS-9</w:t>
-            </w:r>
-          </w:p>
-        </w:tc>
-        <w:tc>
-          <w:p>
-            <w:pPr>
-              <w:pStyle w:val="Compact"/>
-              <w:jc w:val="left"/>
-            </w:pPr>
-            <w:r>
-              <w:t xml:space="preserve">No credential, key or certificate shall be committed to the repository; the development configuration shall use clearly marked non-production material.</w:t>
-            </w:r>
-          </w:p>
-        </w:tc>
-        <w:tc>
-          <w:p>
-            <w:pPr>
-              <w:pStyle w:val="Compact"/>
-              <w:jc w:val="left"/>
-            </w:pPr>
-            <w:r>
-              <w:t xml:space="preserve">PULSE-SEC-001</w:t>
+              <w:t xml:space="preserve">IR-1</w:t>
+            </w:r>
+          </w:p>
+        </w:tc>
+        <w:tc>
+          <w:p>
+            <w:pPr>
+              <w:pStyle w:val="Compact"/>
+              <w:jc w:val="left"/>
+            </w:pPr>
+            <w:r>
+              <w:t xml:space="preserve">Client-to-broker communication shall use a language-neutral RPC interface supporting streaming subscriptions.</w:t>
+            </w:r>
+          </w:p>
+        </w:tc>
+        <w:tc>
+          <w:p>
+            <w:pPr>
+              <w:pStyle w:val="Compact"/>
+              <w:jc w:val="left"/>
+            </w:pPr>
+            <w:r>
+              <w:t xml:space="preserve">PULSE-SyRS-001</w:t>
             </w:r>
           </w:p>
         </w:tc>
@@ -7974,110 +8420,18 @@
               <w:jc w:val="left"/>
             </w:pPr>
             <w:r>
-              <w:t xml:space="preserve">CS-10</w:t>
-            </w:r>
-          </w:p>
-        </w:tc>
-        <w:tc>
-          <w:p>
-            <w:pPr>
-              <w:pStyle w:val="Compact"/>
-              <w:jc w:val="left"/>
-            </w:pPr>
-            <w:r>
-              <w:t xml:space="preserve">An update concept shall be described for the cluster and monitor software. It shall cover package authenticity and the behaviour on a failed update, as UNECE R155 and R156 require for type approval.</w:t>
-            </w:r>
-          </w:p>
-        </w:tc>
-        <w:tc>
-          <w:p>
-            <w:pPr>
-              <w:pStyle w:val="Compact"/>
-              <w:jc w:val="left"/>
-            </w:pPr>
-            <w:r>
-              <w:t xml:space="preserve">PULSE-SEC-001</w:t>
-            </w:r>
-          </w:p>
-        </w:tc>
-        <w:tc>
-          <w:p>
-            <w:pPr>
-              <w:pStyle w:val="Compact"/>
-              <w:jc w:val="left"/>
-            </w:pPr>
-            <w:r>
-              <w:t xml:space="preserve">Planned S4</w:t>
-            </w:r>
-          </w:p>
-        </w:tc>
-      </w:tr>
-      <w:tr>
-        <w:tc>
-          <w:p>
-            <w:pPr>
-              <w:pStyle w:val="Compact"/>
-              <w:jc w:val="left"/>
-            </w:pPr>
-            <w:r>
-              <w:t xml:space="preserve">CS-11</w:t>
-            </w:r>
-          </w:p>
-        </w:tc>
-        <w:tc>
-          <w:p>
-            <w:pPr>
-              <w:pStyle w:val="Compact"/>
-              <w:jc w:val="left"/>
-            </w:pPr>
-            <w:r>
-              <w:t xml:space="preserve">Cybersecurity requirements shall be verified as part of the sprint regression suite, not as a separate end-of-project activity.</w:t>
-            </w:r>
-          </w:p>
-        </w:tc>
-        <w:tc>
-          <w:p>
-            <w:pPr>
-              <w:pStyle w:val="Compact"/>
-              <w:jc w:val="left"/>
-            </w:pPr>
-            <w:r>
-              <w:t xml:space="preserve">PULSE-SEC-001</w:t>
-            </w:r>
-          </w:p>
-        </w:tc>
-        <w:tc>
-          <w:p>
-            <w:pPr>
-              <w:pStyle w:val="Compact"/>
-              <w:jc w:val="left"/>
-            </w:pPr>
-            <w:r>
-              <w:t xml:space="preserve">Partial</w:t>
-            </w:r>
-          </w:p>
-        </w:tc>
-      </w:tr>
-      <w:tr>
-        <w:tc>
-          <w:p>
-            <w:pPr>
-              <w:pStyle w:val="Compact"/>
-              <w:jc w:val="left"/>
-            </w:pPr>
-            <w:r>
-              <w:t xml:space="preserve">FR-4</w:t>
-            </w:r>
-          </w:p>
-        </w:tc>
-        <w:tc>
-          <w:p>
-            <w:pPr>
-              <w:pStyle w:val="Compact"/>
-              <w:jc w:val="left"/>
-            </w:pPr>
-            <w:r>
-              <w:t xml:space="preserve">A central broker shall serve the signal tree and allow multiple independent clients to subscribe concurrently.</w:t>
+              <w:t xml:space="preserve">IR-2</w:t>
+            </w:r>
+          </w:p>
+        </w:tc>
+        <w:tc>
+          <w:p>
+            <w:pPr>
+              <w:pStyle w:val="Compact"/>
+              <w:jc w:val="left"/>
+            </w:pPr>
+            <w:r>
+              <w:t xml:space="preserve">Signal semantics (units, ranges, allowed enumeration values, and encodings) shall be defined in the signal catalogue, not in client code.</w:t>
             </w:r>
           </w:p>
         </w:tc>
@@ -8112,18 +8466,18 @@
               <w:jc w:val="left"/>
             </w:pPr>
             <w:r>
-              <w:t xml:space="preserve">FR-22</w:t>
-            </w:r>
-          </w:p>
-        </w:tc>
-        <w:tc>
-          <w:p>
-            <w:pPr>
-              <w:pStyle w:val="Compact"/>
-              <w:jc w:val="left"/>
-            </w:pPr>
-            <w:r>
-              <w:t xml:space="preserve">The system shall accept an autonomy-stack provider that publishes planned trajectory, detected objects and drive mode into the broker as VSS signals, so that the cluster can render an autonomy state…</w:t>
+              <w:t xml:space="preserve">IR-5</w:t>
+            </w:r>
+          </w:p>
+        </w:tc>
+        <w:tc>
+          <w:p>
+            <w:pPr>
+              <w:pStyle w:val="Compact"/>
+              <w:jc w:val="left"/>
+            </w:pPr>
+            <w:r>
+              <w:t xml:space="preserve">The system shall run without transport security in the local development configuration, and the security posture shall be an explicit, documented choice.</w:t>
             </w:r>
           </w:p>
         </w:tc>
@@ -8145,6 +8499,98 @@
               <w:jc w:val="left"/>
             </w:pPr>
             <w:r>
+              <w:t xml:space="preserve">Implemented</w:t>
+            </w:r>
+          </w:p>
+        </w:tc>
+      </w:tr>
+      <w:tr>
+        <w:tc>
+          <w:p>
+            <w:pPr>
+              <w:pStyle w:val="Compact"/>
+              <w:jc w:val="left"/>
+            </w:pPr>
+            <w:r>
+              <w:t xml:space="preserve">NFR-1</w:t>
+            </w:r>
+          </w:p>
+        </w:tc>
+        <w:tc>
+          <w:p>
+            <w:pPr>
+              <w:pStyle w:val="Compact"/>
+              <w:jc w:val="left"/>
+            </w:pPr>
+            <w:r>
+              <w:t xml:space="preserve">Responsiveness: displayed values shall track the telemetry source with no perceptible lag at a glance.</w:t>
+            </w:r>
+          </w:p>
+        </w:tc>
+        <w:tc>
+          <w:p>
+            <w:pPr>
+              <w:pStyle w:val="Compact"/>
+              <w:jc w:val="left"/>
+            </w:pPr>
+            <w:r>
+              <w:t xml:space="preserve">PULSE-SyRS-001</w:t>
+            </w:r>
+          </w:p>
+        </w:tc>
+        <w:tc>
+          <w:p>
+            <w:pPr>
+              <w:pStyle w:val="Compact"/>
+              <w:jc w:val="left"/>
+            </w:pPr>
+            <w:r>
+              <w:t xml:space="preserve">Implemented</w:t>
+            </w:r>
+          </w:p>
+        </w:tc>
+      </w:tr>
+      <w:tr>
+        <w:tc>
+          <w:p>
+            <w:pPr>
+              <w:pStyle w:val="Compact"/>
+              <w:jc w:val="left"/>
+            </w:pPr>
+            <w:r>
+              <w:t xml:space="preserve">NFR-4</w:t>
+            </w:r>
+          </w:p>
+        </w:tc>
+        <w:tc>
+          <w:p>
+            <w:pPr>
+              <w:pStyle w:val="Compact"/>
+              <w:jc w:val="left"/>
+            </w:pPr>
+            <w:r>
+              <w:t xml:space="preserve">Portability: migration to a different SoC or to a Yocto/AGL image shall not require HMI rework.</w:t>
+            </w:r>
+          </w:p>
+        </w:tc>
+        <w:tc>
+          <w:p>
+            <w:pPr>
+              <w:pStyle w:val="Compact"/>
+              <w:jc w:val="left"/>
+            </w:pPr>
+            <w:r>
+              <w:t xml:space="preserve">PULSE-SyRS-001</w:t>
+            </w:r>
+          </w:p>
+        </w:tc>
+        <w:tc>
+          <w:p>
+            <w:pPr>
+              <w:pStyle w:val="Compact"/>
+              <w:jc w:val="left"/>
+            </w:pPr>
+            <w:r>
               <w:t xml:space="preserve">Planned S3</w:t>
             </w:r>
           </w:p>
@@ -8158,18 +8604,18 @@
               <w:jc w:val="left"/>
             </w:pPr>
             <w:r>
-              <w:t xml:space="preserve">IR-1</w:t>
-            </w:r>
-          </w:p>
-        </w:tc>
-        <w:tc>
-          <w:p>
-            <w:pPr>
-              <w:pStyle w:val="Compact"/>
-              <w:jc w:val="left"/>
-            </w:pPr>
-            <w:r>
-              <w:t xml:space="preserve">Client-to-broker communication shall use a language-neutral RPC interface supporting streaming subscriptions.</w:t>
+              <w:t xml:space="preserve">NFR-6</w:t>
+            </w:r>
+          </w:p>
+        </w:tc>
+        <w:tc>
+          <w:p>
+            <w:pPr>
+              <w:pStyle w:val="Compact"/>
+              <w:jc w:val="left"/>
+            </w:pPr>
+            <w:r>
+              <w:t xml:space="preserve">Openness: the stack shall be built from open-source components, with no proprietary runtime licence required for evaluation.</w:t>
             </w:r>
           </w:p>
         </w:tc>
@@ -8204,18 +8650,18 @@
               <w:jc w:val="left"/>
             </w:pPr>
             <w:r>
-              <w:t xml:space="preserve">IR-2</w:t>
-            </w:r>
-          </w:p>
-        </w:tc>
-        <w:tc>
-          <w:p>
-            <w:pPr>
-              <w:pStyle w:val="Compact"/>
-              <w:jc w:val="left"/>
-            </w:pPr>
-            <w:r>
-              <w:t xml:space="preserve">Signal semantics (units, ranges, allowed enumeration values, and encodings) shall be defined in the signal catalogue, not in client code.</w:t>
+              <w:t xml:space="preserve">NFR-8</w:t>
+            </w:r>
+          </w:p>
+        </w:tc>
+        <w:tc>
+          <w:p>
+            <w:pPr>
+              <w:pStyle w:val="Compact"/>
+              <w:jc w:val="left"/>
+            </w:pPr>
+            <w:r>
+              <w:t xml:space="preserve">Maintainability: upstream components shall be consumed at pinned versions, not floating heads.</w:t>
             </w:r>
           </w:p>
         </w:tc>
@@ -8250,75 +8696,29 @@
               <w:jc w:val="left"/>
             </w:pPr>
             <w:r>
-              <w:t xml:space="preserve">IR-5</w:t>
-            </w:r>
-          </w:p>
-        </w:tc>
-        <w:tc>
-          <w:p>
-            <w:pPr>
-              <w:pStyle w:val="Compact"/>
-              <w:jc w:val="left"/>
-            </w:pPr>
-            <w:r>
-              <w:t xml:space="preserve">The system shall run without transport security in the local development configuration, and the security posture shall be an explicit, documented choice.</w:t>
-            </w:r>
-          </w:p>
-        </w:tc>
-        <w:tc>
-          <w:p>
-            <w:pPr>
-              <w:pStyle w:val="Compact"/>
-              <w:jc w:val="left"/>
-            </w:pPr>
-            <w:r>
-              <w:t xml:space="preserve">PULSE-SyRS-001</w:t>
-            </w:r>
-          </w:p>
-        </w:tc>
-        <w:tc>
-          <w:p>
-            <w:pPr>
-              <w:pStyle w:val="Compact"/>
-              <w:jc w:val="left"/>
-            </w:pPr>
-            <w:r>
-              <w:t xml:space="preserve">Partial</w:t>
-            </w:r>
-          </w:p>
-        </w:tc>
-      </w:tr>
-      <w:tr>
-        <w:tc>
-          <w:p>
-            <w:pPr>
-              <w:pStyle w:val="Compact"/>
-              <w:jc w:val="left"/>
-            </w:pPr>
-            <w:r>
-              <w:t xml:space="preserve">NFR-1</w:t>
-            </w:r>
-          </w:p>
-        </w:tc>
-        <w:tc>
-          <w:p>
-            <w:pPr>
-              <w:pStyle w:val="Compact"/>
-              <w:jc w:val="left"/>
-            </w:pPr>
-            <w:r>
-              <w:t xml:space="preserve">Responsiveness: displayed values shall track the telemetry source with no perceptible lag at a glance.</w:t>
-            </w:r>
-          </w:p>
-        </w:tc>
-        <w:tc>
-          <w:p>
-            <w:pPr>
-              <w:pStyle w:val="Compact"/>
-              <w:jc w:val="left"/>
-            </w:pPr>
-            <w:r>
-              <w:t xml:space="preserve">PULSE-SyRS-001</w:t>
+              <w:t xml:space="preserve">SR-4</w:t>
+            </w:r>
+          </w:p>
+        </w:tc>
+        <w:tc>
+          <w:p>
+            <w:pPr>
+              <w:pStyle w:val="Compact"/>
+              <w:jc w:val="left"/>
+            </w:pPr>
+            <w:r>
+              <w:t xml:space="preserve">The system shall detect loss of a safety-relevant signal, including broker disconnection and stale values, and shall indicate the degraded state rather than continuing to display the last known value.</w:t>
+            </w:r>
+          </w:p>
+        </w:tc>
+        <w:tc>
+          <w:p>
+            <w:pPr>
+              <w:pStyle w:val="Compact"/>
+              <w:jc w:val="left"/>
+            </w:pPr>
+            <w:r>
+              <w:t xml:space="preserve">PULSE-SAF-001</w:t>
             </w:r>
           </w:p>
         </w:tc>
@@ -8342,75 +8742,29 @@
               <w:jc w:val="left"/>
             </w:pPr>
             <w:r>
-              <w:t xml:space="preserve">NFR-4</w:t>
-            </w:r>
-          </w:p>
-        </w:tc>
-        <w:tc>
-          <w:p>
-            <w:pPr>
-              <w:pStyle w:val="Compact"/>
-              <w:jc w:val="left"/>
-            </w:pPr>
-            <w:r>
-              <w:t xml:space="preserve">Portability: migration to a different SoC or to a Yocto/AGL image shall not require HMI rework.</w:t>
-            </w:r>
-          </w:p>
-        </w:tc>
-        <w:tc>
-          <w:p>
-            <w:pPr>
-              <w:pStyle w:val="Compact"/>
-              <w:jc w:val="left"/>
-            </w:pPr>
-            <w:r>
-              <w:t xml:space="preserve">PULSE-SyRS-001</w:t>
-            </w:r>
-          </w:p>
-        </w:tc>
-        <w:tc>
-          <w:p>
-            <w:pPr>
-              <w:pStyle w:val="Compact"/>
-              <w:jc w:val="left"/>
-            </w:pPr>
-            <w:r>
-              <w:t xml:space="preserve">Planned S3</w:t>
-            </w:r>
-          </w:p>
-        </w:tc>
-      </w:tr>
-      <w:tr>
-        <w:tc>
-          <w:p>
-            <w:pPr>
-              <w:pStyle w:val="Compact"/>
-              <w:jc w:val="left"/>
-            </w:pPr>
-            <w:r>
-              <w:t xml:space="preserve">NFR-6</w:t>
-            </w:r>
-          </w:p>
-        </w:tc>
-        <w:tc>
-          <w:p>
-            <w:pPr>
-              <w:pStyle w:val="Compact"/>
-              <w:jc w:val="left"/>
-            </w:pPr>
-            <w:r>
-              <w:t xml:space="preserve">Openness: the stack shall be built from open-source components, with no proprietary runtime licence required for evaluation.</w:t>
-            </w:r>
-          </w:p>
-        </w:tc>
-        <w:tc>
-          <w:p>
-            <w:pPr>
-              <w:pStyle w:val="Compact"/>
-              <w:jc w:val="left"/>
-            </w:pPr>
-            <w:r>
-              <w:t xml:space="preserve">PULSE-SyRS-001</w:t>
+              <w:t xml:space="preserve">SR-5</w:t>
+            </w:r>
+          </w:p>
+        </w:tc>
+        <w:tc>
+          <w:p>
+            <w:pPr>
+              <w:pStyle w:val="Compact"/>
+              <w:jc w:val="left"/>
+            </w:pPr>
+            <w:r>
+              <w:t xml:space="preserve">Every safety-relevant signal shall carry a freshness criterion; a value older than its criterion shall be treated as invalid.</w:t>
+            </w:r>
+          </w:p>
+        </w:tc>
+        <w:tc>
+          <w:p>
+            <w:pPr>
+              <w:pStyle w:val="Compact"/>
+              <w:jc w:val="left"/>
+            </w:pPr>
+            <w:r>
+              <w:t xml:space="preserve">PULSE-SAF-001</w:t>
             </w:r>
           </w:p>
         </w:tc>
@@ -8422,144 +8776,6 @@
             </w:pPr>
             <w:r>
               <w:t xml:space="preserve">Implemented</w:t>
-            </w:r>
-          </w:p>
-        </w:tc>
-      </w:tr>
-      <w:tr>
-        <w:tc>
-          <w:p>
-            <w:pPr>
-              <w:pStyle w:val="Compact"/>
-              <w:jc w:val="left"/>
-            </w:pPr>
-            <w:r>
-              <w:t xml:space="preserve">NFR-8</w:t>
-            </w:r>
-          </w:p>
-        </w:tc>
-        <w:tc>
-          <w:p>
-            <w:pPr>
-              <w:pStyle w:val="Compact"/>
-              <w:jc w:val="left"/>
-            </w:pPr>
-            <w:r>
-              <w:t xml:space="preserve">Maintainability: upstream components shall be consumed at pinned versions, not floating heads.</w:t>
-            </w:r>
-          </w:p>
-        </w:tc>
-        <w:tc>
-          <w:p>
-            <w:pPr>
-              <w:pStyle w:val="Compact"/>
-              <w:jc w:val="left"/>
-            </w:pPr>
-            <w:r>
-              <w:t xml:space="preserve">PULSE-SyRS-001</w:t>
-            </w:r>
-          </w:p>
-        </w:tc>
-        <w:tc>
-          <w:p>
-            <w:pPr>
-              <w:pStyle w:val="Compact"/>
-              <w:jc w:val="left"/>
-            </w:pPr>
-            <w:r>
-              <w:t xml:space="preserve">Partial</w:t>
-            </w:r>
-          </w:p>
-        </w:tc>
-      </w:tr>
-      <w:tr>
-        <w:tc>
-          <w:p>
-            <w:pPr>
-              <w:pStyle w:val="Compact"/>
-              <w:jc w:val="left"/>
-            </w:pPr>
-            <w:r>
-              <w:t xml:space="preserve">SR-4</w:t>
-            </w:r>
-          </w:p>
-        </w:tc>
-        <w:tc>
-          <w:p>
-            <w:pPr>
-              <w:pStyle w:val="Compact"/>
-              <w:jc w:val="left"/>
-            </w:pPr>
-            <w:r>
-              <w:t xml:space="preserve">The system shall detect loss of a safety-relevant signal, including broker disconnection and stale values, and shall indicate the degraded state rather than continuing to display the last known value.</w:t>
-            </w:r>
-          </w:p>
-        </w:tc>
-        <w:tc>
-          <w:p>
-            <w:pPr>
-              <w:pStyle w:val="Compact"/>
-              <w:jc w:val="left"/>
-            </w:pPr>
-            <w:r>
-              <w:t xml:space="preserve">PULSE-SAF-001</w:t>
-            </w:r>
-          </w:p>
-        </w:tc>
-        <w:tc>
-          <w:p>
-            <w:pPr>
-              <w:pStyle w:val="Compact"/>
-              <w:jc w:val="left"/>
-            </w:pPr>
-            <w:r>
-              <w:t xml:space="preserve">Planned S2</w:t>
-            </w:r>
-          </w:p>
-        </w:tc>
-      </w:tr>
-      <w:tr>
-        <w:tc>
-          <w:p>
-            <w:pPr>
-              <w:pStyle w:val="Compact"/>
-              <w:jc w:val="left"/>
-            </w:pPr>
-            <w:r>
-              <w:t xml:space="preserve">SR-5</w:t>
-            </w:r>
-          </w:p>
-        </w:tc>
-        <w:tc>
-          <w:p>
-            <w:pPr>
-              <w:pStyle w:val="Compact"/>
-              <w:jc w:val="left"/>
-            </w:pPr>
-            <w:r>
-              <w:t xml:space="preserve">Every safety-relevant signal shall carry a freshness criterion; a value older than its criterion shall be treated as invalid.</w:t>
-            </w:r>
-          </w:p>
-        </w:tc>
-        <w:tc>
-          <w:p>
-            <w:pPr>
-              <w:pStyle w:val="Compact"/>
-              <w:jc w:val="left"/>
-            </w:pPr>
-            <w:r>
-              <w:t xml:space="preserve">PULSE-SAF-001</w:t>
-            </w:r>
-          </w:p>
-        </w:tc>
-        <w:tc>
-          <w:p>
-            <w:pPr>
-              <w:pStyle w:val="Compact"/>
-              <w:jc w:val="left"/>
-            </w:pPr>
-            <w:r>
-              <w:t xml:space="preserve">Partial</w:t>
             </w:r>
           </w:p>
         </w:tc>

--- a/pdf/PULSE-RTM-001_Traceability_Matrix.docx
+++ b/pdf/PULSE-RTM-001_Traceability_Matrix.docx
@@ -67,7 +67,7 @@
         <w:pStyle w:val="Date"/>
       </w:pPr>
       <w:r>
-        <w:t xml:space="preserve">2026-09-23</w:t>
+        <w:t xml:space="preserve">2026-10-02</w:t>
       </w:r>
     </w:p>
     <w:sdt>
@@ -96,21 +96,21 @@
         </w:p>
       </w:sdtContent>
     </w:sdt>
+    <w:bookmarkStart w:id="20" w:name="document-control"/>
     <w:p>
       <w:pPr>
         <w:pStyle w:val="Heading1"/>
       </w:pPr>
-      <w:bookmarkStart w:id="20" w:name="document-control"/>
       <w:r>
         <w:t xml:space="preserve">Document control</w:t>
       </w:r>
-      <w:bookmarkEnd w:id="20"/>
     </w:p>
     <w:tbl>
       <w:tblPr>
         <w:tblStyle w:val="Table"/>
-        <w:tblW w:type="pct" w:w="5000.0"/>
-        <w:tblLook w:firstRow="1"/>
+        <w:tblW w:type="pct" w:w="5000"/>
+        <w:tblLook w:firstRow="1" w:lastRow="0" w:firstColumn="0" w:lastColumn="0" w:noHBand="0" w:noVBand="0" w:val="0020"/>
+        <w:jc w:val="start"/>
       </w:tblPr>
       <w:tblGrid>
         <w:gridCol w:w="3960"/>
@@ -118,15 +118,10 @@
       </w:tblGrid>
       <w:tr>
         <w:trPr>
-          <w:cnfStyle w:firstRow="1"/>
+          <w:tblHeader w:val="true"/>
         </w:trPr>
         <w:tc>
-          <w:tcPr>
-            <w:tcBorders>
-              <w:bottom w:val="single"/>
-            </w:tcBorders>
-            <w:vAlign w:val="bottom"/>
-          </w:tcPr>
+          <w:tcPr/>
           <w:p>
             <w:pPr>
               <w:pStyle w:val="Compact"/>
@@ -138,12 +133,7 @@
           </w:p>
         </w:tc>
         <w:tc>
-          <w:tcPr>
-            <w:tcBorders>
-              <w:bottom w:val="single"/>
-            </w:tcBorders>
-            <w:vAlign w:val="bottom"/>
-          </w:tcPr>
+          <w:tcPr/>
           <w:p>
             <w:pPr>
               <w:pStyle w:val="Compact"/>
@@ -157,6 +147,7 @@
       </w:tr>
       <w:tr>
         <w:tc>
+          <w:tcPr/>
           <w:p>
             <w:pPr>
               <w:pStyle w:val="Compact"/>
@@ -168,6 +159,7 @@
           </w:p>
         </w:tc>
         <w:tc>
+          <w:tcPr/>
           <w:p>
             <w:pPr>
               <w:pStyle w:val="Compact"/>
@@ -181,6 +173,7 @@
       </w:tr>
       <w:tr>
         <w:tc>
+          <w:tcPr/>
           <w:p>
             <w:pPr>
               <w:pStyle w:val="Compact"/>
@@ -192,6 +185,7 @@
           </w:p>
         </w:tc>
         <w:tc>
+          <w:tcPr/>
           <w:p>
             <w:pPr>
               <w:pStyle w:val="Compact"/>
@@ -205,6 +199,7 @@
       </w:tr>
       <w:tr>
         <w:tc>
+          <w:tcPr/>
           <w:p>
             <w:pPr>
               <w:pStyle w:val="Compact"/>
@@ -216,13 +211,14 @@
           </w:p>
         </w:tc>
         <w:tc>
-          <w:p>
-            <w:pPr>
-              <w:pStyle w:val="Compact"/>
-              <w:jc w:val="left"/>
-            </w:pPr>
-            <w:r>
-              <w:t xml:space="preserve">2026-09-23 by</w:t>
+          <w:tcPr/>
+          <w:p>
+            <w:pPr>
+              <w:pStyle w:val="Compact"/>
+              <w:jc w:val="left"/>
+            </w:pPr>
+            <w:r>
+              <w:t xml:space="preserve">2026-10-02 by</w:t>
             </w:r>
             <w:r>
               <w:t xml:space="preserve"> </w:t>
@@ -238,6 +234,7 @@
       </w:tr>
       <w:tr>
         <w:tc>
+          <w:tcPr/>
           <w:p>
             <w:pPr>
               <w:pStyle w:val="Compact"/>
@@ -249,6 +246,7 @@
           </w:p>
         </w:tc>
         <w:tc>
+          <w:tcPr/>
           <w:p>
             <w:pPr>
               <w:pStyle w:val="Compact"/>
@@ -262,6 +260,7 @@
       </w:tr>
       <w:tr>
         <w:tc>
+          <w:tcPr/>
           <w:p>
             <w:pPr>
               <w:pStyle w:val="Compact"/>
@@ -273,6 +272,7 @@
           </w:p>
         </w:tc>
         <w:tc>
+          <w:tcPr/>
           <w:p>
             <w:pPr>
               <w:pStyle w:val="Compact"/>
@@ -293,34 +293,38 @@
         <w:t xml:space="preserve">This matrix is produced from the ID tables in the source documents. A requirement’s status, verification method and evidence are copied from its owning document. A story’s trace list is the only link authored by hand. Dangling references fail the generator, so a matrix that exists is a matrix that is consistent.</w:t>
       </w:r>
     </w:p>
+    <w:bookmarkEnd w:id="20"/>
+    <w:bookmarkStart w:id="21" w:name="status-summary"/>
     <w:p>
       <w:pPr>
         <w:pStyle w:val="Heading1"/>
       </w:pPr>
-      <w:bookmarkStart w:id="21" w:name="status-summary"/>
       <w:r>
         <w:t xml:space="preserve">1. Status summary</w:t>
       </w:r>
-      <w:bookmarkEnd w:id="21"/>
     </w:p>
     <w:tbl>
       <w:tblPr>
         <w:tblStyle w:val="Table"/>
-        <w:tblW w:type="pct" w:w="0.0"/>
-        <w:tblLook w:firstRow="1"/>
+        <w:tblW w:type="pct" w:w="5000"/>
+        <w:tblLook w:firstRow="1" w:lastRow="0" w:firstColumn="0" w:lastColumn="0" w:noHBand="0" w:noVBand="0" w:val="0020"/>
+        <w:jc w:val="start"/>
       </w:tblPr>
-      <w:tblGrid/>
+      <w:tblGrid>
+        <w:gridCol w:w="2639"/>
+        <w:gridCol w:w="879"/>
+        <w:gridCol w:w="879"/>
+        <w:gridCol w:w="879"/>
+        <w:gridCol w:w="879"/>
+        <w:gridCol w:w="879"/>
+        <w:gridCol w:w="879"/>
+      </w:tblGrid>
       <w:tr>
         <w:trPr>
-          <w:cnfStyle w:firstRow="1"/>
+          <w:tblHeader w:val="true"/>
         </w:trPr>
         <w:tc>
-          <w:tcPr>
-            <w:tcBorders>
-              <w:bottom w:val="single"/>
-            </w:tcBorders>
-            <w:vAlign w:val="bottom"/>
-          </w:tcPr>
+          <w:tcPr/>
           <w:p>
             <w:pPr>
               <w:pStyle w:val="Compact"/>
@@ -332,12 +336,7 @@
           </w:p>
         </w:tc>
         <w:tc>
-          <w:tcPr>
-            <w:tcBorders>
-              <w:bottom w:val="single"/>
-            </w:tcBorders>
-            <w:vAlign w:val="bottom"/>
-          </w:tcPr>
+          <w:tcPr/>
           <w:p>
             <w:pPr>
               <w:pStyle w:val="Compact"/>
@@ -349,12 +348,7 @@
           </w:p>
         </w:tc>
         <w:tc>
-          <w:tcPr>
-            <w:tcBorders>
-              <w:bottom w:val="single"/>
-            </w:tcBorders>
-            <w:vAlign w:val="bottom"/>
-          </w:tcPr>
+          <w:tcPr/>
           <w:p>
             <w:pPr>
               <w:pStyle w:val="Compact"/>
@@ -366,12 +360,7 @@
           </w:p>
         </w:tc>
         <w:tc>
-          <w:tcPr>
-            <w:tcBorders>
-              <w:bottom w:val="single"/>
-            </w:tcBorders>
-            <w:vAlign w:val="bottom"/>
-          </w:tcPr>
+          <w:tcPr/>
           <w:p>
             <w:pPr>
               <w:pStyle w:val="Compact"/>
@@ -383,12 +372,7 @@
           </w:p>
         </w:tc>
         <w:tc>
-          <w:tcPr>
-            <w:tcBorders>
-              <w:bottom w:val="single"/>
-            </w:tcBorders>
-            <w:vAlign w:val="bottom"/>
-          </w:tcPr>
+          <w:tcPr/>
           <w:p>
             <w:pPr>
               <w:pStyle w:val="Compact"/>
@@ -400,12 +384,7 @@
           </w:p>
         </w:tc>
         <w:tc>
-          <w:tcPr>
-            <w:tcBorders>
-              <w:bottom w:val="single"/>
-            </w:tcBorders>
-            <w:vAlign w:val="bottom"/>
-          </w:tcPr>
+          <w:tcPr/>
           <w:p>
             <w:pPr>
               <w:pStyle w:val="Compact"/>
@@ -417,12 +396,7 @@
           </w:p>
         </w:tc>
         <w:tc>
-          <w:tcPr>
-            <w:tcBorders>
-              <w:bottom w:val="single"/>
-            </w:tcBorders>
-            <w:vAlign w:val="bottom"/>
-          </w:tcPr>
+          <w:tcPr/>
           <w:p>
             <w:pPr>
               <w:pStyle w:val="Compact"/>
@@ -436,6 +410,7 @@
       </w:tr>
       <w:tr>
         <w:tc>
+          <w:tcPr/>
           <w:p>
             <w:pPr>
               <w:pStyle w:val="Compact"/>
@@ -447,17 +422,93 @@
           </w:p>
         </w:tc>
         <w:tc>
-          <w:p>
-            <w:pPr>
-              <w:pStyle w:val="Compact"/>
-              <w:jc w:val="left"/>
-            </w:pPr>
-            <w:r>
-              <w:t xml:space="preserve">15</w:t>
-            </w:r>
-          </w:p>
-        </w:tc>
-        <w:tc>
+          <w:tcPr/>
+          <w:p>
+            <w:pPr>
+              <w:pStyle w:val="Compact"/>
+              <w:jc w:val="left"/>
+            </w:pPr>
+            <w:r>
+              <w:t xml:space="preserve">16</w:t>
+            </w:r>
+          </w:p>
+        </w:tc>
+        <w:tc>
+          <w:tcPr/>
+          <w:p>
+            <w:pPr>
+              <w:pStyle w:val="Compact"/>
+              <w:jc w:val="left"/>
+            </w:pPr>
+            <w:r>
+              <w:t xml:space="preserve">4</w:t>
+            </w:r>
+          </w:p>
+        </w:tc>
+        <w:tc>
+          <w:tcPr/>
+          <w:p>
+            <w:pPr>
+              <w:pStyle w:val="Compact"/>
+              <w:jc w:val="left"/>
+            </w:pPr>
+            <w:r>
+              <w:t xml:space="preserve">0</w:t>
+            </w:r>
+          </w:p>
+        </w:tc>
+        <w:tc>
+          <w:tcPr/>
+          <w:p>
+            <w:pPr>
+              <w:pStyle w:val="Compact"/>
+              <w:jc w:val="left"/>
+            </w:pPr>
+            <w:r>
+              <w:t xml:space="preserve">1</w:t>
+            </w:r>
+          </w:p>
+        </w:tc>
+        <w:tc>
+          <w:tcPr/>
+          <w:p>
+            <w:pPr>
+              <w:pStyle w:val="Compact"/>
+              <w:jc w:val="left"/>
+            </w:pPr>
+            <w:r>
+              <w:t xml:space="preserve">1</w:t>
+            </w:r>
+          </w:p>
+        </w:tc>
+        <w:tc>
+          <w:tcPr/>
+          <w:p>
+            <w:pPr>
+              <w:pStyle w:val="Compact"/>
+              <w:jc w:val="left"/>
+            </w:pPr>
+            <w:r>
+              <w:t xml:space="preserve">22</w:t>
+            </w:r>
+          </w:p>
+        </w:tc>
+      </w:tr>
+      <w:tr>
+        <w:tc>
+          <w:tcPr/>
+          <w:p>
+            <w:pPr>
+              <w:pStyle w:val="Compact"/>
+              <w:jc w:val="left"/>
+            </w:pPr>
+            <w:r>
+              <w:t xml:space="preserve">Interface (IR)</w:t>
+            </w:r>
+          </w:p>
+        </w:tc>
+        <w:tc>
+          <w:tcPr/>
           <w:p>
             <w:pPr>
               <w:pStyle w:val="Compact"/>
@@ -469,6 +520,7 @@
           </w:p>
         </w:tc>
         <w:tc>
+          <w:tcPr/>
           <w:p>
             <w:pPr>
               <w:pStyle w:val="Compact"/>
@@ -480,6 +532,191 @@
           </w:p>
         </w:tc>
         <w:tc>
+          <w:tcPr/>
+          <w:p>
+            <w:pPr>
+              <w:pStyle w:val="Compact"/>
+              <w:jc w:val="left"/>
+            </w:pPr>
+            <w:r>
+              <w:t xml:space="preserve">0</w:t>
+            </w:r>
+          </w:p>
+        </w:tc>
+        <w:tc>
+          <w:tcPr/>
+          <w:p>
+            <w:pPr>
+              <w:pStyle w:val="Compact"/>
+              <w:jc w:val="left"/>
+            </w:pPr>
+            <w:r>
+              <w:t xml:space="preserve">0</w:t>
+            </w:r>
+          </w:p>
+        </w:tc>
+        <w:tc>
+          <w:tcPr/>
+          <w:p>
+            <w:pPr>
+              <w:pStyle w:val="Compact"/>
+              <w:jc w:val="left"/>
+            </w:pPr>
+            <w:r>
+              <w:t xml:space="preserve">0</w:t>
+            </w:r>
+          </w:p>
+        </w:tc>
+        <w:tc>
+          <w:tcPr/>
+          <w:p>
+            <w:pPr>
+              <w:pStyle w:val="Compact"/>
+              <w:jc w:val="left"/>
+            </w:pPr>
+            <w:r>
+              <w:t xml:space="preserve">5</w:t>
+            </w:r>
+          </w:p>
+        </w:tc>
+      </w:tr>
+      <w:tr>
+        <w:tc>
+          <w:tcPr/>
+          <w:p>
+            <w:pPr>
+              <w:pStyle w:val="Compact"/>
+              <w:jc w:val="left"/>
+            </w:pPr>
+            <w:r>
+              <w:t xml:space="preserve">Non-functional (NFR)</w:t>
+            </w:r>
+          </w:p>
+        </w:tc>
+        <w:tc>
+          <w:tcPr/>
+          <w:p>
+            <w:pPr>
+              <w:pStyle w:val="Compact"/>
+              <w:jc w:val="left"/>
+            </w:pPr>
+            <w:r>
+              <w:t xml:space="preserve">4</w:t>
+            </w:r>
+          </w:p>
+        </w:tc>
+        <w:tc>
+          <w:tcPr/>
+          <w:p>
+            <w:pPr>
+              <w:pStyle w:val="Compact"/>
+              <w:jc w:val="left"/>
+            </w:pPr>
+            <w:r>
+              <w:t xml:space="preserve">2</w:t>
+            </w:r>
+          </w:p>
+        </w:tc>
+        <w:tc>
+          <w:tcPr/>
+          <w:p>
+            <w:pPr>
+              <w:pStyle w:val="Compact"/>
+              <w:jc w:val="left"/>
+            </w:pPr>
+            <w:r>
+              <w:t xml:space="preserve">0</w:t>
+            </w:r>
+          </w:p>
+        </w:tc>
+        <w:tc>
+          <w:tcPr/>
+          <w:p>
+            <w:pPr>
+              <w:pStyle w:val="Compact"/>
+              <w:jc w:val="left"/>
+            </w:pPr>
+            <w:r>
+              <w:t xml:space="preserve">2</w:t>
+            </w:r>
+          </w:p>
+        </w:tc>
+        <w:tc>
+          <w:tcPr/>
+          <w:p>
+            <w:pPr>
+              <w:pStyle w:val="Compact"/>
+              <w:jc w:val="left"/>
+            </w:pPr>
+            <w:r>
+              <w:t xml:space="preserve">0</w:t>
+            </w:r>
+          </w:p>
+        </w:tc>
+        <w:tc>
+          <w:tcPr/>
+          <w:p>
+            <w:pPr>
+              <w:pStyle w:val="Compact"/>
+              <w:jc w:val="left"/>
+            </w:pPr>
+            <w:r>
+              <w:t xml:space="preserve">8</w:t>
+            </w:r>
+          </w:p>
+        </w:tc>
+      </w:tr>
+      <w:tr>
+        <w:tc>
+          <w:tcPr/>
+          <w:p>
+            <w:pPr>
+              <w:pStyle w:val="Compact"/>
+              <w:jc w:val="left"/>
+            </w:pPr>
+            <w:r>
+              <w:t xml:space="preserve">Functional safety (SR)</w:t>
+            </w:r>
+          </w:p>
+        </w:tc>
+        <w:tc>
+          <w:tcPr/>
+          <w:p>
+            <w:pPr>
+              <w:pStyle w:val="Compact"/>
+              <w:jc w:val="left"/>
+            </w:pPr>
+            <w:r>
+              <w:t xml:space="preserve">7</w:t>
+            </w:r>
+          </w:p>
+        </w:tc>
+        <w:tc>
+          <w:tcPr/>
+          <w:p>
+            <w:pPr>
+              <w:pStyle w:val="Compact"/>
+              <w:jc w:val="left"/>
+            </w:pPr>
+            <w:r>
+              <w:t xml:space="preserve">2</w:t>
+            </w:r>
+          </w:p>
+        </w:tc>
+        <w:tc>
+          <w:tcPr/>
+          <w:p>
+            <w:pPr>
+              <w:pStyle w:val="Compact"/>
+              <w:jc w:val="left"/>
+            </w:pPr>
+            <w:r>
+              <w:t xml:space="preserve">0</w:t>
+            </w:r>
+          </w:p>
+        </w:tc>
+        <w:tc>
+          <w:tcPr/>
           <w:p>
             <w:pPr>
               <w:pStyle w:val="Compact"/>
@@ -491,6 +728,7 @@
           </w:p>
         </w:tc>
         <w:tc>
+          <w:tcPr/>
           <w:p>
             <w:pPr>
               <w:pStyle w:val="Compact"/>
@@ -502,41 +740,57 @@
           </w:p>
         </w:tc>
         <w:tc>
-          <w:p>
-            <w:pPr>
-              <w:pStyle w:val="Compact"/>
-              <w:jc w:val="left"/>
-            </w:pPr>
-            <w:r>
-              <w:t xml:space="preserve">22</w:t>
-            </w:r>
-          </w:p>
-        </w:tc>
-      </w:tr>
-      <w:tr>
-        <w:tc>
-          <w:p>
-            <w:pPr>
-              <w:pStyle w:val="Compact"/>
-              <w:jc w:val="left"/>
-            </w:pPr>
-            <w:r>
-              <w:t xml:space="preserve">Interface (IR)</w:t>
-            </w:r>
-          </w:p>
-        </w:tc>
-        <w:tc>
-          <w:p>
-            <w:pPr>
-              <w:pStyle w:val="Compact"/>
-              <w:jc w:val="left"/>
-            </w:pPr>
-            <w:r>
-              <w:t xml:space="preserve">5</w:t>
-            </w:r>
-          </w:p>
-        </w:tc>
-        <w:tc>
+          <w:tcPr/>
+          <w:p>
+            <w:pPr>
+              <w:pStyle w:val="Compact"/>
+              <w:jc w:val="left"/>
+            </w:pPr>
+            <w:r>
+              <w:t xml:space="preserve">11</w:t>
+            </w:r>
+          </w:p>
+        </w:tc>
+      </w:tr>
+      <w:tr>
+        <w:tc>
+          <w:tcPr/>
+          <w:p>
+            <w:pPr>
+              <w:pStyle w:val="Compact"/>
+              <w:jc w:val="left"/>
+            </w:pPr>
+            <w:r>
+              <w:t xml:space="preserve">Cybersecurity (CS)</w:t>
+            </w:r>
+          </w:p>
+        </w:tc>
+        <w:tc>
+          <w:tcPr/>
+          <w:p>
+            <w:pPr>
+              <w:pStyle w:val="Compact"/>
+              <w:jc w:val="left"/>
+            </w:pPr>
+            <w:r>
+              <w:t xml:space="preserve">8</w:t>
+            </w:r>
+          </w:p>
+        </w:tc>
+        <w:tc>
+          <w:tcPr/>
+          <w:p>
+            <w:pPr>
+              <w:pStyle w:val="Compact"/>
+              <w:jc w:val="left"/>
+            </w:pPr>
+            <w:r>
+              <w:t xml:space="preserve">1</w:t>
+            </w:r>
+          </w:p>
+        </w:tc>
+        <w:tc>
+          <w:tcPr/>
           <w:p>
             <w:pPr>
               <w:pStyle w:val="Compact"/>
@@ -548,175 +802,7 @@
           </w:p>
         </w:tc>
         <w:tc>
-          <w:p>
-            <w:pPr>
-              <w:pStyle w:val="Compact"/>
-              <w:jc w:val="left"/>
-            </w:pPr>
-            <w:r>
-              <w:t xml:space="preserve">0</w:t>
-            </w:r>
-          </w:p>
-        </w:tc>
-        <w:tc>
-          <w:p>
-            <w:pPr>
-              <w:pStyle w:val="Compact"/>
-              <w:jc w:val="left"/>
-            </w:pPr>
-            <w:r>
-              <w:t xml:space="preserve">0</w:t>
-            </w:r>
-          </w:p>
-        </w:tc>
-        <w:tc>
-          <w:p>
-            <w:pPr>
-              <w:pStyle w:val="Compact"/>
-              <w:jc w:val="left"/>
-            </w:pPr>
-            <w:r>
-              <w:t xml:space="preserve">0</w:t>
-            </w:r>
-          </w:p>
-        </w:tc>
-        <w:tc>
-          <w:p>
-            <w:pPr>
-              <w:pStyle w:val="Compact"/>
-              <w:jc w:val="left"/>
-            </w:pPr>
-            <w:r>
-              <w:t xml:space="preserve">5</w:t>
-            </w:r>
-          </w:p>
-        </w:tc>
-      </w:tr>
-      <w:tr>
-        <w:tc>
-          <w:p>
-            <w:pPr>
-              <w:pStyle w:val="Compact"/>
-              <w:jc w:val="left"/>
-            </w:pPr>
-            <w:r>
-              <w:t xml:space="preserve">Non-functional (NFR)</w:t>
-            </w:r>
-          </w:p>
-        </w:tc>
-        <w:tc>
-          <w:p>
-            <w:pPr>
-              <w:pStyle w:val="Compact"/>
-              <w:jc w:val="left"/>
-            </w:pPr>
-            <w:r>
-              <w:t xml:space="preserve">4</w:t>
-            </w:r>
-          </w:p>
-        </w:tc>
-        <w:tc>
-          <w:p>
-            <w:pPr>
-              <w:pStyle w:val="Compact"/>
-              <w:jc w:val="left"/>
-            </w:pPr>
-            <w:r>
-              <w:t xml:space="preserve">2</w:t>
-            </w:r>
-          </w:p>
-        </w:tc>
-        <w:tc>
-          <w:p>
-            <w:pPr>
-              <w:pStyle w:val="Compact"/>
-              <w:jc w:val="left"/>
-            </w:pPr>
-            <w:r>
-              <w:t xml:space="preserve">0</w:t>
-            </w:r>
-          </w:p>
-        </w:tc>
-        <w:tc>
-          <w:p>
-            <w:pPr>
-              <w:pStyle w:val="Compact"/>
-              <w:jc w:val="left"/>
-            </w:pPr>
-            <w:r>
-              <w:t xml:space="preserve">2</w:t>
-            </w:r>
-          </w:p>
-        </w:tc>
-        <w:tc>
-          <w:p>
-            <w:pPr>
-              <w:pStyle w:val="Compact"/>
-              <w:jc w:val="left"/>
-            </w:pPr>
-            <w:r>
-              <w:t xml:space="preserve">0</w:t>
-            </w:r>
-          </w:p>
-        </w:tc>
-        <w:tc>
-          <w:p>
-            <w:pPr>
-              <w:pStyle w:val="Compact"/>
-              <w:jc w:val="left"/>
-            </w:pPr>
-            <w:r>
-              <w:t xml:space="preserve">8</w:t>
-            </w:r>
-          </w:p>
-        </w:tc>
-      </w:tr>
-      <w:tr>
-        <w:tc>
-          <w:p>
-            <w:pPr>
-              <w:pStyle w:val="Compact"/>
-              <w:jc w:val="left"/>
-            </w:pPr>
-            <w:r>
-              <w:t xml:space="preserve">Functional safety (SR)</w:t>
-            </w:r>
-          </w:p>
-        </w:tc>
-        <w:tc>
-          <w:p>
-            <w:pPr>
-              <w:pStyle w:val="Compact"/>
-              <w:jc w:val="left"/>
-            </w:pPr>
-            <w:r>
-              <w:t xml:space="preserve">7</w:t>
-            </w:r>
-          </w:p>
-        </w:tc>
-        <w:tc>
-          <w:p>
-            <w:pPr>
-              <w:pStyle w:val="Compact"/>
-              <w:jc w:val="left"/>
-            </w:pPr>
-            <w:r>
-              <w:t xml:space="preserve">2</w:t>
-            </w:r>
-          </w:p>
-        </w:tc>
-        <w:tc>
-          <w:p>
-            <w:pPr>
-              <w:pStyle w:val="Compact"/>
-              <w:jc w:val="left"/>
-            </w:pPr>
-            <w:r>
-              <w:t xml:space="preserve">0</w:t>
-            </w:r>
-          </w:p>
-        </w:tc>
-        <w:tc>
+          <w:tcPr/>
           <w:p>
             <w:pPr>
               <w:pStyle w:val="Compact"/>
@@ -728,6 +814,7 @@
           </w:p>
         </w:tc>
         <w:tc>
+          <w:tcPr/>
           <w:p>
             <w:pPr>
               <w:pStyle w:val="Compact"/>
@@ -739,6 +826,7 @@
           </w:p>
         </w:tc>
         <w:tc>
+          <w:tcPr/>
           <w:p>
             <w:pPr>
               <w:pStyle w:val="Compact"/>
@@ -752,85 +840,7 @@
       </w:tr>
       <w:tr>
         <w:tc>
-          <w:p>
-            <w:pPr>
-              <w:pStyle w:val="Compact"/>
-              <w:jc w:val="left"/>
-            </w:pPr>
-            <w:r>
-              <w:t xml:space="preserve">Cybersecurity (CS)</w:t>
-            </w:r>
-          </w:p>
-        </w:tc>
-        <w:tc>
-          <w:p>
-            <w:pPr>
-              <w:pStyle w:val="Compact"/>
-              <w:jc w:val="left"/>
-            </w:pPr>
-            <w:r>
-              <w:t xml:space="preserve">7</w:t>
-            </w:r>
-          </w:p>
-        </w:tc>
-        <w:tc>
-          <w:p>
-            <w:pPr>
-              <w:pStyle w:val="Compact"/>
-              <w:jc w:val="left"/>
-            </w:pPr>
-            <w:r>
-              <w:t xml:space="preserve">2</w:t>
-            </w:r>
-          </w:p>
-        </w:tc>
-        <w:tc>
-          <w:p>
-            <w:pPr>
-              <w:pStyle w:val="Compact"/>
-              <w:jc w:val="left"/>
-            </w:pPr>
-            <w:r>
-              <w:t xml:space="preserve">0</w:t>
-            </w:r>
-          </w:p>
-        </w:tc>
-        <w:tc>
-          <w:p>
-            <w:pPr>
-              <w:pStyle w:val="Compact"/>
-              <w:jc w:val="left"/>
-            </w:pPr>
-            <w:r>
-              <w:t xml:space="preserve">1</w:t>
-            </w:r>
-          </w:p>
-        </w:tc>
-        <w:tc>
-          <w:p>
-            <w:pPr>
-              <w:pStyle w:val="Compact"/>
-              <w:jc w:val="left"/>
-            </w:pPr>
-            <w:r>
-              <w:t xml:space="preserve">1</w:t>
-            </w:r>
-          </w:p>
-        </w:tc>
-        <w:tc>
-          <w:p>
-            <w:pPr>
-              <w:pStyle w:val="Compact"/>
-              <w:jc w:val="left"/>
-            </w:pPr>
-            <w:r>
-              <w:t xml:space="preserve">11</w:t>
-            </w:r>
-          </w:p>
-        </w:tc>
-      </w:tr>
-      <w:tr>
-        <w:tc>
+          <w:tcPr/>
           <w:p>
             <w:pPr>
               <w:pStyle w:val="Compact"/>
@@ -838,6 +848,7 @@
             </w:pPr>
             <w:r>
               <w:rPr>
+                <w:bCs/>
                 <w:b/>
               </w:rPr>
               <w:t xml:space="preserve">All</w:t>
@@ -845,6 +856,7 @@
           </w:p>
         </w:tc>
         <w:tc>
+          <w:tcPr/>
           <w:p>
             <w:pPr>
               <w:pStyle w:val="Compact"/>
@@ -852,13 +864,15 @@
             </w:pPr>
             <w:r>
               <w:rPr>
+                <w:bCs/>
                 <w:b/>
               </w:rPr>
-              <w:t xml:space="preserve">38</w:t>
-            </w:r>
-          </w:p>
-        </w:tc>
-        <w:tc>
+              <w:t xml:space="preserve">40</w:t>
+            </w:r>
+          </w:p>
+        </w:tc>
+        <w:tc>
+          <w:tcPr/>
           <w:p>
             <w:pPr>
               <w:pStyle w:val="Compact"/>
@@ -866,13 +880,15 @@
             </w:pPr>
             <w:r>
               <w:rPr>
+                <w:bCs/>
                 <w:b/>
               </w:rPr>
-              <w:t xml:space="preserve">11</w:t>
-            </w:r>
-          </w:p>
-        </w:tc>
-        <w:tc>
+              <w:t xml:space="preserve">9</w:t>
+            </w:r>
+          </w:p>
+        </w:tc>
+        <w:tc>
+          <w:tcPr/>
           <w:p>
             <w:pPr>
               <w:pStyle w:val="Compact"/>
@@ -880,6 +896,7 @@
             </w:pPr>
             <w:r>
               <w:rPr>
+                <w:bCs/>
                 <w:b/>
               </w:rPr>
               <w:t xml:space="preserve">0</w:t>
@@ -887,6 +904,7 @@
           </w:p>
         </w:tc>
         <w:tc>
+          <w:tcPr/>
           <w:p>
             <w:pPr>
               <w:pStyle w:val="Compact"/>
@@ -894,6 +912,7 @@
             </w:pPr>
             <w:r>
               <w:rPr>
+                <w:bCs/>
                 <w:b/>
               </w:rPr>
               <w:t xml:space="preserve">5</w:t>
@@ -901,6 +920,7 @@
           </w:p>
         </w:tc>
         <w:tc>
+          <w:tcPr/>
           <w:p>
             <w:pPr>
               <w:pStyle w:val="Compact"/>
@@ -908,6 +928,7 @@
             </w:pPr>
             <w:r>
               <w:rPr>
+                <w:bCs/>
                 <w:b/>
               </w:rPr>
               <w:t xml:space="preserve">3</w:t>
@@ -915,6 +936,7 @@
           </w:p>
         </w:tc>
         <w:tc>
+          <w:tcPr/>
           <w:p>
             <w:pPr>
               <w:pStyle w:val="Compact"/>
@@ -922,6 +944,7 @@
             </w:pPr>
             <w:r>
               <w:rPr>
+                <w:bCs/>
                 <w:b/>
               </w:rPr>
               <w:t xml:space="preserve">57</w:t>
@@ -938,21 +961,22 @@
         <w:t xml:space="preserve">Coverage: 36 of 57 requirements are reached by at least one user story; 21 are traced only through their owning document (listed in section 5).</w:t>
       </w:r>
     </w:p>
+    <w:bookmarkEnd w:id="21"/>
+    <w:bookmarkStart w:id="22" w:name="Xff4f6f80ae2dffbeedf3f83d5dff29154392849"/>
     <w:p>
       <w:pPr>
         <w:pStyle w:val="Heading1"/>
       </w:pPr>
-      <w:bookmarkStart w:id="22" w:name="Xff4f6f80ae2dffbeedf3f83d5dff29154392849"/>
       <w:r>
         <w:t xml:space="preserve">2. Stakeholder needs to stories to requirements</w:t>
       </w:r>
-      <w:bookmarkEnd w:id="22"/>
     </w:p>
     <w:tbl>
       <w:tblPr>
         <w:tblStyle w:val="Table"/>
-        <w:tblW w:type="pct" w:w="5000.0"/>
-        <w:tblLook w:firstRow="1"/>
+        <w:tblW w:type="pct" w:w="5000"/>
+        <w:tblLook w:firstRow="1" w:lastRow="0" w:firstColumn="0" w:lastColumn="0" w:noHBand="0" w:noVBand="0" w:val="0020"/>
+        <w:jc w:val="start"/>
       </w:tblPr>
       <w:tblGrid>
         <w:gridCol w:w="475"/>
@@ -962,15 +986,10 @@
       </w:tblGrid>
       <w:tr>
         <w:trPr>
-          <w:cnfStyle w:firstRow="1"/>
+          <w:tblHeader w:val="true"/>
         </w:trPr>
         <w:tc>
-          <w:tcPr>
-            <w:tcBorders>
-              <w:bottom w:val="single"/>
-            </w:tcBorders>
-            <w:vAlign w:val="bottom"/>
-          </w:tcPr>
+          <w:tcPr/>
           <w:p>
             <w:pPr>
               <w:pStyle w:val="Compact"/>
@@ -982,12 +1001,7 @@
           </w:p>
         </w:tc>
         <w:tc>
-          <w:tcPr>
-            <w:tcBorders>
-              <w:bottom w:val="single"/>
-            </w:tcBorders>
-            <w:vAlign w:val="bottom"/>
-          </w:tcPr>
+          <w:tcPr/>
           <w:p>
             <w:pPr>
               <w:pStyle w:val="Compact"/>
@@ -999,12 +1013,7 @@
           </w:p>
         </w:tc>
         <w:tc>
-          <w:tcPr>
-            <w:tcBorders>
-              <w:bottom w:val="single"/>
-            </w:tcBorders>
-            <w:vAlign w:val="bottom"/>
-          </w:tcPr>
+          <w:tcPr/>
           <w:p>
             <w:pPr>
               <w:pStyle w:val="Compact"/>
@@ -1016,12 +1025,7 @@
           </w:p>
         </w:tc>
         <w:tc>
-          <w:tcPr>
-            <w:tcBorders>
-              <w:bottom w:val="single"/>
-            </w:tcBorders>
-            <w:vAlign w:val="bottom"/>
-          </w:tcPr>
+          <w:tcPr/>
           <w:p>
             <w:pPr>
               <w:pStyle w:val="Compact"/>
@@ -1035,6 +1039,7 @@
       </w:tr>
       <w:tr>
         <w:tc>
+          <w:tcPr/>
           <w:p>
             <w:pPr>
               <w:pStyle w:val="Compact"/>
@@ -1046,6 +1051,7 @@
           </w:p>
         </w:tc>
         <w:tc>
+          <w:tcPr/>
           <w:p>
             <w:pPr>
               <w:pStyle w:val="Compact"/>
@@ -1057,6 +1063,7 @@
           </w:p>
         </w:tc>
         <w:tc>
+          <w:tcPr/>
           <w:p>
             <w:pPr>
               <w:pStyle w:val="Compact"/>
@@ -1068,6 +1075,7 @@
           </w:p>
         </w:tc>
         <w:tc>
+          <w:tcPr/>
           <w:p>
             <w:pPr>
               <w:pStyle w:val="Compact"/>
@@ -1081,6 +1089,7 @@
       </w:tr>
       <w:tr>
         <w:tc>
+          <w:tcPr/>
           <w:p>
             <w:pPr>
               <w:pStyle w:val="Compact"/>
@@ -1092,6 +1101,7 @@
           </w:p>
         </w:tc>
         <w:tc>
+          <w:tcPr/>
           <w:p>
             <w:pPr>
               <w:pStyle w:val="Compact"/>
@@ -1103,6 +1113,7 @@
           </w:p>
         </w:tc>
         <w:tc>
+          <w:tcPr/>
           <w:p>
             <w:pPr>
               <w:pStyle w:val="Compact"/>
@@ -1114,6 +1125,7 @@
           </w:p>
         </w:tc>
         <w:tc>
+          <w:tcPr/>
           <w:p>
             <w:pPr>
               <w:pStyle w:val="Compact"/>
@@ -1127,6 +1139,7 @@
       </w:tr>
       <w:tr>
         <w:tc>
+          <w:tcPr/>
           <w:p>
             <w:pPr>
               <w:pStyle w:val="Compact"/>
@@ -1138,6 +1151,7 @@
           </w:p>
         </w:tc>
         <w:tc>
+          <w:tcPr/>
           <w:p>
             <w:pPr>
               <w:pStyle w:val="Compact"/>
@@ -1149,6 +1163,7 @@
           </w:p>
         </w:tc>
         <w:tc>
+          <w:tcPr/>
           <w:p>
             <w:pPr>
               <w:pStyle w:val="Compact"/>
@@ -1160,6 +1175,7 @@
           </w:p>
         </w:tc>
         <w:tc>
+          <w:tcPr/>
           <w:p>
             <w:pPr>
               <w:pStyle w:val="Compact"/>
@@ -1173,6 +1189,7 @@
       </w:tr>
       <w:tr>
         <w:tc>
+          <w:tcPr/>
           <w:p>
             <w:pPr>
               <w:pStyle w:val="Compact"/>
@@ -1184,6 +1201,7 @@
           </w:p>
         </w:tc>
         <w:tc>
+          <w:tcPr/>
           <w:p>
             <w:pPr>
               <w:pStyle w:val="Compact"/>
@@ -1195,6 +1213,7 @@
           </w:p>
         </w:tc>
         <w:tc>
+          <w:tcPr/>
           <w:p>
             <w:pPr>
               <w:pStyle w:val="Compact"/>
@@ -1206,6 +1225,7 @@
           </w:p>
         </w:tc>
         <w:tc>
+          <w:tcPr/>
           <w:p>
             <w:pPr>
               <w:pStyle w:val="Compact"/>
@@ -1219,6 +1239,7 @@
       </w:tr>
       <w:tr>
         <w:tc>
+          <w:tcPr/>
           <w:p>
             <w:pPr>
               <w:pStyle w:val="Compact"/>
@@ -1230,6 +1251,7 @@
           </w:p>
         </w:tc>
         <w:tc>
+          <w:tcPr/>
           <w:p>
             <w:pPr>
               <w:pStyle w:val="Compact"/>
@@ -1241,6 +1263,7 @@
           </w:p>
         </w:tc>
         <w:tc>
+          <w:tcPr/>
           <w:p>
             <w:pPr>
               <w:pStyle w:val="Compact"/>
@@ -1252,6 +1275,7 @@
           </w:p>
         </w:tc>
         <w:tc>
+          <w:tcPr/>
           <w:p>
             <w:pPr>
               <w:pStyle w:val="Compact"/>
@@ -1265,6 +1289,7 @@
       </w:tr>
       <w:tr>
         <w:tc>
+          <w:tcPr/>
           <w:p>
             <w:pPr>
               <w:pStyle w:val="Compact"/>
@@ -1276,6 +1301,7 @@
           </w:p>
         </w:tc>
         <w:tc>
+          <w:tcPr/>
           <w:p>
             <w:pPr>
               <w:pStyle w:val="Compact"/>
@@ -1287,6 +1313,7 @@
           </w:p>
         </w:tc>
         <w:tc>
+          <w:tcPr/>
           <w:p>
             <w:pPr>
               <w:pStyle w:val="Compact"/>
@@ -1298,6 +1325,7 @@
           </w:p>
         </w:tc>
         <w:tc>
+          <w:tcPr/>
           <w:p>
             <w:pPr>
               <w:pStyle w:val="Compact"/>
@@ -1311,6 +1339,7 @@
       </w:tr>
       <w:tr>
         <w:tc>
+          <w:tcPr/>
           <w:p>
             <w:pPr>
               <w:pStyle w:val="Compact"/>
@@ -1322,6 +1351,7 @@
           </w:p>
         </w:tc>
         <w:tc>
+          <w:tcPr/>
           <w:p>
             <w:pPr>
               <w:pStyle w:val="Compact"/>
@@ -1333,6 +1363,7 @@
           </w:p>
         </w:tc>
         <w:tc>
+          <w:tcPr/>
           <w:p>
             <w:pPr>
               <w:pStyle w:val="Compact"/>
@@ -1344,6 +1375,7 @@
           </w:p>
         </w:tc>
         <w:tc>
+          <w:tcPr/>
           <w:p>
             <w:pPr>
               <w:pStyle w:val="Compact"/>
@@ -1356,31 +1388,31 @@
         </w:tc>
       </w:tr>
     </w:tbl>
+    <w:bookmarkEnd w:id="22"/>
+    <w:bookmarkStart w:id="28" w:name="X5f87578be86f8e069cb58cbe4e0b01e78c6139f"/>
     <w:p>
       <w:pPr>
         <w:pStyle w:val="Heading1"/>
       </w:pPr>
-      <w:bookmarkStart w:id="23" w:name="X5f87578be86f8e069cb58cbe4e0b01e78c6139f"/>
       <w:r>
         <w:t xml:space="preserve">3. Requirement to story, verification, status and evidence</w:t>
       </w:r>
-      <w:bookmarkEnd w:id="23"/>
     </w:p>
+    <w:bookmarkStart w:id="23" w:name="functional-fr-owner-pulse-syrs-001"/>
     <w:p>
       <w:pPr>
         <w:pStyle w:val="Heading2"/>
       </w:pPr>
-      <w:bookmarkStart w:id="24" w:name="functional-fr-owner-pulse-syrs-001"/>
       <w:r>
         <w:t xml:space="preserve">3.1 Functional (FR), owner PULSE-SyRS-001</w:t>
       </w:r>
-      <w:bookmarkEnd w:id="24"/>
     </w:p>
     <w:tbl>
       <w:tblPr>
         <w:tblStyle w:val="Table"/>
-        <w:tblW w:type="pct" w:w="5000.0"/>
-        <w:tblLook w:firstRow="1"/>
+        <w:tblW w:type="pct" w:w="5000"/>
+        <w:tblLook w:firstRow="1" w:lastRow="0" w:firstColumn="0" w:lastColumn="0" w:noHBand="0" w:noVBand="0" w:val="0020"/>
+        <w:jc w:val="start"/>
       </w:tblPr>
       <w:tblGrid>
         <w:gridCol w:w="480"/>
@@ -1392,15 +1424,10 @@
       </w:tblGrid>
       <w:tr>
         <w:trPr>
-          <w:cnfStyle w:firstRow="1"/>
+          <w:tblHeader w:val="true"/>
         </w:trPr>
         <w:tc>
-          <w:tcPr>
-            <w:tcBorders>
-              <w:bottom w:val="single"/>
-            </w:tcBorders>
-            <w:vAlign w:val="bottom"/>
-          </w:tcPr>
+          <w:tcPr/>
           <w:p>
             <w:pPr>
               <w:pStyle w:val="Compact"/>
@@ -1412,12 +1439,7 @@
           </w:p>
         </w:tc>
         <w:tc>
-          <w:tcPr>
-            <w:tcBorders>
-              <w:bottom w:val="single"/>
-            </w:tcBorders>
-            <w:vAlign w:val="bottom"/>
-          </w:tcPr>
+          <w:tcPr/>
           <w:p>
             <w:pPr>
               <w:pStyle w:val="Compact"/>
@@ -1429,12 +1451,7 @@
           </w:p>
         </w:tc>
         <w:tc>
-          <w:tcPr>
-            <w:tcBorders>
-              <w:bottom w:val="single"/>
-            </w:tcBorders>
-            <w:vAlign w:val="bottom"/>
-          </w:tcPr>
+          <w:tcPr/>
           <w:p>
             <w:pPr>
               <w:pStyle w:val="Compact"/>
@@ -1446,12 +1463,7 @@
           </w:p>
         </w:tc>
         <w:tc>
-          <w:tcPr>
-            <w:tcBorders>
-              <w:bottom w:val="single"/>
-            </w:tcBorders>
-            <w:vAlign w:val="bottom"/>
-          </w:tcPr>
+          <w:tcPr/>
           <w:p>
             <w:pPr>
               <w:pStyle w:val="Compact"/>
@@ -1463,12 +1475,7 @@
           </w:p>
         </w:tc>
         <w:tc>
-          <w:tcPr>
-            <w:tcBorders>
-              <w:bottom w:val="single"/>
-            </w:tcBorders>
-            <w:vAlign w:val="bottom"/>
-          </w:tcPr>
+          <w:tcPr/>
           <w:p>
             <w:pPr>
               <w:pStyle w:val="Compact"/>
@@ -1480,12 +1487,7 @@
           </w:p>
         </w:tc>
         <w:tc>
-          <w:tcPr>
-            <w:tcBorders>
-              <w:bottom w:val="single"/>
-            </w:tcBorders>
-            <w:vAlign w:val="bottom"/>
-          </w:tcPr>
+          <w:tcPr/>
           <w:p>
             <w:pPr>
               <w:pStyle w:val="Compact"/>
@@ -1499,6 +1501,7 @@
       </w:tr>
       <w:tr>
         <w:tc>
+          <w:tcPr/>
           <w:p>
             <w:pPr>
               <w:pStyle w:val="Compact"/>
@@ -1510,6 +1513,7 @@
           </w:p>
         </w:tc>
         <w:tc>
+          <w:tcPr/>
           <w:p>
             <w:pPr>
               <w:pStyle w:val="Compact"/>
@@ -1521,6 +1525,7 @@
           </w:p>
         </w:tc>
         <w:tc>
+          <w:tcPr/>
           <w:p>
             <w:pPr>
               <w:pStyle w:val="Compact"/>
@@ -1532,6 +1537,7 @@
           </w:p>
         </w:tc>
         <w:tc>
+          <w:tcPr/>
           <w:p>
             <w:pPr>
               <w:pStyle w:val="Compact"/>
@@ -1543,6 +1549,7 @@
           </w:p>
         </w:tc>
         <w:tc>
+          <w:tcPr/>
           <w:p>
             <w:pPr>
               <w:pStyle w:val="Compact"/>
@@ -1554,6 +1561,7 @@
           </w:p>
         </w:tc>
         <w:tc>
+          <w:tcPr/>
           <w:p>
             <w:pPr>
               <w:pStyle w:val="Compact"/>
@@ -1576,6 +1584,7 @@
       </w:tr>
       <w:tr>
         <w:tc>
+          <w:tcPr/>
           <w:p>
             <w:pPr>
               <w:pStyle w:val="Compact"/>
@@ -1587,6 +1596,7 @@
           </w:p>
         </w:tc>
         <w:tc>
+          <w:tcPr/>
           <w:p>
             <w:pPr>
               <w:pStyle w:val="Compact"/>
@@ -1598,6 +1608,7 @@
           </w:p>
         </w:tc>
         <w:tc>
+          <w:tcPr/>
           <w:p>
             <w:pPr>
               <w:pStyle w:val="Compact"/>
@@ -1609,6 +1620,7 @@
           </w:p>
         </w:tc>
         <w:tc>
+          <w:tcPr/>
           <w:p>
             <w:pPr>
               <w:pStyle w:val="Compact"/>
@@ -1620,6 +1632,7 @@
           </w:p>
         </w:tc>
         <w:tc>
+          <w:tcPr/>
           <w:p>
             <w:pPr>
               <w:pStyle w:val="Compact"/>
@@ -1631,6 +1644,7 @@
           </w:p>
         </w:tc>
         <w:tc>
+          <w:tcPr/>
           <w:p>
             <w:pPr>
               <w:pStyle w:val="Compact"/>
@@ -1674,6 +1688,7 @@
       </w:tr>
       <w:tr>
         <w:tc>
+          <w:tcPr/>
           <w:p>
             <w:pPr>
               <w:pStyle w:val="Compact"/>
@@ -1685,6 +1700,7 @@
           </w:p>
         </w:tc>
         <w:tc>
+          <w:tcPr/>
           <w:p>
             <w:pPr>
               <w:pStyle w:val="Compact"/>
@@ -1696,6 +1712,7 @@
           </w:p>
         </w:tc>
         <w:tc>
+          <w:tcPr/>
           <w:p>
             <w:pPr>
               <w:pStyle w:val="Compact"/>
@@ -1707,6 +1724,7 @@
           </w:p>
         </w:tc>
         <w:tc>
+          <w:tcPr/>
           <w:p>
             <w:pPr>
               <w:pStyle w:val="Compact"/>
@@ -1718,6 +1736,7 @@
           </w:p>
         </w:tc>
         <w:tc>
+          <w:tcPr/>
           <w:p>
             <w:pPr>
               <w:pStyle w:val="Compact"/>
@@ -1729,6 +1748,7 @@
           </w:p>
         </w:tc>
         <w:tc>
+          <w:tcPr/>
           <w:p>
             <w:pPr>
               <w:pStyle w:val="Compact"/>
@@ -1766,6 +1786,7 @@
       </w:tr>
       <w:tr>
         <w:tc>
+          <w:tcPr/>
           <w:p>
             <w:pPr>
               <w:pStyle w:val="Compact"/>
@@ -1777,6 +1798,7 @@
           </w:p>
         </w:tc>
         <w:tc>
+          <w:tcPr/>
           <w:p>
             <w:pPr>
               <w:pStyle w:val="Compact"/>
@@ -1788,6 +1810,7 @@
           </w:p>
         </w:tc>
         <w:tc>
+          <w:tcPr/>
           <w:p>
             <w:pPr>
               <w:pStyle w:val="Compact"/>
@@ -1799,6 +1822,7 @@
           </w:p>
         </w:tc>
         <w:tc>
+          <w:tcPr/>
           <w:p>
             <w:pPr>
               <w:pStyle w:val="Compact"/>
@@ -1810,6 +1834,7 @@
           </w:p>
         </w:tc>
         <w:tc>
+          <w:tcPr/>
           <w:p>
             <w:pPr>
               <w:pStyle w:val="Compact"/>
@@ -1821,6 +1846,7 @@
           </w:p>
         </w:tc>
         <w:tc>
+          <w:tcPr/>
           <w:p>
             <w:pPr>
               <w:pStyle w:val="Compact"/>
@@ -1843,6 +1869,7 @@
       </w:tr>
       <w:tr>
         <w:tc>
+          <w:tcPr/>
           <w:p>
             <w:pPr>
               <w:pStyle w:val="Compact"/>
@@ -1854,6 +1881,7 @@
           </w:p>
         </w:tc>
         <w:tc>
+          <w:tcPr/>
           <w:p>
             <w:pPr>
               <w:pStyle w:val="Compact"/>
@@ -1865,6 +1893,7 @@
           </w:p>
         </w:tc>
         <w:tc>
+          <w:tcPr/>
           <w:p>
             <w:pPr>
               <w:pStyle w:val="Compact"/>
@@ -1876,6 +1905,7 @@
           </w:p>
         </w:tc>
         <w:tc>
+          <w:tcPr/>
           <w:p>
             <w:pPr>
               <w:pStyle w:val="Compact"/>
@@ -1887,6 +1917,7 @@
           </w:p>
         </w:tc>
         <w:tc>
+          <w:tcPr/>
           <w:p>
             <w:pPr>
               <w:pStyle w:val="Compact"/>
@@ -1898,6 +1929,7 @@
           </w:p>
         </w:tc>
         <w:tc>
+          <w:tcPr/>
           <w:p>
             <w:pPr>
               <w:pStyle w:val="Compact"/>
@@ -1911,6 +1943,7 @@
       </w:tr>
       <w:tr>
         <w:tc>
+          <w:tcPr/>
           <w:p>
             <w:pPr>
               <w:pStyle w:val="Compact"/>
@@ -1922,6 +1955,7 @@
           </w:p>
         </w:tc>
         <w:tc>
+          <w:tcPr/>
           <w:p>
             <w:pPr>
               <w:pStyle w:val="Compact"/>
@@ -1933,6 +1967,7 @@
           </w:p>
         </w:tc>
         <w:tc>
+          <w:tcPr/>
           <w:p>
             <w:pPr>
               <w:pStyle w:val="Compact"/>
@@ -1944,6 +1979,7 @@
           </w:p>
         </w:tc>
         <w:tc>
+          <w:tcPr/>
           <w:p>
             <w:pPr>
               <w:pStyle w:val="Compact"/>
@@ -1955,6 +1991,7 @@
           </w:p>
         </w:tc>
         <w:tc>
+          <w:tcPr/>
           <w:p>
             <w:pPr>
               <w:pStyle w:val="Compact"/>
@@ -1966,6 +2003,7 @@
           </w:p>
         </w:tc>
         <w:tc>
+          <w:tcPr/>
           <w:p>
             <w:pPr>
               <w:pStyle w:val="Compact"/>
@@ -2000,6 +2038,7 @@
       </w:tr>
       <w:tr>
         <w:tc>
+          <w:tcPr/>
           <w:p>
             <w:pPr>
               <w:pStyle w:val="Compact"/>
@@ -2011,6 +2050,7 @@
           </w:p>
         </w:tc>
         <w:tc>
+          <w:tcPr/>
           <w:p>
             <w:pPr>
               <w:pStyle w:val="Compact"/>
@@ -2022,6 +2062,7 @@
           </w:p>
         </w:tc>
         <w:tc>
+          <w:tcPr/>
           <w:p>
             <w:pPr>
               <w:pStyle w:val="Compact"/>
@@ -2033,6 +2074,7 @@
           </w:p>
         </w:tc>
         <w:tc>
+          <w:tcPr/>
           <w:p>
             <w:pPr>
               <w:pStyle w:val="Compact"/>
@@ -2044,6 +2086,7 @@
           </w:p>
         </w:tc>
         <w:tc>
+          <w:tcPr/>
           <w:p>
             <w:pPr>
               <w:pStyle w:val="Compact"/>
@@ -2055,6 +2098,7 @@
           </w:p>
         </w:tc>
         <w:tc>
+          <w:tcPr/>
           <w:p>
             <w:pPr>
               <w:pStyle w:val="Compact"/>
@@ -2068,6 +2112,7 @@
       </w:tr>
       <w:tr>
         <w:tc>
+          <w:tcPr/>
           <w:p>
             <w:pPr>
               <w:pStyle w:val="Compact"/>
@@ -2079,6 +2124,7 @@
           </w:p>
         </w:tc>
         <w:tc>
+          <w:tcPr/>
           <w:p>
             <w:pPr>
               <w:pStyle w:val="Compact"/>
@@ -2090,6 +2136,7 @@
           </w:p>
         </w:tc>
         <w:tc>
+          <w:tcPr/>
           <w:p>
             <w:pPr>
               <w:pStyle w:val="Compact"/>
@@ -2101,6 +2148,7 @@
           </w:p>
         </w:tc>
         <w:tc>
+          <w:tcPr/>
           <w:p>
             <w:pPr>
               <w:pStyle w:val="Compact"/>
@@ -2112,6 +2160,7 @@
           </w:p>
         </w:tc>
         <w:tc>
+          <w:tcPr/>
           <w:p>
             <w:pPr>
               <w:pStyle w:val="Compact"/>
@@ -2123,16 +2172,14 @@
           </w:p>
         </w:tc>
         <w:tc>
-          <w:p>
-            <w:pPr>
-              <w:pStyle w:val="Compact"/>
-              <w:jc w:val="left"/>
-            </w:pPr>
-            <w:r>
-              <w:t xml:space="preserve">Proven on a virtual bus:</w:t>
-            </w:r>
-            <w:r>
-              <w:t xml:space="preserve"> </w:t>
+          <w:tcPr/>
+          <w:p>
+            <w:pPr>
+              <w:pStyle w:val="Compact"/>
+              <w:jc w:val="left"/>
+            </w:pPr>
+            <w:r>
+              <w:t xml:space="preserve">Proven on a virtual bus on 23 September (</w:t>
             </w:r>
             <w:r>
               <w:rPr>
@@ -2141,31 +2188,23 @@
               <w:t xml:space="preserve">scripts/can_spike.py</w:t>
             </w:r>
             <w:r>
-              <w:t xml:space="preserve"> </w:t>
-            </w:r>
-            <w:r>
-              <w:t xml:space="preserve">feeds three frames on</w:t>
-            </w:r>
-            <w:r>
-              <w:t xml:space="preserve"> </w:t>
+              <w:t xml:space="preserve">). Since 2 October the simulator can act as the vehicle’s ECUs (</w:t>
             </w:r>
             <w:r>
               <w:rPr>
                 <w:rStyle w:val="VerbatimChar"/>
               </w:rPr>
-              <w:t xml:space="preserve">vcan0</w:t>
-            </w:r>
-            <w:r>
-              <w:t xml:space="preserve"> </w:t>
-            </w:r>
-            <w:r>
-              <w:t xml:space="preserve">through KUKSA’s CAN provider and AGL’s DBC and they arrive as catalogue signals…</w:t>
-            </w:r>
-          </w:p>
-        </w:tc>
-      </w:tr>
-      <w:tr>
-        <w:tc>
+              <w:t xml:space="preserve">SIM_CAN=vcan0</w:t>
+            </w:r>
+            <w:r>
+              <w:t xml:space="preserve">…</w:t>
+            </w:r>
+          </w:p>
+        </w:tc>
+      </w:tr>
+      <w:tr>
+        <w:tc>
+          <w:tcPr/>
           <w:p>
             <w:pPr>
               <w:pStyle w:val="Compact"/>
@@ -2177,6 +2216,7 @@
           </w:p>
         </w:tc>
         <w:tc>
+          <w:tcPr/>
           <w:p>
             <w:pPr>
               <w:pStyle w:val="Compact"/>
@@ -2188,6 +2228,7 @@
           </w:p>
         </w:tc>
         <w:tc>
+          <w:tcPr/>
           <w:p>
             <w:pPr>
               <w:pStyle w:val="Compact"/>
@@ -2199,6 +2240,7 @@
           </w:p>
         </w:tc>
         <w:tc>
+          <w:tcPr/>
           <w:p>
             <w:pPr>
               <w:pStyle w:val="Compact"/>
@@ -2210,6 +2252,7 @@
           </w:p>
         </w:tc>
         <w:tc>
+          <w:tcPr/>
           <w:p>
             <w:pPr>
               <w:pStyle w:val="Compact"/>
@@ -2221,6 +2264,7 @@
           </w:p>
         </w:tc>
         <w:tc>
+          <w:tcPr/>
           <w:p>
             <w:pPr>
               <w:pStyle w:val="Compact"/>
@@ -2240,6 +2284,7 @@
       </w:tr>
       <w:tr>
         <w:tc>
+          <w:tcPr/>
           <w:p>
             <w:pPr>
               <w:pStyle w:val="Compact"/>
@@ -2251,6 +2296,7 @@
           </w:p>
         </w:tc>
         <w:tc>
+          <w:tcPr/>
           <w:p>
             <w:pPr>
               <w:pStyle w:val="Compact"/>
@@ -2262,6 +2308,7 @@
           </w:p>
         </w:tc>
         <w:tc>
+          <w:tcPr/>
           <w:p>
             <w:pPr>
               <w:pStyle w:val="Compact"/>
@@ -2273,6 +2320,7 @@
           </w:p>
         </w:tc>
         <w:tc>
+          <w:tcPr/>
           <w:p>
             <w:pPr>
               <w:pStyle w:val="Compact"/>
@@ -2284,6 +2332,7 @@
           </w:p>
         </w:tc>
         <w:tc>
+          <w:tcPr/>
           <w:p>
             <w:pPr>
               <w:pStyle w:val="Compact"/>
@@ -2295,6 +2344,7 @@
           </w:p>
         </w:tc>
         <w:tc>
+          <w:tcPr/>
           <w:p>
             <w:pPr>
               <w:pStyle w:val="Compact"/>
@@ -2317,6 +2367,7 @@
       </w:tr>
       <w:tr>
         <w:tc>
+          <w:tcPr/>
           <w:p>
             <w:pPr>
               <w:pStyle w:val="Compact"/>
@@ -2328,6 +2379,7 @@
           </w:p>
         </w:tc>
         <w:tc>
+          <w:tcPr/>
           <w:p>
             <w:pPr>
               <w:pStyle w:val="Compact"/>
@@ -2339,6 +2391,7 @@
           </w:p>
         </w:tc>
         <w:tc>
+          <w:tcPr/>
           <w:p>
             <w:pPr>
               <w:pStyle w:val="Compact"/>
@@ -2350,6 +2403,7 @@
           </w:p>
         </w:tc>
         <w:tc>
+          <w:tcPr/>
           <w:p>
             <w:pPr>
               <w:pStyle w:val="Compact"/>
@@ -2361,6 +2415,7 @@
           </w:p>
         </w:tc>
         <w:tc>
+          <w:tcPr/>
           <w:p>
             <w:pPr>
               <w:pStyle w:val="Compact"/>
@@ -2372,6 +2427,7 @@
           </w:p>
         </w:tc>
         <w:tc>
+          <w:tcPr/>
           <w:p>
             <w:pPr>
               <w:pStyle w:val="Compact"/>
@@ -2409,6 +2465,7 @@
       </w:tr>
       <w:tr>
         <w:tc>
+          <w:tcPr/>
           <w:p>
             <w:pPr>
               <w:pStyle w:val="Compact"/>
@@ -2420,6 +2477,7 @@
           </w:p>
         </w:tc>
         <w:tc>
+          <w:tcPr/>
           <w:p>
             <w:pPr>
               <w:pStyle w:val="Compact"/>
@@ -2431,6 +2489,7 @@
           </w:p>
         </w:tc>
         <w:tc>
+          <w:tcPr/>
           <w:p>
             <w:pPr>
               <w:pStyle w:val="Compact"/>
@@ -2442,6 +2501,7 @@
           </w:p>
         </w:tc>
         <w:tc>
+          <w:tcPr/>
           <w:p>
             <w:pPr>
               <w:pStyle w:val="Compact"/>
@@ -2453,6 +2513,7 @@
           </w:p>
         </w:tc>
         <w:tc>
+          <w:tcPr/>
           <w:p>
             <w:pPr>
               <w:pStyle w:val="Compact"/>
@@ -2464,6 +2525,7 @@
           </w:p>
         </w:tc>
         <w:tc>
+          <w:tcPr/>
           <w:p>
             <w:pPr>
               <w:pStyle w:val="Compact"/>
@@ -2505,11 +2567,15 @@
               </w:rPr>
               <w:t xml:space="preserve">design/</w:t>
             </w:r>
-          </w:p>
-        </w:tc>
-      </w:tr>
-      <w:tr>
-        <w:tc>
+            <w:r>
+              <w:t xml:space="preserve">. Both seen running on 2 October, Compose on the Android 16 car…</w:t>
+            </w:r>
+          </w:p>
+        </w:tc>
+      </w:tr>
+      <w:tr>
+        <w:tc>
+          <w:tcPr/>
           <w:p>
             <w:pPr>
               <w:pStyle w:val="Compact"/>
@@ -2521,6 +2587,7 @@
           </w:p>
         </w:tc>
         <w:tc>
+          <w:tcPr/>
           <w:p>
             <w:pPr>
               <w:pStyle w:val="Compact"/>
@@ -2532,6 +2599,7 @@
           </w:p>
         </w:tc>
         <w:tc>
+          <w:tcPr/>
           <w:p>
             <w:pPr>
               <w:pStyle w:val="Compact"/>
@@ -2543,6 +2611,7 @@
           </w:p>
         </w:tc>
         <w:tc>
+          <w:tcPr/>
           <w:p>
             <w:pPr>
               <w:pStyle w:val="Compact"/>
@@ -2554,30 +2623,33 @@
           </w:p>
         </w:tc>
         <w:tc>
-          <w:p>
-            <w:pPr>
-              <w:pStyle w:val="Compact"/>
-              <w:jc w:val="left"/>
-            </w:pPr>
-            <w:r>
-              <w:t xml:space="preserve">Partial</w:t>
-            </w:r>
-          </w:p>
-        </w:tc>
-        <w:tc>
-          <w:p>
-            <w:pPr>
-              <w:pStyle w:val="Compact"/>
-              <w:jc w:val="left"/>
-            </w:pPr>
-            <w:r>
-              <w:t xml:space="preserve">Same broker, protocol, catalogue limits and freshness rules for both. Signal sets still differ: Flutter 28 paths, Compose 17; the eleven extra are driver…</w:t>
-            </w:r>
-          </w:p>
-        </w:tc>
-      </w:tr>
-      <w:tr>
-        <w:tc>
+          <w:tcPr/>
+          <w:p>
+            <w:pPr>
+              <w:pStyle w:val="Compact"/>
+              <w:jc w:val="left"/>
+            </w:pPr>
+            <w:r>
+              <w:t xml:space="preserve">Implemented</w:t>
+            </w:r>
+          </w:p>
+        </w:tc>
+        <w:tc>
+          <w:tcPr/>
+          <w:p>
+            <w:pPr>
+              <w:pStyle w:val="Compact"/>
+              <w:jc w:val="left"/>
+            </w:pPr>
+            <w:r>
+              <w:t xml:space="preserve">Since 2 October both clusters subscribe to the same 28 paths through the same broker, protocol, catalogue limits and freshness rules. The benchmark figures in…</w:t>
+            </w:r>
+          </w:p>
+        </w:tc>
+      </w:tr>
+      <w:tr>
+        <w:tc>
+          <w:tcPr/>
           <w:p>
             <w:pPr>
               <w:pStyle w:val="Compact"/>
@@ -2589,6 +2661,7 @@
           </w:p>
         </w:tc>
         <w:tc>
+          <w:tcPr/>
           <w:p>
             <w:pPr>
               <w:pStyle w:val="Compact"/>
@@ -2600,6 +2673,7 @@
           </w:p>
         </w:tc>
         <w:tc>
+          <w:tcPr/>
           <w:p>
             <w:pPr>
               <w:pStyle w:val="Compact"/>
@@ -2611,6 +2685,7 @@
           </w:p>
         </w:tc>
         <w:tc>
+          <w:tcPr/>
           <w:p>
             <w:pPr>
               <w:pStyle w:val="Compact"/>
@@ -2622,6 +2697,7 @@
           </w:p>
         </w:tc>
         <w:tc>
+          <w:tcPr/>
           <w:p>
             <w:pPr>
               <w:pStyle w:val="Compact"/>
@@ -2633,6 +2709,7 @@
           </w:p>
         </w:tc>
         <w:tc>
+          <w:tcPr/>
           <w:p>
             <w:pPr>
               <w:pStyle w:val="Compact"/>
@@ -2667,6 +2744,7 @@
       </w:tr>
       <w:tr>
         <w:tc>
+          <w:tcPr/>
           <w:p>
             <w:pPr>
               <w:pStyle w:val="Compact"/>
@@ -2678,6 +2756,7 @@
           </w:p>
         </w:tc>
         <w:tc>
+          <w:tcPr/>
           <w:p>
             <w:pPr>
               <w:pStyle w:val="Compact"/>
@@ -2689,6 +2768,7 @@
           </w:p>
         </w:tc>
         <w:tc>
+          <w:tcPr/>
           <w:p>
             <w:pPr>
               <w:pStyle w:val="Compact"/>
@@ -2700,6 +2780,7 @@
           </w:p>
         </w:tc>
         <w:tc>
+          <w:tcPr/>
           <w:p>
             <w:pPr>
               <w:pStyle w:val="Compact"/>
@@ -2711,6 +2792,7 @@
           </w:p>
         </w:tc>
         <w:tc>
+          <w:tcPr/>
           <w:p>
             <w:pPr>
               <w:pStyle w:val="Compact"/>
@@ -2722,6 +2804,7 @@
           </w:p>
         </w:tc>
         <w:tc>
+          <w:tcPr/>
           <w:p>
             <w:pPr>
               <w:pStyle w:val="Compact"/>
@@ -2744,6 +2827,7 @@
       </w:tr>
       <w:tr>
         <w:tc>
+          <w:tcPr/>
           <w:p>
             <w:pPr>
               <w:pStyle w:val="Compact"/>
@@ -2755,6 +2839,7 @@
           </w:p>
         </w:tc>
         <w:tc>
+          <w:tcPr/>
           <w:p>
             <w:pPr>
               <w:pStyle w:val="Compact"/>
@@ -2766,6 +2851,7 @@
           </w:p>
         </w:tc>
         <w:tc>
+          <w:tcPr/>
           <w:p>
             <w:pPr>
               <w:pStyle w:val="Compact"/>
@@ -2777,6 +2863,7 @@
           </w:p>
         </w:tc>
         <w:tc>
+          <w:tcPr/>
           <w:p>
             <w:pPr>
               <w:pStyle w:val="Compact"/>
@@ -2788,6 +2875,7 @@
           </w:p>
         </w:tc>
         <w:tc>
+          <w:tcPr/>
           <w:p>
             <w:pPr>
               <w:pStyle w:val="Compact"/>
@@ -2799,6 +2887,7 @@
           </w:p>
         </w:tc>
         <w:tc>
+          <w:tcPr/>
           <w:p>
             <w:pPr>
               <w:pStyle w:val="Compact"/>
@@ -2812,6 +2901,7 @@
       </w:tr>
       <w:tr>
         <w:tc>
+          <w:tcPr/>
           <w:p>
             <w:pPr>
               <w:pStyle w:val="Compact"/>
@@ -2823,6 +2913,7 @@
           </w:p>
         </w:tc>
         <w:tc>
+          <w:tcPr/>
           <w:p>
             <w:pPr>
               <w:pStyle w:val="Compact"/>
@@ -2834,6 +2925,7 @@
           </w:p>
         </w:tc>
         <w:tc>
+          <w:tcPr/>
           <w:p>
             <w:pPr>
               <w:pStyle w:val="Compact"/>
@@ -2845,6 +2937,7 @@
           </w:p>
         </w:tc>
         <w:tc>
+          <w:tcPr/>
           <w:p>
             <w:pPr>
               <w:pStyle w:val="Compact"/>
@@ -2856,6 +2949,7 @@
           </w:p>
         </w:tc>
         <w:tc>
+          <w:tcPr/>
           <w:p>
             <w:pPr>
               <w:pStyle w:val="Compact"/>
@@ -2867,6 +2961,7 @@
           </w:p>
         </w:tc>
         <w:tc>
+          <w:tcPr/>
           <w:p>
             <w:pPr>
               <w:pStyle w:val="Compact"/>
@@ -2889,6 +2984,7 @@
       </w:tr>
       <w:tr>
         <w:tc>
+          <w:tcPr/>
           <w:p>
             <w:pPr>
               <w:pStyle w:val="Compact"/>
@@ -2900,6 +2996,7 @@
           </w:p>
         </w:tc>
         <w:tc>
+          <w:tcPr/>
           <w:p>
             <w:pPr>
               <w:pStyle w:val="Compact"/>
@@ -2911,6 +3008,7 @@
           </w:p>
         </w:tc>
         <w:tc>
+          <w:tcPr/>
           <w:p>
             <w:pPr>
               <w:pStyle w:val="Compact"/>
@@ -2922,6 +3020,7 @@
           </w:p>
         </w:tc>
         <w:tc>
+          <w:tcPr/>
           <w:p>
             <w:pPr>
               <w:pStyle w:val="Compact"/>
@@ -2933,6 +3032,7 @@
           </w:p>
         </w:tc>
         <w:tc>
+          <w:tcPr/>
           <w:p>
             <w:pPr>
               <w:pStyle w:val="Compact"/>
@@ -2944,6 +3044,7 @@
           </w:p>
         </w:tc>
         <w:tc>
+          <w:tcPr/>
           <w:p>
             <w:pPr>
               <w:pStyle w:val="Compact"/>
@@ -3014,6 +3115,7 @@
       </w:tr>
       <w:tr>
         <w:tc>
+          <w:tcPr/>
           <w:p>
             <w:pPr>
               <w:pStyle w:val="Compact"/>
@@ -3025,6 +3127,7 @@
           </w:p>
         </w:tc>
         <w:tc>
+          <w:tcPr/>
           <w:p>
             <w:pPr>
               <w:pStyle w:val="Compact"/>
@@ -3036,6 +3139,7 @@
           </w:p>
         </w:tc>
         <w:tc>
+          <w:tcPr/>
           <w:p>
             <w:pPr>
               <w:pStyle w:val="Compact"/>
@@ -3047,6 +3151,7 @@
           </w:p>
         </w:tc>
         <w:tc>
+          <w:tcPr/>
           <w:p>
             <w:pPr>
               <w:pStyle w:val="Compact"/>
@@ -3058,6 +3163,7 @@
           </w:p>
         </w:tc>
         <w:tc>
+          <w:tcPr/>
           <w:p>
             <w:pPr>
               <w:pStyle w:val="Compact"/>
@@ -3069,6 +3175,7 @@
           </w:p>
         </w:tc>
         <w:tc>
+          <w:tcPr/>
           <w:p>
             <w:pPr>
               <w:pStyle w:val="Compact"/>
@@ -3115,6 +3222,7 @@
       </w:tr>
       <w:tr>
         <w:tc>
+          <w:tcPr/>
           <w:p>
             <w:pPr>
               <w:pStyle w:val="Compact"/>
@@ -3126,6 +3234,7 @@
           </w:p>
         </w:tc>
         <w:tc>
+          <w:tcPr/>
           <w:p>
             <w:pPr>
               <w:pStyle w:val="Compact"/>
@@ -3137,6 +3246,7 @@
           </w:p>
         </w:tc>
         <w:tc>
+          <w:tcPr/>
           <w:p>
             <w:pPr>
               <w:pStyle w:val="Compact"/>
@@ -3148,6 +3258,7 @@
           </w:p>
         </w:tc>
         <w:tc>
+          <w:tcPr/>
           <w:p>
             <w:pPr>
               <w:pStyle w:val="Compact"/>
@@ -3159,6 +3270,7 @@
           </w:p>
         </w:tc>
         <w:tc>
+          <w:tcPr/>
           <w:p>
             <w:pPr>
               <w:pStyle w:val="Compact"/>
@@ -3170,6 +3282,7 @@
           </w:p>
         </w:tc>
         <w:tc>
+          <w:tcPr/>
           <w:p>
             <w:pPr>
               <w:pStyle w:val="Compact"/>
@@ -3216,6 +3329,7 @@
       </w:tr>
       <w:tr>
         <w:tc>
+          <w:tcPr/>
           <w:p>
             <w:pPr>
               <w:pStyle w:val="Compact"/>
@@ -3227,6 +3341,7 @@
           </w:p>
         </w:tc>
         <w:tc>
+          <w:tcPr/>
           <w:p>
             <w:pPr>
               <w:pStyle w:val="Compact"/>
@@ -3238,6 +3353,7 @@
           </w:p>
         </w:tc>
         <w:tc>
+          <w:tcPr/>
           <w:p>
             <w:pPr>
               <w:pStyle w:val="Compact"/>
@@ -3249,6 +3365,7 @@
           </w:p>
         </w:tc>
         <w:tc>
+          <w:tcPr/>
           <w:p>
             <w:pPr>
               <w:pStyle w:val="Compact"/>
@@ -3260,6 +3377,7 @@
           </w:p>
         </w:tc>
         <w:tc>
+          <w:tcPr/>
           <w:p>
             <w:pPr>
               <w:pStyle w:val="Compact"/>
@@ -3271,6 +3389,7 @@
           </w:p>
         </w:tc>
         <w:tc>
+          <w:tcPr/>
           <w:p>
             <w:pPr>
               <w:pStyle w:val="Compact"/>
@@ -3305,6 +3424,7 @@
       </w:tr>
       <w:tr>
         <w:tc>
+          <w:tcPr/>
           <w:p>
             <w:pPr>
               <w:pStyle w:val="Compact"/>
@@ -3316,6 +3436,7 @@
           </w:p>
         </w:tc>
         <w:tc>
+          <w:tcPr/>
           <w:p>
             <w:pPr>
               <w:pStyle w:val="Compact"/>
@@ -3327,6 +3448,7 @@
           </w:p>
         </w:tc>
         <w:tc>
+          <w:tcPr/>
           <w:p>
             <w:pPr>
               <w:pStyle w:val="Compact"/>
@@ -3338,6 +3460,7 @@
           </w:p>
         </w:tc>
         <w:tc>
+          <w:tcPr/>
           <w:p>
             <w:pPr>
               <w:pStyle w:val="Compact"/>
@@ -3349,6 +3472,7 @@
           </w:p>
         </w:tc>
         <w:tc>
+          <w:tcPr/>
           <w:p>
             <w:pPr>
               <w:pStyle w:val="Compact"/>
@@ -3360,6 +3484,7 @@
           </w:p>
         </w:tc>
         <w:tc>
+          <w:tcPr/>
           <w:p>
             <w:pPr>
               <w:pStyle w:val="Compact"/>
@@ -3381,21 +3506,22 @@
         </w:tc>
       </w:tr>
     </w:tbl>
+    <w:bookmarkEnd w:id="23"/>
+    <w:bookmarkStart w:id="24" w:name="interface-ir-owner-pulse-syrs-001"/>
     <w:p>
       <w:pPr>
         <w:pStyle w:val="Heading2"/>
       </w:pPr>
-      <w:bookmarkStart w:id="25" w:name="interface-ir-owner-pulse-syrs-001"/>
       <w:r>
         <w:t xml:space="preserve">3.2 Interface (IR), owner PULSE-SyRS-001</w:t>
       </w:r>
-      <w:bookmarkEnd w:id="25"/>
     </w:p>
     <w:tbl>
       <w:tblPr>
         <w:tblStyle w:val="Table"/>
-        <w:tblW w:type="pct" w:w="5000.0"/>
-        <w:tblLook w:firstRow="1"/>
+        <w:tblW w:type="pct" w:w="5000"/>
+        <w:tblLook w:firstRow="1" w:lastRow="0" w:firstColumn="0" w:lastColumn="0" w:noHBand="0" w:noVBand="0" w:val="0020"/>
+        <w:jc w:val="start"/>
       </w:tblPr>
       <w:tblGrid>
         <w:gridCol w:w="480"/>
@@ -3407,15 +3533,10 @@
       </w:tblGrid>
       <w:tr>
         <w:trPr>
-          <w:cnfStyle w:firstRow="1"/>
+          <w:tblHeader w:val="true"/>
         </w:trPr>
         <w:tc>
-          <w:tcPr>
-            <w:tcBorders>
-              <w:bottom w:val="single"/>
-            </w:tcBorders>
-            <w:vAlign w:val="bottom"/>
-          </w:tcPr>
+          <w:tcPr/>
           <w:p>
             <w:pPr>
               <w:pStyle w:val="Compact"/>
@@ -3427,12 +3548,7 @@
           </w:p>
         </w:tc>
         <w:tc>
-          <w:tcPr>
-            <w:tcBorders>
-              <w:bottom w:val="single"/>
-            </w:tcBorders>
-            <w:vAlign w:val="bottom"/>
-          </w:tcPr>
+          <w:tcPr/>
           <w:p>
             <w:pPr>
               <w:pStyle w:val="Compact"/>
@@ -3444,12 +3560,7 @@
           </w:p>
         </w:tc>
         <w:tc>
-          <w:tcPr>
-            <w:tcBorders>
-              <w:bottom w:val="single"/>
-            </w:tcBorders>
-            <w:vAlign w:val="bottom"/>
-          </w:tcPr>
+          <w:tcPr/>
           <w:p>
             <w:pPr>
               <w:pStyle w:val="Compact"/>
@@ -3461,12 +3572,7 @@
           </w:p>
         </w:tc>
         <w:tc>
-          <w:tcPr>
-            <w:tcBorders>
-              <w:bottom w:val="single"/>
-            </w:tcBorders>
-            <w:vAlign w:val="bottom"/>
-          </w:tcPr>
+          <w:tcPr/>
           <w:p>
             <w:pPr>
               <w:pStyle w:val="Compact"/>
@@ -3478,12 +3584,7 @@
           </w:p>
         </w:tc>
         <w:tc>
-          <w:tcPr>
-            <w:tcBorders>
-              <w:bottom w:val="single"/>
-            </w:tcBorders>
-            <w:vAlign w:val="bottom"/>
-          </w:tcPr>
+          <w:tcPr/>
           <w:p>
             <w:pPr>
               <w:pStyle w:val="Compact"/>
@@ -3495,12 +3596,7 @@
           </w:p>
         </w:tc>
         <w:tc>
-          <w:tcPr>
-            <w:tcBorders>
-              <w:bottom w:val="single"/>
-            </w:tcBorders>
-            <w:vAlign w:val="bottom"/>
-          </w:tcPr>
+          <w:tcPr/>
           <w:p>
             <w:pPr>
               <w:pStyle w:val="Compact"/>
@@ -3514,6 +3610,7 @@
       </w:tr>
       <w:tr>
         <w:tc>
+          <w:tcPr/>
           <w:p>
             <w:pPr>
               <w:pStyle w:val="Compact"/>
@@ -3525,6 +3622,7 @@
           </w:p>
         </w:tc>
         <w:tc>
+          <w:tcPr/>
           <w:p>
             <w:pPr>
               <w:pStyle w:val="Compact"/>
@@ -3536,6 +3634,7 @@
           </w:p>
         </w:tc>
         <w:tc>
+          <w:tcPr/>
           <w:p>
             <w:pPr>
               <w:pStyle w:val="Compact"/>
@@ -3547,6 +3646,7 @@
           </w:p>
         </w:tc>
         <w:tc>
+          <w:tcPr/>
           <w:p>
             <w:pPr>
               <w:pStyle w:val="Compact"/>
@@ -3558,6 +3658,7 @@
           </w:p>
         </w:tc>
         <w:tc>
+          <w:tcPr/>
           <w:p>
             <w:pPr>
               <w:pStyle w:val="Compact"/>
@@ -3569,6 +3670,7 @@
           </w:p>
         </w:tc>
         <w:tc>
+          <w:tcPr/>
           <w:p>
             <w:pPr>
               <w:pStyle w:val="Compact"/>
@@ -3606,6 +3708,7 @@
       </w:tr>
       <w:tr>
         <w:tc>
+          <w:tcPr/>
           <w:p>
             <w:pPr>
               <w:pStyle w:val="Compact"/>
@@ -3617,6 +3720,7 @@
           </w:p>
         </w:tc>
         <w:tc>
+          <w:tcPr/>
           <w:p>
             <w:pPr>
               <w:pStyle w:val="Compact"/>
@@ -3628,6 +3732,7 @@
           </w:p>
         </w:tc>
         <w:tc>
+          <w:tcPr/>
           <w:p>
             <w:pPr>
               <w:pStyle w:val="Compact"/>
@@ -3639,6 +3744,7 @@
           </w:p>
         </w:tc>
         <w:tc>
+          <w:tcPr/>
           <w:p>
             <w:pPr>
               <w:pStyle w:val="Compact"/>
@@ -3650,6 +3756,7 @@
           </w:p>
         </w:tc>
         <w:tc>
+          <w:tcPr/>
           <w:p>
             <w:pPr>
               <w:pStyle w:val="Compact"/>
@@ -3661,6 +3768,7 @@
           </w:p>
         </w:tc>
         <w:tc>
+          <w:tcPr/>
           <w:p>
             <w:pPr>
               <w:pStyle w:val="Compact"/>
@@ -3734,6 +3842,7 @@
       </w:tr>
       <w:tr>
         <w:tc>
+          <w:tcPr/>
           <w:p>
             <w:pPr>
               <w:pStyle w:val="Compact"/>
@@ -3745,6 +3854,7 @@
           </w:p>
         </w:tc>
         <w:tc>
+          <w:tcPr/>
           <w:p>
             <w:pPr>
               <w:pStyle w:val="Compact"/>
@@ -3756,6 +3866,7 @@
           </w:p>
         </w:tc>
         <w:tc>
+          <w:tcPr/>
           <w:p>
             <w:pPr>
               <w:pStyle w:val="Compact"/>
@@ -3767,6 +3878,7 @@
           </w:p>
         </w:tc>
         <w:tc>
+          <w:tcPr/>
           <w:p>
             <w:pPr>
               <w:pStyle w:val="Compact"/>
@@ -3778,6 +3890,7 @@
           </w:p>
         </w:tc>
         <w:tc>
+          <w:tcPr/>
           <w:p>
             <w:pPr>
               <w:pStyle w:val="Compact"/>
@@ -3789,6 +3902,7 @@
           </w:p>
         </w:tc>
         <w:tc>
+          <w:tcPr/>
           <w:p>
             <w:pPr>
               <w:pStyle w:val="Compact"/>
@@ -3802,6 +3916,7 @@
       </w:tr>
       <w:tr>
         <w:tc>
+          <w:tcPr/>
           <w:p>
             <w:pPr>
               <w:pStyle w:val="Compact"/>
@@ -3813,6 +3928,7 @@
           </w:p>
         </w:tc>
         <w:tc>
+          <w:tcPr/>
           <w:p>
             <w:pPr>
               <w:pStyle w:val="Compact"/>
@@ -3824,6 +3940,7 @@
           </w:p>
         </w:tc>
         <w:tc>
+          <w:tcPr/>
           <w:p>
             <w:pPr>
               <w:pStyle w:val="Compact"/>
@@ -3835,6 +3952,7 @@
           </w:p>
         </w:tc>
         <w:tc>
+          <w:tcPr/>
           <w:p>
             <w:pPr>
               <w:pStyle w:val="Compact"/>
@@ -3846,6 +3964,7 @@
           </w:p>
         </w:tc>
         <w:tc>
+          <w:tcPr/>
           <w:p>
             <w:pPr>
               <w:pStyle w:val="Compact"/>
@@ -3857,6 +3976,7 @@
           </w:p>
         </w:tc>
         <w:tc>
+          <w:tcPr/>
           <w:p>
             <w:pPr>
               <w:pStyle w:val="Compact"/>
@@ -3903,6 +4023,7 @@
       </w:tr>
       <w:tr>
         <w:tc>
+          <w:tcPr/>
           <w:p>
             <w:pPr>
               <w:pStyle w:val="Compact"/>
@@ -3914,6 +4035,7 @@
           </w:p>
         </w:tc>
         <w:tc>
+          <w:tcPr/>
           <w:p>
             <w:pPr>
               <w:pStyle w:val="Compact"/>
@@ -3925,6 +4047,7 @@
           </w:p>
         </w:tc>
         <w:tc>
+          <w:tcPr/>
           <w:p>
             <w:pPr>
               <w:pStyle w:val="Compact"/>
@@ -3936,6 +4059,7 @@
           </w:p>
         </w:tc>
         <w:tc>
+          <w:tcPr/>
           <w:p>
             <w:pPr>
               <w:pStyle w:val="Compact"/>
@@ -3947,6 +4071,7 @@
           </w:p>
         </w:tc>
         <w:tc>
+          <w:tcPr/>
           <w:p>
             <w:pPr>
               <w:pStyle w:val="Compact"/>
@@ -3958,6 +4083,7 @@
           </w:p>
         </w:tc>
         <w:tc>
+          <w:tcPr/>
           <w:p>
             <w:pPr>
               <w:pStyle w:val="Compact"/>
@@ -3997,21 +4123,22 @@
         </w:tc>
       </w:tr>
     </w:tbl>
+    <w:bookmarkEnd w:id="24"/>
+    <w:bookmarkStart w:id="25" w:name="non-functional-nfr-owner-pulse-syrs-001"/>
     <w:p>
       <w:pPr>
         <w:pStyle w:val="Heading2"/>
       </w:pPr>
-      <w:bookmarkStart w:id="26" w:name="non-functional-nfr-owner-pulse-syrs-001"/>
       <w:r>
         <w:t xml:space="preserve">3.3 Non-functional (NFR), owner PULSE-SyRS-001</w:t>
       </w:r>
-      <w:bookmarkEnd w:id="26"/>
     </w:p>
     <w:tbl>
       <w:tblPr>
         <w:tblStyle w:val="Table"/>
-        <w:tblW w:type="pct" w:w="5000.0"/>
-        <w:tblLook w:firstRow="1"/>
+        <w:tblW w:type="pct" w:w="5000"/>
+        <w:tblLook w:firstRow="1" w:lastRow="0" w:firstColumn="0" w:lastColumn="0" w:noHBand="0" w:noVBand="0" w:val="0020"/>
+        <w:jc w:val="start"/>
       </w:tblPr>
       <w:tblGrid>
         <w:gridCol w:w="480"/>
@@ -4023,15 +4150,10 @@
       </w:tblGrid>
       <w:tr>
         <w:trPr>
-          <w:cnfStyle w:firstRow="1"/>
+          <w:tblHeader w:val="true"/>
         </w:trPr>
         <w:tc>
-          <w:tcPr>
-            <w:tcBorders>
-              <w:bottom w:val="single"/>
-            </w:tcBorders>
-            <w:vAlign w:val="bottom"/>
-          </w:tcPr>
+          <w:tcPr/>
           <w:p>
             <w:pPr>
               <w:pStyle w:val="Compact"/>
@@ -4043,12 +4165,7 @@
           </w:p>
         </w:tc>
         <w:tc>
-          <w:tcPr>
-            <w:tcBorders>
-              <w:bottom w:val="single"/>
-            </w:tcBorders>
-            <w:vAlign w:val="bottom"/>
-          </w:tcPr>
+          <w:tcPr/>
           <w:p>
             <w:pPr>
               <w:pStyle w:val="Compact"/>
@@ -4060,12 +4177,7 @@
           </w:p>
         </w:tc>
         <w:tc>
-          <w:tcPr>
-            <w:tcBorders>
-              <w:bottom w:val="single"/>
-            </w:tcBorders>
-            <w:vAlign w:val="bottom"/>
-          </w:tcPr>
+          <w:tcPr/>
           <w:p>
             <w:pPr>
               <w:pStyle w:val="Compact"/>
@@ -4077,12 +4189,7 @@
           </w:p>
         </w:tc>
         <w:tc>
-          <w:tcPr>
-            <w:tcBorders>
-              <w:bottom w:val="single"/>
-            </w:tcBorders>
-            <w:vAlign w:val="bottom"/>
-          </w:tcPr>
+          <w:tcPr/>
           <w:p>
             <w:pPr>
               <w:pStyle w:val="Compact"/>
@@ -4094,12 +4201,7 @@
           </w:p>
         </w:tc>
         <w:tc>
-          <w:tcPr>
-            <w:tcBorders>
-              <w:bottom w:val="single"/>
-            </w:tcBorders>
-            <w:vAlign w:val="bottom"/>
-          </w:tcPr>
+          <w:tcPr/>
           <w:p>
             <w:pPr>
               <w:pStyle w:val="Compact"/>
@@ -4111,12 +4213,7 @@
           </w:p>
         </w:tc>
         <w:tc>
-          <w:tcPr>
-            <w:tcBorders>
-              <w:bottom w:val="single"/>
-            </w:tcBorders>
-            <w:vAlign w:val="bottom"/>
-          </w:tcPr>
+          <w:tcPr/>
           <w:p>
             <w:pPr>
               <w:pStyle w:val="Compact"/>
@@ -4130,6 +4227,7 @@
       </w:tr>
       <w:tr>
         <w:tc>
+          <w:tcPr/>
           <w:p>
             <w:pPr>
               <w:pStyle w:val="Compact"/>
@@ -4141,6 +4239,7 @@
           </w:p>
         </w:tc>
         <w:tc>
+          <w:tcPr/>
           <w:p>
             <w:pPr>
               <w:pStyle w:val="Compact"/>
@@ -4152,6 +4251,7 @@
           </w:p>
         </w:tc>
         <w:tc>
+          <w:tcPr/>
           <w:p>
             <w:pPr>
               <w:pStyle w:val="Compact"/>
@@ -4163,6 +4263,7 @@
           </w:p>
         </w:tc>
         <w:tc>
+          <w:tcPr/>
           <w:p>
             <w:pPr>
               <w:pStyle w:val="Compact"/>
@@ -4174,6 +4275,7 @@
           </w:p>
         </w:tc>
         <w:tc>
+          <w:tcPr/>
           <w:p>
             <w:pPr>
               <w:pStyle w:val="Compact"/>
@@ -4185,6 +4287,7 @@
           </w:p>
         </w:tc>
         <w:tc>
+          <w:tcPr/>
           <w:p>
             <w:pPr>
               <w:pStyle w:val="Compact"/>
@@ -4198,6 +4301,7 @@
       </w:tr>
       <w:tr>
         <w:tc>
+          <w:tcPr/>
           <w:p>
             <w:pPr>
               <w:pStyle w:val="Compact"/>
@@ -4209,6 +4313,7 @@
           </w:p>
         </w:tc>
         <w:tc>
+          <w:tcPr/>
           <w:p>
             <w:pPr>
               <w:pStyle w:val="Compact"/>
@@ -4220,6 +4325,7 @@
           </w:p>
         </w:tc>
         <w:tc>
+          <w:tcPr/>
           <w:p>
             <w:pPr>
               <w:pStyle w:val="Compact"/>
@@ -4231,6 +4337,7 @@
           </w:p>
         </w:tc>
         <w:tc>
+          <w:tcPr/>
           <w:p>
             <w:pPr>
               <w:pStyle w:val="Compact"/>
@@ -4242,6 +4349,7 @@
           </w:p>
         </w:tc>
         <w:tc>
+          <w:tcPr/>
           <w:p>
             <w:pPr>
               <w:pStyle w:val="Compact"/>
@@ -4253,6 +4361,7 @@
           </w:p>
         </w:tc>
         <w:tc>
+          <w:tcPr/>
           <w:p>
             <w:pPr>
               <w:pStyle w:val="Compact"/>
@@ -4266,6 +4375,7 @@
       </w:tr>
       <w:tr>
         <w:tc>
+          <w:tcPr/>
           <w:p>
             <w:pPr>
               <w:pStyle w:val="Compact"/>
@@ -4277,6 +4387,7 @@
           </w:p>
         </w:tc>
         <w:tc>
+          <w:tcPr/>
           <w:p>
             <w:pPr>
               <w:pStyle w:val="Compact"/>
@@ -4288,6 +4399,7 @@
           </w:p>
         </w:tc>
         <w:tc>
+          <w:tcPr/>
           <w:p>
             <w:pPr>
               <w:pStyle w:val="Compact"/>
@@ -4299,6 +4411,7 @@
           </w:p>
         </w:tc>
         <w:tc>
+          <w:tcPr/>
           <w:p>
             <w:pPr>
               <w:pStyle w:val="Compact"/>
@@ -4310,6 +4423,7 @@
           </w:p>
         </w:tc>
         <w:tc>
+          <w:tcPr/>
           <w:p>
             <w:pPr>
               <w:pStyle w:val="Compact"/>
@@ -4321,6 +4435,7 @@
           </w:p>
         </w:tc>
         <w:tc>
+          <w:tcPr/>
           <w:p>
             <w:pPr>
               <w:pStyle w:val="Compact"/>
@@ -4334,6 +4449,7 @@
       </w:tr>
       <w:tr>
         <w:tc>
+          <w:tcPr/>
           <w:p>
             <w:pPr>
               <w:pStyle w:val="Compact"/>
@@ -4345,6 +4461,7 @@
           </w:p>
         </w:tc>
         <w:tc>
+          <w:tcPr/>
           <w:p>
             <w:pPr>
               <w:pStyle w:val="Compact"/>
@@ -4356,6 +4473,7 @@
           </w:p>
         </w:tc>
         <w:tc>
+          <w:tcPr/>
           <w:p>
             <w:pPr>
               <w:pStyle w:val="Compact"/>
@@ -4367,6 +4485,7 @@
           </w:p>
         </w:tc>
         <w:tc>
+          <w:tcPr/>
           <w:p>
             <w:pPr>
               <w:pStyle w:val="Compact"/>
@@ -4378,6 +4497,7 @@
           </w:p>
         </w:tc>
         <w:tc>
+          <w:tcPr/>
           <w:p>
             <w:pPr>
               <w:pStyle w:val="Compact"/>
@@ -4389,6 +4509,7 @@
           </w:p>
         </w:tc>
         <w:tc>
+          <w:tcPr/>
           <w:p>
             <w:pPr>
               <w:pStyle w:val="Compact"/>
@@ -4402,6 +4523,7 @@
       </w:tr>
       <w:tr>
         <w:tc>
+          <w:tcPr/>
           <w:p>
             <w:pPr>
               <w:pStyle w:val="Compact"/>
@@ -4413,6 +4535,7 @@
           </w:p>
         </w:tc>
         <w:tc>
+          <w:tcPr/>
           <w:p>
             <w:pPr>
               <w:pStyle w:val="Compact"/>
@@ -4424,6 +4547,7 @@
           </w:p>
         </w:tc>
         <w:tc>
+          <w:tcPr/>
           <w:p>
             <w:pPr>
               <w:pStyle w:val="Compact"/>
@@ -4435,6 +4559,7 @@
           </w:p>
         </w:tc>
         <w:tc>
+          <w:tcPr/>
           <w:p>
             <w:pPr>
               <w:pStyle w:val="Compact"/>
@@ -4446,6 +4571,7 @@
           </w:p>
         </w:tc>
         <w:tc>
+          <w:tcPr/>
           <w:p>
             <w:pPr>
               <w:pStyle w:val="Compact"/>
@@ -4457,13 +4583,14 @@
           </w:p>
         </w:tc>
         <w:tc>
-          <w:p>
-            <w:pPr>
-              <w:pStyle w:val="Compact"/>
-              <w:jc w:val="left"/>
-            </w:pPr>
-            <w:r>
-              <w:t xml:space="preserve">Bring-up of 2026-08-18 in ONBOARDING.md. On 2026-09-23 a fresh environment from</w:t>
+          <w:tcPr/>
+          <w:p>
+            <w:pPr>
+              <w:pStyle w:val="Compact"/>
+              <w:jc w:val="left"/>
+            </w:pPr>
+            <w:r>
+              <w:t xml:space="preserve">Bring-up of 2026-08-18 in ONBOARDING.md. On 2026-10-02 a second host rebuilt both environments from</w:t>
             </w:r>
             <w:r>
               <w:t xml:space="preserve"> </w:t>
@@ -4478,13 +4605,29 @@
               <w:t xml:space="preserve"> </w:t>
             </w:r>
             <w:r>
-              <w:t xml:space="preserve">ran every provider; the driver monitor additionally needs a…</w:t>
-            </w:r>
-          </w:p>
-        </w:tc>
-      </w:tr>
-      <w:tr>
-        <w:tc>
+              <w:t xml:space="preserve">with</w:t>
+            </w:r>
+            <w:r>
+              <w:t xml:space="preserve"> </w:t>
+            </w:r>
+            <w:r>
+              <w:rPr>
+                <w:rStyle w:val="VerbatimChar"/>
+              </w:rPr>
+              <w:t xml:space="preserve">constraints.txt</w:t>
+            </w:r>
+            <w:r>
+              <w:t xml:space="preserve"> </w:t>
+            </w:r>
+            <w:r>
+              <w:t xml:space="preserve">and ran every…</w:t>
+            </w:r>
+          </w:p>
+        </w:tc>
+      </w:tr>
+      <w:tr>
+        <w:tc>
+          <w:tcPr/>
           <w:p>
             <w:pPr>
               <w:pStyle w:val="Compact"/>
@@ -4496,6 +4639,7 @@
           </w:p>
         </w:tc>
         <w:tc>
+          <w:tcPr/>
           <w:p>
             <w:pPr>
               <w:pStyle w:val="Compact"/>
@@ -4507,6 +4651,7 @@
           </w:p>
         </w:tc>
         <w:tc>
+          <w:tcPr/>
           <w:p>
             <w:pPr>
               <w:pStyle w:val="Compact"/>
@@ -4518,6 +4663,7 @@
           </w:p>
         </w:tc>
         <w:tc>
+          <w:tcPr/>
           <w:p>
             <w:pPr>
               <w:pStyle w:val="Compact"/>
@@ -4529,6 +4675,7 @@
           </w:p>
         </w:tc>
         <w:tc>
+          <w:tcPr/>
           <w:p>
             <w:pPr>
               <w:pStyle w:val="Compact"/>
@@ -4540,6 +4687,7 @@
           </w:p>
         </w:tc>
         <w:tc>
+          <w:tcPr/>
           <w:p>
             <w:pPr>
               <w:pStyle w:val="Compact"/>
@@ -4553,6 +4701,7 @@
       </w:tr>
       <w:tr>
         <w:tc>
+          <w:tcPr/>
           <w:p>
             <w:pPr>
               <w:pStyle w:val="Compact"/>
@@ -4564,6 +4713,7 @@
           </w:p>
         </w:tc>
         <w:tc>
+          <w:tcPr/>
           <w:p>
             <w:pPr>
               <w:pStyle w:val="Compact"/>
@@ -4575,6 +4725,7 @@
           </w:p>
         </w:tc>
         <w:tc>
+          <w:tcPr/>
           <w:p>
             <w:pPr>
               <w:pStyle w:val="Compact"/>
@@ -4586,6 +4737,7 @@
           </w:p>
         </w:tc>
         <w:tc>
+          <w:tcPr/>
           <w:p>
             <w:pPr>
               <w:pStyle w:val="Compact"/>
@@ -4597,6 +4749,7 @@
           </w:p>
         </w:tc>
         <w:tc>
+          <w:tcPr/>
           <w:p>
             <w:pPr>
               <w:pStyle w:val="Compact"/>
@@ -4608,6 +4761,7 @@
           </w:p>
         </w:tc>
         <w:tc>
+          <w:tcPr/>
           <w:p>
             <w:pPr>
               <w:pStyle w:val="Compact"/>
@@ -4621,6 +4775,7 @@
       </w:tr>
       <w:tr>
         <w:tc>
+          <w:tcPr/>
           <w:p>
             <w:pPr>
               <w:pStyle w:val="Compact"/>
@@ -4632,6 +4787,7 @@
           </w:p>
         </w:tc>
         <w:tc>
+          <w:tcPr/>
           <w:p>
             <w:pPr>
               <w:pStyle w:val="Compact"/>
@@ -4643,6 +4799,7 @@
           </w:p>
         </w:tc>
         <w:tc>
+          <w:tcPr/>
           <w:p>
             <w:pPr>
               <w:pStyle w:val="Compact"/>
@@ -4654,6 +4811,7 @@
           </w:p>
         </w:tc>
         <w:tc>
+          <w:tcPr/>
           <w:p>
             <w:pPr>
               <w:pStyle w:val="Compact"/>
@@ -4665,6 +4823,7 @@
           </w:p>
         </w:tc>
         <w:tc>
+          <w:tcPr/>
           <w:p>
             <w:pPr>
               <w:pStyle w:val="Compact"/>
@@ -4676,6 +4835,7 @@
           </w:p>
         </w:tc>
         <w:tc>
+          <w:tcPr/>
           <w:p>
             <w:pPr>
               <w:pStyle w:val="Compact"/>
@@ -4727,21 +4887,22 @@
         </w:tc>
       </w:tr>
     </w:tbl>
+    <w:bookmarkEnd w:id="25"/>
+    <w:bookmarkStart w:id="26" w:name="functional-safety-sr-owner-pulse-saf-001"/>
     <w:p>
       <w:pPr>
         <w:pStyle w:val="Heading2"/>
       </w:pPr>
-      <w:bookmarkStart w:id="27" w:name="functional-safety-sr-owner-pulse-saf-001"/>
       <w:r>
         <w:t xml:space="preserve">3.4 Functional safety (SR), owner PULSE-SAF-001</w:t>
       </w:r>
-      <w:bookmarkEnd w:id="27"/>
     </w:p>
     <w:tbl>
       <w:tblPr>
         <w:tblStyle w:val="Table"/>
-        <w:tblW w:type="pct" w:w="5000.0"/>
-        <w:tblLook w:firstRow="1"/>
+        <w:tblW w:type="pct" w:w="5000"/>
+        <w:tblLook w:firstRow="1" w:lastRow="0" w:firstColumn="0" w:lastColumn="0" w:noHBand="0" w:noVBand="0" w:val="0020"/>
+        <w:jc w:val="start"/>
       </w:tblPr>
       <w:tblGrid>
         <w:gridCol w:w="480"/>
@@ -4753,15 +4914,10 @@
       </w:tblGrid>
       <w:tr>
         <w:trPr>
-          <w:cnfStyle w:firstRow="1"/>
+          <w:tblHeader w:val="true"/>
         </w:trPr>
         <w:tc>
-          <w:tcPr>
-            <w:tcBorders>
-              <w:bottom w:val="single"/>
-            </w:tcBorders>
-            <w:vAlign w:val="bottom"/>
-          </w:tcPr>
+          <w:tcPr/>
           <w:p>
             <w:pPr>
               <w:pStyle w:val="Compact"/>
@@ -4773,12 +4929,7 @@
           </w:p>
         </w:tc>
         <w:tc>
-          <w:tcPr>
-            <w:tcBorders>
-              <w:bottom w:val="single"/>
-            </w:tcBorders>
-            <w:vAlign w:val="bottom"/>
-          </w:tcPr>
+          <w:tcPr/>
           <w:p>
             <w:pPr>
               <w:pStyle w:val="Compact"/>
@@ -4790,12 +4941,7 @@
           </w:p>
         </w:tc>
         <w:tc>
-          <w:tcPr>
-            <w:tcBorders>
-              <w:bottom w:val="single"/>
-            </w:tcBorders>
-            <w:vAlign w:val="bottom"/>
-          </w:tcPr>
+          <w:tcPr/>
           <w:p>
             <w:pPr>
               <w:pStyle w:val="Compact"/>
@@ -4807,12 +4953,7 @@
           </w:p>
         </w:tc>
         <w:tc>
-          <w:tcPr>
-            <w:tcBorders>
-              <w:bottom w:val="single"/>
-            </w:tcBorders>
-            <w:vAlign w:val="bottom"/>
-          </w:tcPr>
+          <w:tcPr/>
           <w:p>
             <w:pPr>
               <w:pStyle w:val="Compact"/>
@@ -4824,12 +4965,7 @@
           </w:p>
         </w:tc>
         <w:tc>
-          <w:tcPr>
-            <w:tcBorders>
-              <w:bottom w:val="single"/>
-            </w:tcBorders>
-            <w:vAlign w:val="bottom"/>
-          </w:tcPr>
+          <w:tcPr/>
           <w:p>
             <w:pPr>
               <w:pStyle w:val="Compact"/>
@@ -4841,12 +4977,7 @@
           </w:p>
         </w:tc>
         <w:tc>
-          <w:tcPr>
-            <w:tcBorders>
-              <w:bottom w:val="single"/>
-            </w:tcBorders>
-            <w:vAlign w:val="bottom"/>
-          </w:tcPr>
+          <w:tcPr/>
           <w:p>
             <w:pPr>
               <w:pStyle w:val="Compact"/>
@@ -4860,6 +4991,7 @@
       </w:tr>
       <w:tr>
         <w:tc>
+          <w:tcPr/>
           <w:p>
             <w:pPr>
               <w:pStyle w:val="Compact"/>
@@ -4871,6 +5003,7 @@
           </w:p>
         </w:tc>
         <w:tc>
+          <w:tcPr/>
           <w:p>
             <w:pPr>
               <w:pStyle w:val="Compact"/>
@@ -4882,6 +5015,7 @@
           </w:p>
         </w:tc>
         <w:tc>
+          <w:tcPr/>
           <w:p>
             <w:pPr>
               <w:pStyle w:val="Compact"/>
@@ -4893,6 +5027,7 @@
           </w:p>
         </w:tc>
         <w:tc>
+          <w:tcPr/>
           <w:p>
             <w:pPr>
               <w:pStyle w:val="Compact"/>
@@ -4904,6 +5039,7 @@
           </w:p>
         </w:tc>
         <w:tc>
+          <w:tcPr/>
           <w:p>
             <w:pPr>
               <w:pStyle w:val="Compact"/>
@@ -4915,6 +5051,7 @@
           </w:p>
         </w:tc>
         <w:tc>
+          <w:tcPr/>
           <w:p>
             <w:pPr>
               <w:pStyle w:val="Compact"/>
@@ -4928,6 +5065,7 @@
       </w:tr>
       <w:tr>
         <w:tc>
+          <w:tcPr/>
           <w:p>
             <w:pPr>
               <w:pStyle w:val="Compact"/>
@@ -4939,6 +5077,7 @@
           </w:p>
         </w:tc>
         <w:tc>
+          <w:tcPr/>
           <w:p>
             <w:pPr>
               <w:pStyle w:val="Compact"/>
@@ -4950,6 +5089,7 @@
           </w:p>
         </w:tc>
         <w:tc>
+          <w:tcPr/>
           <w:p>
             <w:pPr>
               <w:pStyle w:val="Compact"/>
@@ -4961,6 +5101,7 @@
           </w:p>
         </w:tc>
         <w:tc>
+          <w:tcPr/>
           <w:p>
             <w:pPr>
               <w:pStyle w:val="Compact"/>
@@ -4972,6 +5113,7 @@
           </w:p>
         </w:tc>
         <w:tc>
+          <w:tcPr/>
           <w:p>
             <w:pPr>
               <w:pStyle w:val="Compact"/>
@@ -4983,6 +5125,7 @@
           </w:p>
         </w:tc>
         <w:tc>
+          <w:tcPr/>
           <w:p>
             <w:pPr>
               <w:pStyle w:val="Compact"/>
@@ -4996,6 +5139,7 @@
       </w:tr>
       <w:tr>
         <w:tc>
+          <w:tcPr/>
           <w:p>
             <w:pPr>
               <w:pStyle w:val="Compact"/>
@@ -5007,6 +5151,7 @@
           </w:p>
         </w:tc>
         <w:tc>
+          <w:tcPr/>
           <w:p>
             <w:pPr>
               <w:pStyle w:val="Compact"/>
@@ -5018,6 +5163,7 @@
           </w:p>
         </w:tc>
         <w:tc>
+          <w:tcPr/>
           <w:p>
             <w:pPr>
               <w:pStyle w:val="Compact"/>
@@ -5029,6 +5175,7 @@
           </w:p>
         </w:tc>
         <w:tc>
+          <w:tcPr/>
           <w:p>
             <w:pPr>
               <w:pStyle w:val="Compact"/>
@@ -5040,6 +5187,7 @@
           </w:p>
         </w:tc>
         <w:tc>
+          <w:tcPr/>
           <w:p>
             <w:pPr>
               <w:pStyle w:val="Compact"/>
@@ -5051,6 +5199,7 @@
           </w:p>
         </w:tc>
         <w:tc>
+          <w:tcPr/>
           <w:p>
             <w:pPr>
               <w:pStyle w:val="Compact"/>
@@ -5064,6 +5213,7 @@
       </w:tr>
       <w:tr>
         <w:tc>
+          <w:tcPr/>
           <w:p>
             <w:pPr>
               <w:pStyle w:val="Compact"/>
@@ -5075,6 +5225,7 @@
           </w:p>
         </w:tc>
         <w:tc>
+          <w:tcPr/>
           <w:p>
             <w:pPr>
               <w:pStyle w:val="Compact"/>
@@ -5086,6 +5237,7 @@
           </w:p>
         </w:tc>
         <w:tc>
+          <w:tcPr/>
           <w:p>
             <w:pPr>
               <w:pStyle w:val="Compact"/>
@@ -5097,6 +5249,7 @@
           </w:p>
         </w:tc>
         <w:tc>
+          <w:tcPr/>
           <w:p>
             <w:pPr>
               <w:pStyle w:val="Compact"/>
@@ -5108,6 +5261,7 @@
           </w:p>
         </w:tc>
         <w:tc>
+          <w:tcPr/>
           <w:p>
             <w:pPr>
               <w:pStyle w:val="Compact"/>
@@ -5119,6 +5273,7 @@
           </w:p>
         </w:tc>
         <w:tc>
+          <w:tcPr/>
           <w:p>
             <w:pPr>
               <w:pStyle w:val="Compact"/>
@@ -5152,13 +5307,14 @@
               <w:t xml:space="preserve">FreshnessTest.kt</w:t>
             </w:r>
             <w:r>
-              <w:t xml:space="preserve">, not yet…</w:t>
-            </w:r>
-          </w:p>
-        </w:tc>
-      </w:tr>
-      <w:tr>
-        <w:tc>
+              <w:t xml:space="preserve">, the…</w:t>
+            </w:r>
+          </w:p>
+        </w:tc>
+      </w:tr>
+      <w:tr>
+        <w:tc>
+          <w:tcPr/>
           <w:p>
             <w:pPr>
               <w:pStyle w:val="Compact"/>
@@ -5170,6 +5326,7 @@
           </w:p>
         </w:tc>
         <w:tc>
+          <w:tcPr/>
           <w:p>
             <w:pPr>
               <w:pStyle w:val="Compact"/>
@@ -5181,6 +5338,7 @@
           </w:p>
         </w:tc>
         <w:tc>
+          <w:tcPr/>
           <w:p>
             <w:pPr>
               <w:pStyle w:val="Compact"/>
@@ -5192,6 +5350,7 @@
           </w:p>
         </w:tc>
         <w:tc>
+          <w:tcPr/>
           <w:p>
             <w:pPr>
               <w:pStyle w:val="Compact"/>
@@ -5203,6 +5362,7 @@
           </w:p>
         </w:tc>
         <w:tc>
+          <w:tcPr/>
           <w:p>
             <w:pPr>
               <w:pStyle w:val="Compact"/>
@@ -5214,6 +5374,7 @@
           </w:p>
         </w:tc>
         <w:tc>
+          <w:tcPr/>
           <w:p>
             <w:pPr>
               <w:pStyle w:val="Compact"/>
@@ -5277,22 +5438,14 @@
               <w:t xml:space="preserve">VssClient.kt</w:t>
             </w:r>
             <w:r>
-              <w:t xml:space="preserve">; providers republish them every tick (</w:t>
-            </w:r>
-            <w:r>
-              <w:rPr>
-                <w:rStyle w:val="VerbatimChar"/>
-              </w:rPr>
-              <w:t xml:space="preserve">KEEPALIVE</w:t>
-            </w:r>
-            <w:r>
-              <w:t xml:space="preserve">)</w:t>
-            </w:r>
-          </w:p>
-        </w:tc>
-      </w:tr>
-      <w:tr>
-        <w:tc>
+              <w:t xml:space="preserve">, all eight in both since 2 October; providers…</w:t>
+            </w:r>
+          </w:p>
+        </w:tc>
+      </w:tr>
+      <w:tr>
+        <w:tc>
+          <w:tcPr/>
           <w:p>
             <w:pPr>
               <w:pStyle w:val="Compact"/>
@@ -5304,6 +5457,7 @@
           </w:p>
         </w:tc>
         <w:tc>
+          <w:tcPr/>
           <w:p>
             <w:pPr>
               <w:pStyle w:val="Compact"/>
@@ -5315,6 +5469,7 @@
           </w:p>
         </w:tc>
         <w:tc>
+          <w:tcPr/>
           <w:p>
             <w:pPr>
               <w:pStyle w:val="Compact"/>
@@ -5326,6 +5481,7 @@
           </w:p>
         </w:tc>
         <w:tc>
+          <w:tcPr/>
           <w:p>
             <w:pPr>
               <w:pStyle w:val="Compact"/>
@@ -5337,6 +5493,7 @@
           </w:p>
         </w:tc>
         <w:tc>
+          <w:tcPr/>
           <w:p>
             <w:pPr>
               <w:pStyle w:val="Compact"/>
@@ -5348,6 +5505,7 @@
           </w:p>
         </w:tc>
         <w:tc>
+          <w:tcPr/>
           <w:p>
             <w:pPr>
               <w:pStyle w:val="Compact"/>
@@ -5361,6 +5519,7 @@
       </w:tr>
       <w:tr>
         <w:tc>
+          <w:tcPr/>
           <w:p>
             <w:pPr>
               <w:pStyle w:val="Compact"/>
@@ -5372,6 +5531,7 @@
           </w:p>
         </w:tc>
         <w:tc>
+          <w:tcPr/>
           <w:p>
             <w:pPr>
               <w:pStyle w:val="Compact"/>
@@ -5383,6 +5543,7 @@
           </w:p>
         </w:tc>
         <w:tc>
+          <w:tcPr/>
           <w:p>
             <w:pPr>
               <w:pStyle w:val="Compact"/>
@@ -5394,6 +5555,7 @@
           </w:p>
         </w:tc>
         <w:tc>
+          <w:tcPr/>
           <w:p>
             <w:pPr>
               <w:pStyle w:val="Compact"/>
@@ -5405,6 +5567,7 @@
           </w:p>
         </w:tc>
         <w:tc>
+          <w:tcPr/>
           <w:p>
             <w:pPr>
               <w:pStyle w:val="Compact"/>
@@ -5416,6 +5579,7 @@
           </w:p>
         </w:tc>
         <w:tc>
+          <w:tcPr/>
           <w:p>
             <w:pPr>
               <w:pStyle w:val="Compact"/>
@@ -5444,6 +5608,7 @@
       </w:tr>
       <w:tr>
         <w:tc>
+          <w:tcPr/>
           <w:p>
             <w:pPr>
               <w:pStyle w:val="Compact"/>
@@ -5455,6 +5620,7 @@
           </w:p>
         </w:tc>
         <w:tc>
+          <w:tcPr/>
           <w:p>
             <w:pPr>
               <w:pStyle w:val="Compact"/>
@@ -5466,6 +5632,7 @@
           </w:p>
         </w:tc>
         <w:tc>
+          <w:tcPr/>
           <w:p>
             <w:pPr>
               <w:pStyle w:val="Compact"/>
@@ -5477,6 +5644,7 @@
           </w:p>
         </w:tc>
         <w:tc>
+          <w:tcPr/>
           <w:p>
             <w:pPr>
               <w:pStyle w:val="Compact"/>
@@ -5488,6 +5656,7 @@
           </w:p>
         </w:tc>
         <w:tc>
+          <w:tcPr/>
           <w:p>
             <w:pPr>
               <w:pStyle w:val="Compact"/>
@@ -5499,6 +5668,7 @@
           </w:p>
         </w:tc>
         <w:tc>
+          <w:tcPr/>
           <w:p>
             <w:pPr>
               <w:pStyle w:val="Compact"/>
@@ -5512,6 +5682,7 @@
       </w:tr>
       <w:tr>
         <w:tc>
+          <w:tcPr/>
           <w:p>
             <w:pPr>
               <w:pStyle w:val="Compact"/>
@@ -5523,6 +5694,7 @@
           </w:p>
         </w:tc>
         <w:tc>
+          <w:tcPr/>
           <w:p>
             <w:pPr>
               <w:pStyle w:val="Compact"/>
@@ -5534,6 +5706,7 @@
           </w:p>
         </w:tc>
         <w:tc>
+          <w:tcPr/>
           <w:p>
             <w:pPr>
               <w:pStyle w:val="Compact"/>
@@ -5545,6 +5718,7 @@
           </w:p>
         </w:tc>
         <w:tc>
+          <w:tcPr/>
           <w:p>
             <w:pPr>
               <w:pStyle w:val="Compact"/>
@@ -5556,6 +5730,7 @@
           </w:p>
         </w:tc>
         <w:tc>
+          <w:tcPr/>
           <w:p>
             <w:pPr>
               <w:pStyle w:val="Compact"/>
@@ -5567,6 +5742,7 @@
           </w:p>
         </w:tc>
         <w:tc>
+          <w:tcPr/>
           <w:p>
             <w:pPr>
               <w:pStyle w:val="Compact"/>
@@ -5592,6 +5768,7 @@
       </w:tr>
       <w:tr>
         <w:tc>
+          <w:tcPr/>
           <w:p>
             <w:pPr>
               <w:pStyle w:val="Compact"/>
@@ -5603,6 +5780,7 @@
           </w:p>
         </w:tc>
         <w:tc>
+          <w:tcPr/>
           <w:p>
             <w:pPr>
               <w:pStyle w:val="Compact"/>
@@ -5614,6 +5792,7 @@
           </w:p>
         </w:tc>
         <w:tc>
+          <w:tcPr/>
           <w:p>
             <w:pPr>
               <w:pStyle w:val="Compact"/>
@@ -5625,6 +5804,7 @@
           </w:p>
         </w:tc>
         <w:tc>
+          <w:tcPr/>
           <w:p>
             <w:pPr>
               <w:pStyle w:val="Compact"/>
@@ -5636,6 +5816,7 @@
           </w:p>
         </w:tc>
         <w:tc>
+          <w:tcPr/>
           <w:p>
             <w:pPr>
               <w:pStyle w:val="Compact"/>
@@ -5647,6 +5828,7 @@
           </w:p>
         </w:tc>
         <w:tc>
+          <w:tcPr/>
           <w:p>
             <w:pPr>
               <w:pStyle w:val="Compact"/>
@@ -5660,6 +5842,7 @@
       </w:tr>
       <w:tr>
         <w:tc>
+          <w:tcPr/>
           <w:p>
             <w:pPr>
               <w:pStyle w:val="Compact"/>
@@ -5671,6 +5854,7 @@
           </w:p>
         </w:tc>
         <w:tc>
+          <w:tcPr/>
           <w:p>
             <w:pPr>
               <w:pStyle w:val="Compact"/>
@@ -5682,6 +5866,7 @@
           </w:p>
         </w:tc>
         <w:tc>
+          <w:tcPr/>
           <w:p>
             <w:pPr>
               <w:pStyle w:val="Compact"/>
@@ -5693,6 +5878,7 @@
           </w:p>
         </w:tc>
         <w:tc>
+          <w:tcPr/>
           <w:p>
             <w:pPr>
               <w:pStyle w:val="Compact"/>
@@ -5704,6 +5890,7 @@
           </w:p>
         </w:tc>
         <w:tc>
+          <w:tcPr/>
           <w:p>
             <w:pPr>
               <w:pStyle w:val="Compact"/>
@@ -5715,6 +5902,7 @@
           </w:p>
         </w:tc>
         <w:tc>
+          <w:tcPr/>
           <w:p>
             <w:pPr>
               <w:pStyle w:val="Compact"/>
@@ -5727,21 +5915,22 @@
         </w:tc>
       </w:tr>
     </w:tbl>
+    <w:bookmarkEnd w:id="26"/>
+    <w:bookmarkStart w:id="27" w:name="cybersecurity-cs-owner-pulse-sec-001"/>
     <w:p>
       <w:pPr>
         <w:pStyle w:val="Heading2"/>
       </w:pPr>
-      <w:bookmarkStart w:id="28" w:name="cybersecurity-cs-owner-pulse-sec-001"/>
       <w:r>
         <w:t xml:space="preserve">3.5 Cybersecurity (CS), owner PULSE-SEC-001</w:t>
       </w:r>
-      <w:bookmarkEnd w:id="28"/>
     </w:p>
     <w:tbl>
       <w:tblPr>
         <w:tblStyle w:val="Table"/>
-        <w:tblW w:type="pct" w:w="5000.0"/>
-        <w:tblLook w:firstRow="1"/>
+        <w:tblW w:type="pct" w:w="5000"/>
+        <w:tblLook w:firstRow="1" w:lastRow="0" w:firstColumn="0" w:lastColumn="0" w:noHBand="0" w:noVBand="0" w:val="0020"/>
+        <w:jc w:val="start"/>
       </w:tblPr>
       <w:tblGrid>
         <w:gridCol w:w="480"/>
@@ -5753,15 +5942,10 @@
       </w:tblGrid>
       <w:tr>
         <w:trPr>
-          <w:cnfStyle w:firstRow="1"/>
+          <w:tblHeader w:val="true"/>
         </w:trPr>
         <w:tc>
-          <w:tcPr>
-            <w:tcBorders>
-              <w:bottom w:val="single"/>
-            </w:tcBorders>
-            <w:vAlign w:val="bottom"/>
-          </w:tcPr>
+          <w:tcPr/>
           <w:p>
             <w:pPr>
               <w:pStyle w:val="Compact"/>
@@ -5773,12 +5957,7 @@
           </w:p>
         </w:tc>
         <w:tc>
-          <w:tcPr>
-            <w:tcBorders>
-              <w:bottom w:val="single"/>
-            </w:tcBorders>
-            <w:vAlign w:val="bottom"/>
-          </w:tcPr>
+          <w:tcPr/>
           <w:p>
             <w:pPr>
               <w:pStyle w:val="Compact"/>
@@ -5790,12 +5969,7 @@
           </w:p>
         </w:tc>
         <w:tc>
-          <w:tcPr>
-            <w:tcBorders>
-              <w:bottom w:val="single"/>
-            </w:tcBorders>
-            <w:vAlign w:val="bottom"/>
-          </w:tcPr>
+          <w:tcPr/>
           <w:p>
             <w:pPr>
               <w:pStyle w:val="Compact"/>
@@ -5807,12 +5981,7 @@
           </w:p>
         </w:tc>
         <w:tc>
-          <w:tcPr>
-            <w:tcBorders>
-              <w:bottom w:val="single"/>
-            </w:tcBorders>
-            <w:vAlign w:val="bottom"/>
-          </w:tcPr>
+          <w:tcPr/>
           <w:p>
             <w:pPr>
               <w:pStyle w:val="Compact"/>
@@ -5824,12 +5993,7 @@
           </w:p>
         </w:tc>
         <w:tc>
-          <w:tcPr>
-            <w:tcBorders>
-              <w:bottom w:val="single"/>
-            </w:tcBorders>
-            <w:vAlign w:val="bottom"/>
-          </w:tcPr>
+          <w:tcPr/>
           <w:p>
             <w:pPr>
               <w:pStyle w:val="Compact"/>
@@ -5841,12 +6005,7 @@
           </w:p>
         </w:tc>
         <w:tc>
-          <w:tcPr>
-            <w:tcBorders>
-              <w:bottom w:val="single"/>
-            </w:tcBorders>
-            <w:vAlign w:val="bottom"/>
-          </w:tcPr>
+          <w:tcPr/>
           <w:p>
             <w:pPr>
               <w:pStyle w:val="Compact"/>
@@ -5860,6 +6019,7 @@
       </w:tr>
       <w:tr>
         <w:tc>
+          <w:tcPr/>
           <w:p>
             <w:pPr>
               <w:pStyle w:val="Compact"/>
@@ -5871,6 +6031,7 @@
           </w:p>
         </w:tc>
         <w:tc>
+          <w:tcPr/>
           <w:p>
             <w:pPr>
               <w:pStyle w:val="Compact"/>
@@ -5882,6 +6043,7 @@
           </w:p>
         </w:tc>
         <w:tc>
+          <w:tcPr/>
           <w:p>
             <w:pPr>
               <w:pStyle w:val="Compact"/>
@@ -5893,6 +6055,7 @@
           </w:p>
         </w:tc>
         <w:tc>
+          <w:tcPr/>
           <w:p>
             <w:pPr>
               <w:pStyle w:val="Compact"/>
@@ -5904,6 +6067,7 @@
           </w:p>
         </w:tc>
         <w:tc>
+          <w:tcPr/>
           <w:p>
             <w:pPr>
               <w:pStyle w:val="Compact"/>
@@ -5915,6 +6079,7 @@
           </w:p>
         </w:tc>
         <w:tc>
+          <w:tcPr/>
           <w:p>
             <w:pPr>
               <w:pStyle w:val="Compact"/>
@@ -5928,6 +6093,7 @@
       </w:tr>
       <w:tr>
         <w:tc>
+          <w:tcPr/>
           <w:p>
             <w:pPr>
               <w:pStyle w:val="Compact"/>
@@ -5939,6 +6105,7 @@
           </w:p>
         </w:tc>
         <w:tc>
+          <w:tcPr/>
           <w:p>
             <w:pPr>
               <w:pStyle w:val="Compact"/>
@@ -5950,6 +6117,7 @@
           </w:p>
         </w:tc>
         <w:tc>
+          <w:tcPr/>
           <w:p>
             <w:pPr>
               <w:pStyle w:val="Compact"/>
@@ -5961,6 +6129,7 @@
           </w:p>
         </w:tc>
         <w:tc>
+          <w:tcPr/>
           <w:p>
             <w:pPr>
               <w:pStyle w:val="Compact"/>
@@ -5972,6 +6141,7 @@
           </w:p>
         </w:tc>
         <w:tc>
+          <w:tcPr/>
           <w:p>
             <w:pPr>
               <w:pStyle w:val="Compact"/>
@@ -5983,6 +6153,7 @@
           </w:p>
         </w:tc>
         <w:tc>
+          <w:tcPr/>
           <w:p>
             <w:pPr>
               <w:pStyle w:val="Compact"/>
@@ -5996,6 +6167,7 @@
       </w:tr>
       <w:tr>
         <w:tc>
+          <w:tcPr/>
           <w:p>
             <w:pPr>
               <w:pStyle w:val="Compact"/>
@@ -6007,6 +6179,7 @@
           </w:p>
         </w:tc>
         <w:tc>
+          <w:tcPr/>
           <w:p>
             <w:pPr>
               <w:pStyle w:val="Compact"/>
@@ -6018,6 +6191,7 @@
           </w:p>
         </w:tc>
         <w:tc>
+          <w:tcPr/>
           <w:p>
             <w:pPr>
               <w:pStyle w:val="Compact"/>
@@ -6029,6 +6203,7 @@
           </w:p>
         </w:tc>
         <w:tc>
+          <w:tcPr/>
           <w:p>
             <w:pPr>
               <w:pStyle w:val="Compact"/>
@@ -6040,6 +6215,7 @@
           </w:p>
         </w:tc>
         <w:tc>
+          <w:tcPr/>
           <w:p>
             <w:pPr>
               <w:pStyle w:val="Compact"/>
@@ -6051,6 +6227,7 @@
           </w:p>
         </w:tc>
         <w:tc>
+          <w:tcPr/>
           <w:p>
             <w:pPr>
               <w:pStyle w:val="Compact"/>
@@ -6088,6 +6265,7 @@
       </w:tr>
       <w:tr>
         <w:tc>
+          <w:tcPr/>
           <w:p>
             <w:pPr>
               <w:pStyle w:val="Compact"/>
@@ -6099,6 +6277,7 @@
           </w:p>
         </w:tc>
         <w:tc>
+          <w:tcPr/>
           <w:p>
             <w:pPr>
               <w:pStyle w:val="Compact"/>
@@ -6110,6 +6289,7 @@
           </w:p>
         </w:tc>
         <w:tc>
+          <w:tcPr/>
           <w:p>
             <w:pPr>
               <w:pStyle w:val="Compact"/>
@@ -6121,6 +6301,7 @@
           </w:p>
         </w:tc>
         <w:tc>
+          <w:tcPr/>
           <w:p>
             <w:pPr>
               <w:pStyle w:val="Compact"/>
@@ -6132,6 +6313,7 @@
           </w:p>
         </w:tc>
         <w:tc>
+          <w:tcPr/>
           <w:p>
             <w:pPr>
               <w:pStyle w:val="Compact"/>
@@ -6143,6 +6325,7 @@
           </w:p>
         </w:tc>
         <w:tc>
+          <w:tcPr/>
           <w:p>
             <w:pPr>
               <w:pStyle w:val="Compact"/>
@@ -6180,6 +6363,7 @@
       </w:tr>
       <w:tr>
         <w:tc>
+          <w:tcPr/>
           <w:p>
             <w:pPr>
               <w:pStyle w:val="Compact"/>
@@ -6191,6 +6375,7 @@
           </w:p>
         </w:tc>
         <w:tc>
+          <w:tcPr/>
           <w:p>
             <w:pPr>
               <w:pStyle w:val="Compact"/>
@@ -6202,6 +6387,7 @@
           </w:p>
         </w:tc>
         <w:tc>
+          <w:tcPr/>
           <w:p>
             <w:pPr>
               <w:pStyle w:val="Compact"/>
@@ -6213,6 +6399,7 @@
           </w:p>
         </w:tc>
         <w:tc>
+          <w:tcPr/>
           <w:p>
             <w:pPr>
               <w:pStyle w:val="Compact"/>
@@ -6224,6 +6411,7 @@
           </w:p>
         </w:tc>
         <w:tc>
+          <w:tcPr/>
           <w:p>
             <w:pPr>
               <w:pStyle w:val="Compact"/>
@@ -6235,6 +6423,7 @@
           </w:p>
         </w:tc>
         <w:tc>
+          <w:tcPr/>
           <w:p>
             <w:pPr>
               <w:pStyle w:val="Compact"/>
@@ -6260,6 +6449,7 @@
       </w:tr>
       <w:tr>
         <w:tc>
+          <w:tcPr/>
           <w:p>
             <w:pPr>
               <w:pStyle w:val="Compact"/>
@@ -6271,6 +6461,7 @@
           </w:p>
         </w:tc>
         <w:tc>
+          <w:tcPr/>
           <w:p>
             <w:pPr>
               <w:pStyle w:val="Compact"/>
@@ -6282,6 +6473,7 @@
           </w:p>
         </w:tc>
         <w:tc>
+          <w:tcPr/>
           <w:p>
             <w:pPr>
               <w:pStyle w:val="Compact"/>
@@ -6293,6 +6485,7 @@
           </w:p>
         </w:tc>
         <w:tc>
+          <w:tcPr/>
           <w:p>
             <w:pPr>
               <w:pStyle w:val="Compact"/>
@@ -6304,17 +6497,19 @@
           </w:p>
         </w:tc>
         <w:tc>
-          <w:p>
-            <w:pPr>
-              <w:pStyle w:val="Compact"/>
-              <w:jc w:val="left"/>
-            </w:pPr>
-            <w:r>
-              <w:t xml:space="preserve">Partial</w:t>
-            </w:r>
-          </w:p>
-        </w:tc>
-        <w:tc>
+          <w:tcPr/>
+          <w:p>
+            <w:pPr>
+              <w:pStyle w:val="Compact"/>
+              <w:jc w:val="left"/>
+            </w:pPr>
+            <w:r>
+              <w:t xml:space="preserve">Implemented</w:t>
+            </w:r>
+          </w:p>
+        </w:tc>
+        <w:tc>
+          <w:tcPr/>
           <w:p>
             <w:pPr>
               <w:pStyle w:val="Compact"/>
@@ -6345,13 +6540,14 @@
               <w:t xml:space="preserve"> </w:t>
             </w:r>
             <w:r>
-              <w:t xml:space="preserve">traces every file and socket call for 12 s; it needs a CPU with AVX to run the…</w:t>
-            </w:r>
-          </w:p>
-        </w:tc>
-      </w:tr>
-      <w:tr>
-        <w:tc>
+              <w:t xml:space="preserve">traces every file and socket call for 12 s. Its first run with the monitor actually…</w:t>
+            </w:r>
+          </w:p>
+        </w:tc>
+      </w:tr>
+      <w:tr>
+        <w:tc>
+          <w:tcPr/>
           <w:p>
             <w:pPr>
               <w:pStyle w:val="Compact"/>
@@ -6363,6 +6559,7 @@
           </w:p>
         </w:tc>
         <w:tc>
+          <w:tcPr/>
           <w:p>
             <w:pPr>
               <w:pStyle w:val="Compact"/>
@@ -6374,6 +6571,7 @@
           </w:p>
         </w:tc>
         <w:tc>
+          <w:tcPr/>
           <w:p>
             <w:pPr>
               <w:pStyle w:val="Compact"/>
@@ -6385,6 +6583,7 @@
           </w:p>
         </w:tc>
         <w:tc>
+          <w:tcPr/>
           <w:p>
             <w:pPr>
               <w:pStyle w:val="Compact"/>
@@ -6396,6 +6595,7 @@
           </w:p>
         </w:tc>
         <w:tc>
+          <w:tcPr/>
           <w:p>
             <w:pPr>
               <w:pStyle w:val="Compact"/>
@@ -6407,6 +6607,7 @@
           </w:p>
         </w:tc>
         <w:tc>
+          <w:tcPr/>
           <w:p>
             <w:pPr>
               <w:pStyle w:val="Compact"/>
@@ -6420,6 +6621,7 @@
       </w:tr>
       <w:tr>
         <w:tc>
+          <w:tcPr/>
           <w:p>
             <w:pPr>
               <w:pStyle w:val="Compact"/>
@@ -6431,6 +6633,7 @@
           </w:p>
         </w:tc>
         <w:tc>
+          <w:tcPr/>
           <w:p>
             <w:pPr>
               <w:pStyle w:val="Compact"/>
@@ -6442,6 +6645,7 @@
           </w:p>
         </w:tc>
         <w:tc>
+          <w:tcPr/>
           <w:p>
             <w:pPr>
               <w:pStyle w:val="Compact"/>
@@ -6453,6 +6657,7 @@
           </w:p>
         </w:tc>
         <w:tc>
+          <w:tcPr/>
           <w:p>
             <w:pPr>
               <w:pStyle w:val="Compact"/>
@@ -6464,6 +6669,7 @@
           </w:p>
         </w:tc>
         <w:tc>
+          <w:tcPr/>
           <w:p>
             <w:pPr>
               <w:pStyle w:val="Compact"/>
@@ -6475,6 +6681,7 @@
           </w:p>
         </w:tc>
         <w:tc>
+          <w:tcPr/>
           <w:p>
             <w:pPr>
               <w:pStyle w:val="Compact"/>
@@ -6512,6 +6719,7 @@
       </w:tr>
       <w:tr>
         <w:tc>
+          <w:tcPr/>
           <w:p>
             <w:pPr>
               <w:pStyle w:val="Compact"/>
@@ -6523,6 +6731,7 @@
           </w:p>
         </w:tc>
         <w:tc>
+          <w:tcPr/>
           <w:p>
             <w:pPr>
               <w:pStyle w:val="Compact"/>
@@ -6534,6 +6743,7 @@
           </w:p>
         </w:tc>
         <w:tc>
+          <w:tcPr/>
           <w:p>
             <w:pPr>
               <w:pStyle w:val="Compact"/>
@@ -6545,6 +6755,7 @@
           </w:p>
         </w:tc>
         <w:tc>
+          <w:tcPr/>
           <w:p>
             <w:pPr>
               <w:pStyle w:val="Compact"/>
@@ -6556,6 +6767,7 @@
           </w:p>
         </w:tc>
         <w:tc>
+          <w:tcPr/>
           <w:p>
             <w:pPr>
               <w:pStyle w:val="Compact"/>
@@ -6567,6 +6779,7 @@
           </w:p>
         </w:tc>
         <w:tc>
+          <w:tcPr/>
           <w:p>
             <w:pPr>
               <w:pStyle w:val="Compact"/>
@@ -6607,6 +6820,7 @@
       </w:tr>
       <w:tr>
         <w:tc>
+          <w:tcPr/>
           <w:p>
             <w:pPr>
               <w:pStyle w:val="Compact"/>
@@ -6618,6 +6832,7 @@
           </w:p>
         </w:tc>
         <w:tc>
+          <w:tcPr/>
           <w:p>
             <w:pPr>
               <w:pStyle w:val="Compact"/>
@@ -6629,6 +6844,7 @@
           </w:p>
         </w:tc>
         <w:tc>
+          <w:tcPr/>
           <w:p>
             <w:pPr>
               <w:pStyle w:val="Compact"/>
@@ -6640,6 +6856,7 @@
           </w:p>
         </w:tc>
         <w:tc>
+          <w:tcPr/>
           <w:p>
             <w:pPr>
               <w:pStyle w:val="Compact"/>
@@ -6651,6 +6868,7 @@
           </w:p>
         </w:tc>
         <w:tc>
+          <w:tcPr/>
           <w:p>
             <w:pPr>
               <w:pStyle w:val="Compact"/>
@@ -6662,6 +6880,7 @@
           </w:p>
         </w:tc>
         <w:tc>
+          <w:tcPr/>
           <w:p>
             <w:pPr>
               <w:pStyle w:val="Compact"/>
@@ -6675,6 +6894,7 @@
       </w:tr>
       <w:tr>
         <w:tc>
+          <w:tcPr/>
           <w:p>
             <w:pPr>
               <w:pStyle w:val="Compact"/>
@@ -6686,6 +6906,7 @@
           </w:p>
         </w:tc>
         <w:tc>
+          <w:tcPr/>
           <w:p>
             <w:pPr>
               <w:pStyle w:val="Compact"/>
@@ -6697,6 +6918,7 @@
           </w:p>
         </w:tc>
         <w:tc>
+          <w:tcPr/>
           <w:p>
             <w:pPr>
               <w:pStyle w:val="Compact"/>
@@ -6708,6 +6930,7 @@
           </w:p>
         </w:tc>
         <w:tc>
+          <w:tcPr/>
           <w:p>
             <w:pPr>
               <w:pStyle w:val="Compact"/>
@@ -6719,6 +6942,7 @@
           </w:p>
         </w:tc>
         <w:tc>
+          <w:tcPr/>
           <w:p>
             <w:pPr>
               <w:pStyle w:val="Compact"/>
@@ -6730,6 +6954,7 @@
           </w:p>
         </w:tc>
         <w:tc>
+          <w:tcPr/>
           <w:p>
             <w:pPr>
               <w:pStyle w:val="Compact"/>
@@ -6766,21 +6991,23 @@
         </w:tc>
       </w:tr>
     </w:tbl>
+    <w:bookmarkEnd w:id="27"/>
+    <w:bookmarkEnd w:id="28"/>
+    <w:bookmarkStart w:id="29" w:name="story-to-requirements"/>
     <w:p>
       <w:pPr>
         <w:pStyle w:val="Heading1"/>
       </w:pPr>
-      <w:bookmarkStart w:id="29" w:name="story-to-requirements"/>
       <w:r>
         <w:t xml:space="preserve">4. Story to requirements</w:t>
       </w:r>
-      <w:bookmarkEnd w:id="29"/>
     </w:p>
     <w:tbl>
       <w:tblPr>
         <w:tblStyle w:val="Table"/>
-        <w:tblW w:type="pct" w:w="4999.999999999999"/>
-        <w:tblLook w:firstRow="1"/>
+        <w:tblW w:type="pct" w:w="5000"/>
+        <w:tblLook w:firstRow="1" w:lastRow="0" w:firstColumn="0" w:lastColumn="0" w:noHBand="0" w:noVBand="0" w:val="0020"/>
+        <w:jc w:val="start"/>
       </w:tblPr>
       <w:tblGrid>
         <w:gridCol w:w="528"/>
@@ -6791,15 +7018,10 @@
       </w:tblGrid>
       <w:tr>
         <w:trPr>
-          <w:cnfStyle w:firstRow="1"/>
+          <w:tblHeader w:val="true"/>
         </w:trPr>
         <w:tc>
-          <w:tcPr>
-            <w:tcBorders>
-              <w:bottom w:val="single"/>
-            </w:tcBorders>
-            <w:vAlign w:val="bottom"/>
-          </w:tcPr>
+          <w:tcPr/>
           <w:p>
             <w:pPr>
               <w:pStyle w:val="Compact"/>
@@ -6811,12 +7033,7 @@
           </w:p>
         </w:tc>
         <w:tc>
-          <w:tcPr>
-            <w:tcBorders>
-              <w:bottom w:val="single"/>
-            </w:tcBorders>
-            <w:vAlign w:val="bottom"/>
-          </w:tcPr>
+          <w:tcPr/>
           <w:p>
             <w:pPr>
               <w:pStyle w:val="Compact"/>
@@ -6828,12 +7045,7 @@
           </w:p>
         </w:tc>
         <w:tc>
-          <w:tcPr>
-            <w:tcBorders>
-              <w:bottom w:val="single"/>
-            </w:tcBorders>
-            <w:vAlign w:val="bottom"/>
-          </w:tcPr>
+          <w:tcPr/>
           <w:p>
             <w:pPr>
               <w:pStyle w:val="Compact"/>
@@ -6845,12 +7057,7 @@
           </w:p>
         </w:tc>
         <w:tc>
-          <w:tcPr>
-            <w:tcBorders>
-              <w:bottom w:val="single"/>
-            </w:tcBorders>
-            <w:vAlign w:val="bottom"/>
-          </w:tcPr>
+          <w:tcPr/>
           <w:p>
             <w:pPr>
               <w:pStyle w:val="Compact"/>
@@ -6862,12 +7069,7 @@
           </w:p>
         </w:tc>
         <w:tc>
-          <w:tcPr>
-            <w:tcBorders>
-              <w:bottom w:val="single"/>
-            </w:tcBorders>
-            <w:vAlign w:val="bottom"/>
-          </w:tcPr>
+          <w:tcPr/>
           <w:p>
             <w:pPr>
               <w:pStyle w:val="Compact"/>
@@ -6881,6 +7083,7 @@
       </w:tr>
       <w:tr>
         <w:tc>
+          <w:tcPr/>
           <w:p>
             <w:pPr>
               <w:pStyle w:val="Compact"/>
@@ -6892,6 +7095,7 @@
           </w:p>
         </w:tc>
         <w:tc>
+          <w:tcPr/>
           <w:p>
             <w:pPr>
               <w:pStyle w:val="Compact"/>
@@ -6903,6 +7107,7 @@
           </w:p>
         </w:tc>
         <w:tc>
+          <w:tcPr/>
           <w:p>
             <w:pPr>
               <w:pStyle w:val="Compact"/>
@@ -6914,6 +7119,7 @@
           </w:p>
         </w:tc>
         <w:tc>
+          <w:tcPr/>
           <w:p>
             <w:pPr>
               <w:pStyle w:val="Compact"/>
@@ -6925,6 +7131,7 @@
           </w:p>
         </w:tc>
         <w:tc>
+          <w:tcPr/>
           <w:p>
             <w:pPr>
               <w:pStyle w:val="Compact"/>
@@ -6938,6 +7145,7 @@
       </w:tr>
       <w:tr>
         <w:tc>
+          <w:tcPr/>
           <w:p>
             <w:pPr>
               <w:pStyle w:val="Compact"/>
@@ -6949,6 +7157,7 @@
           </w:p>
         </w:tc>
         <w:tc>
+          <w:tcPr/>
           <w:p>
             <w:pPr>
               <w:pStyle w:val="Compact"/>
@@ -6960,6 +7169,7 @@
           </w:p>
         </w:tc>
         <w:tc>
+          <w:tcPr/>
           <w:p>
             <w:pPr>
               <w:pStyle w:val="Compact"/>
@@ -6971,6 +7181,7 @@
           </w:p>
         </w:tc>
         <w:tc>
+          <w:tcPr/>
           <w:p>
             <w:pPr>
               <w:pStyle w:val="Compact"/>
@@ -6982,6 +7193,7 @@
           </w:p>
         </w:tc>
         <w:tc>
+          <w:tcPr/>
           <w:p>
             <w:pPr>
               <w:pStyle w:val="Compact"/>
@@ -6995,6 +7207,7 @@
       </w:tr>
       <w:tr>
         <w:tc>
+          <w:tcPr/>
           <w:p>
             <w:pPr>
               <w:pStyle w:val="Compact"/>
@@ -7006,6 +7219,7 @@
           </w:p>
         </w:tc>
         <w:tc>
+          <w:tcPr/>
           <w:p>
             <w:pPr>
               <w:pStyle w:val="Compact"/>
@@ -7017,6 +7231,7 @@
           </w:p>
         </w:tc>
         <w:tc>
+          <w:tcPr/>
           <w:p>
             <w:pPr>
               <w:pStyle w:val="Compact"/>
@@ -7028,6 +7243,7 @@
           </w:p>
         </w:tc>
         <w:tc>
+          <w:tcPr/>
           <w:p>
             <w:pPr>
               <w:pStyle w:val="Compact"/>
@@ -7039,6 +7255,7 @@
           </w:p>
         </w:tc>
         <w:tc>
+          <w:tcPr/>
           <w:p>
             <w:pPr>
               <w:pStyle w:val="Compact"/>
@@ -7052,6 +7269,7 @@
       </w:tr>
       <w:tr>
         <w:tc>
+          <w:tcPr/>
           <w:p>
             <w:pPr>
               <w:pStyle w:val="Compact"/>
@@ -7063,6 +7281,7 @@
           </w:p>
         </w:tc>
         <w:tc>
+          <w:tcPr/>
           <w:p>
             <w:pPr>
               <w:pStyle w:val="Compact"/>
@@ -7074,6 +7293,7 @@
           </w:p>
         </w:tc>
         <w:tc>
+          <w:tcPr/>
           <w:p>
             <w:pPr>
               <w:pStyle w:val="Compact"/>
@@ -7085,6 +7305,7 @@
           </w:p>
         </w:tc>
         <w:tc>
+          <w:tcPr/>
           <w:p>
             <w:pPr>
               <w:pStyle w:val="Compact"/>
@@ -7096,6 +7317,7 @@
           </w:p>
         </w:tc>
         <w:tc>
+          <w:tcPr/>
           <w:p>
             <w:pPr>
               <w:pStyle w:val="Compact"/>
@@ -7109,6 +7331,7 @@
       </w:tr>
       <w:tr>
         <w:tc>
+          <w:tcPr/>
           <w:p>
             <w:pPr>
               <w:pStyle w:val="Compact"/>
@@ -7120,6 +7343,7 @@
           </w:p>
         </w:tc>
         <w:tc>
+          <w:tcPr/>
           <w:p>
             <w:pPr>
               <w:pStyle w:val="Compact"/>
@@ -7131,6 +7355,7 @@
           </w:p>
         </w:tc>
         <w:tc>
+          <w:tcPr/>
           <w:p>
             <w:pPr>
               <w:pStyle w:val="Compact"/>
@@ -7142,6 +7367,7 @@
           </w:p>
         </w:tc>
         <w:tc>
+          <w:tcPr/>
           <w:p>
             <w:pPr>
               <w:pStyle w:val="Compact"/>
@@ -7153,6 +7379,7 @@
           </w:p>
         </w:tc>
         <w:tc>
+          <w:tcPr/>
           <w:p>
             <w:pPr>
               <w:pStyle w:val="Compact"/>
@@ -7166,6 +7393,7 @@
       </w:tr>
       <w:tr>
         <w:tc>
+          <w:tcPr/>
           <w:p>
             <w:pPr>
               <w:pStyle w:val="Compact"/>
@@ -7177,6 +7405,7 @@
           </w:p>
         </w:tc>
         <w:tc>
+          <w:tcPr/>
           <w:p>
             <w:pPr>
               <w:pStyle w:val="Compact"/>
@@ -7188,6 +7417,7 @@
           </w:p>
         </w:tc>
         <w:tc>
+          <w:tcPr/>
           <w:p>
             <w:pPr>
               <w:pStyle w:val="Compact"/>
@@ -7199,6 +7429,7 @@
           </w:p>
         </w:tc>
         <w:tc>
+          <w:tcPr/>
           <w:p>
             <w:pPr>
               <w:pStyle w:val="Compact"/>
@@ -7210,6 +7441,7 @@
           </w:p>
         </w:tc>
         <w:tc>
+          <w:tcPr/>
           <w:p>
             <w:pPr>
               <w:pStyle w:val="Compact"/>
@@ -7223,6 +7455,7 @@
       </w:tr>
       <w:tr>
         <w:tc>
+          <w:tcPr/>
           <w:p>
             <w:pPr>
               <w:pStyle w:val="Compact"/>
@@ -7234,6 +7467,7 @@
           </w:p>
         </w:tc>
         <w:tc>
+          <w:tcPr/>
           <w:p>
             <w:pPr>
               <w:pStyle w:val="Compact"/>
@@ -7245,6 +7479,7 @@
           </w:p>
         </w:tc>
         <w:tc>
+          <w:tcPr/>
           <w:p>
             <w:pPr>
               <w:pStyle w:val="Compact"/>
@@ -7256,6 +7491,7 @@
           </w:p>
         </w:tc>
         <w:tc>
+          <w:tcPr/>
           <w:p>
             <w:pPr>
               <w:pStyle w:val="Compact"/>
@@ -7267,6 +7503,7 @@
           </w:p>
         </w:tc>
         <w:tc>
+          <w:tcPr/>
           <w:p>
             <w:pPr>
               <w:pStyle w:val="Compact"/>
@@ -7280,6 +7517,7 @@
       </w:tr>
       <w:tr>
         <w:tc>
+          <w:tcPr/>
           <w:p>
             <w:pPr>
               <w:pStyle w:val="Compact"/>
@@ -7291,6 +7529,7 @@
           </w:p>
         </w:tc>
         <w:tc>
+          <w:tcPr/>
           <w:p>
             <w:pPr>
               <w:pStyle w:val="Compact"/>
@@ -7302,6 +7541,7 @@
           </w:p>
         </w:tc>
         <w:tc>
+          <w:tcPr/>
           <w:p>
             <w:pPr>
               <w:pStyle w:val="Compact"/>
@@ -7313,6 +7553,7 @@
           </w:p>
         </w:tc>
         <w:tc>
+          <w:tcPr/>
           <w:p>
             <w:pPr>
               <w:pStyle w:val="Compact"/>
@@ -7324,6 +7565,7 @@
           </w:p>
         </w:tc>
         <w:tc>
+          <w:tcPr/>
           <w:p>
             <w:pPr>
               <w:pStyle w:val="Compact"/>
@@ -7337,6 +7579,7 @@
       </w:tr>
       <w:tr>
         <w:tc>
+          <w:tcPr/>
           <w:p>
             <w:pPr>
               <w:pStyle w:val="Compact"/>
@@ -7348,6 +7591,7 @@
           </w:p>
         </w:tc>
         <w:tc>
+          <w:tcPr/>
           <w:p>
             <w:pPr>
               <w:pStyle w:val="Compact"/>
@@ -7359,6 +7603,7 @@
           </w:p>
         </w:tc>
         <w:tc>
+          <w:tcPr/>
           <w:p>
             <w:pPr>
               <w:pStyle w:val="Compact"/>
@@ -7370,6 +7615,7 @@
           </w:p>
         </w:tc>
         <w:tc>
+          <w:tcPr/>
           <w:p>
             <w:pPr>
               <w:pStyle w:val="Compact"/>
@@ -7381,6 +7627,7 @@
           </w:p>
         </w:tc>
         <w:tc>
+          <w:tcPr/>
           <w:p>
             <w:pPr>
               <w:pStyle w:val="Compact"/>
@@ -7394,6 +7641,7 @@
       </w:tr>
       <w:tr>
         <w:tc>
+          <w:tcPr/>
           <w:p>
             <w:pPr>
               <w:pStyle w:val="Compact"/>
@@ -7405,6 +7653,7 @@
           </w:p>
         </w:tc>
         <w:tc>
+          <w:tcPr/>
           <w:p>
             <w:pPr>
               <w:pStyle w:val="Compact"/>
@@ -7416,6 +7665,7 @@
           </w:p>
         </w:tc>
         <w:tc>
+          <w:tcPr/>
           <w:p>
             <w:pPr>
               <w:pStyle w:val="Compact"/>
@@ -7427,6 +7677,7 @@
           </w:p>
         </w:tc>
         <w:tc>
+          <w:tcPr/>
           <w:p>
             <w:pPr>
               <w:pStyle w:val="Compact"/>
@@ -7438,6 +7689,7 @@
           </w:p>
         </w:tc>
         <w:tc>
+          <w:tcPr/>
           <w:p>
             <w:pPr>
               <w:pStyle w:val="Compact"/>
@@ -7451,6 +7703,7 @@
       </w:tr>
       <w:tr>
         <w:tc>
+          <w:tcPr/>
           <w:p>
             <w:pPr>
               <w:pStyle w:val="Compact"/>
@@ -7462,6 +7715,7 @@
           </w:p>
         </w:tc>
         <w:tc>
+          <w:tcPr/>
           <w:p>
             <w:pPr>
               <w:pStyle w:val="Compact"/>
@@ -7473,6 +7727,7 @@
           </w:p>
         </w:tc>
         <w:tc>
+          <w:tcPr/>
           <w:p>
             <w:pPr>
               <w:pStyle w:val="Compact"/>
@@ -7484,6 +7739,7 @@
           </w:p>
         </w:tc>
         <w:tc>
+          <w:tcPr/>
           <w:p>
             <w:pPr>
               <w:pStyle w:val="Compact"/>
@@ -7495,6 +7751,7 @@
           </w:p>
         </w:tc>
         <w:tc>
+          <w:tcPr/>
           <w:p>
             <w:pPr>
               <w:pStyle w:val="Compact"/>
@@ -7508,6 +7765,7 @@
       </w:tr>
       <w:tr>
         <w:tc>
+          <w:tcPr/>
           <w:p>
             <w:pPr>
               <w:pStyle w:val="Compact"/>
@@ -7519,6 +7777,7 @@
           </w:p>
         </w:tc>
         <w:tc>
+          <w:tcPr/>
           <w:p>
             <w:pPr>
               <w:pStyle w:val="Compact"/>
@@ -7530,6 +7789,7 @@
           </w:p>
         </w:tc>
         <w:tc>
+          <w:tcPr/>
           <w:p>
             <w:pPr>
               <w:pStyle w:val="Compact"/>
@@ -7541,6 +7801,7 @@
           </w:p>
         </w:tc>
         <w:tc>
+          <w:tcPr/>
           <w:p>
             <w:pPr>
               <w:pStyle w:val="Compact"/>
@@ -7552,6 +7813,7 @@
           </w:p>
         </w:tc>
         <w:tc>
+          <w:tcPr/>
           <w:p>
             <w:pPr>
               <w:pStyle w:val="Compact"/>
@@ -7565,6 +7827,7 @@
       </w:tr>
       <w:tr>
         <w:tc>
+          <w:tcPr/>
           <w:p>
             <w:pPr>
               <w:pStyle w:val="Compact"/>
@@ -7576,6 +7839,7 @@
           </w:p>
         </w:tc>
         <w:tc>
+          <w:tcPr/>
           <w:p>
             <w:pPr>
               <w:pStyle w:val="Compact"/>
@@ -7587,6 +7851,7 @@
           </w:p>
         </w:tc>
         <w:tc>
+          <w:tcPr/>
           <w:p>
             <w:pPr>
               <w:pStyle w:val="Compact"/>
@@ -7598,6 +7863,7 @@
           </w:p>
         </w:tc>
         <w:tc>
+          <w:tcPr/>
           <w:p>
             <w:pPr>
               <w:pStyle w:val="Compact"/>
@@ -7609,6 +7875,7 @@
           </w:p>
         </w:tc>
         <w:tc>
+          <w:tcPr/>
           <w:p>
             <w:pPr>
               <w:pStyle w:val="Compact"/>
@@ -7622,6 +7889,7 @@
       </w:tr>
       <w:tr>
         <w:tc>
+          <w:tcPr/>
           <w:p>
             <w:pPr>
               <w:pStyle w:val="Compact"/>
@@ -7633,6 +7901,7 @@
           </w:p>
         </w:tc>
         <w:tc>
+          <w:tcPr/>
           <w:p>
             <w:pPr>
               <w:pStyle w:val="Compact"/>
@@ -7644,6 +7913,7 @@
           </w:p>
         </w:tc>
         <w:tc>
+          <w:tcPr/>
           <w:p>
             <w:pPr>
               <w:pStyle w:val="Compact"/>
@@ -7655,6 +7925,7 @@
           </w:p>
         </w:tc>
         <w:tc>
+          <w:tcPr/>
           <w:p>
             <w:pPr>
               <w:pStyle w:val="Compact"/>
@@ -7666,6 +7937,7 @@
           </w:p>
         </w:tc>
         <w:tc>
+          <w:tcPr/>
           <w:p>
             <w:pPr>
               <w:pStyle w:val="Compact"/>
@@ -7679,6 +7951,7 @@
       </w:tr>
       <w:tr>
         <w:tc>
+          <w:tcPr/>
           <w:p>
             <w:pPr>
               <w:pStyle w:val="Compact"/>
@@ -7690,6 +7963,7 @@
           </w:p>
         </w:tc>
         <w:tc>
+          <w:tcPr/>
           <w:p>
             <w:pPr>
               <w:pStyle w:val="Compact"/>
@@ -7701,6 +7975,7 @@
           </w:p>
         </w:tc>
         <w:tc>
+          <w:tcPr/>
           <w:p>
             <w:pPr>
               <w:pStyle w:val="Compact"/>
@@ -7712,6 +7987,7 @@
           </w:p>
         </w:tc>
         <w:tc>
+          <w:tcPr/>
           <w:p>
             <w:pPr>
               <w:pStyle w:val="Compact"/>
@@ -7723,6 +7999,7 @@
           </w:p>
         </w:tc>
         <w:tc>
+          <w:tcPr/>
           <w:p>
             <w:pPr>
               <w:pStyle w:val="Compact"/>
@@ -7736,6 +8013,7 @@
       </w:tr>
       <w:tr>
         <w:tc>
+          <w:tcPr/>
           <w:p>
             <w:pPr>
               <w:pStyle w:val="Compact"/>
@@ -7747,6 +8025,7 @@
           </w:p>
         </w:tc>
         <w:tc>
+          <w:tcPr/>
           <w:p>
             <w:pPr>
               <w:pStyle w:val="Compact"/>
@@ -7758,6 +8037,7 @@
           </w:p>
         </w:tc>
         <w:tc>
+          <w:tcPr/>
           <w:p>
             <w:pPr>
               <w:pStyle w:val="Compact"/>
@@ -7769,6 +8049,7 @@
           </w:p>
         </w:tc>
         <w:tc>
+          <w:tcPr/>
           <w:p>
             <w:pPr>
               <w:pStyle w:val="Compact"/>
@@ -7780,6 +8061,7 @@
           </w:p>
         </w:tc>
         <w:tc>
+          <w:tcPr/>
           <w:p>
             <w:pPr>
               <w:pStyle w:val="Compact"/>
@@ -7793,6 +8075,7 @@
       </w:tr>
       <w:tr>
         <w:tc>
+          <w:tcPr/>
           <w:p>
             <w:pPr>
               <w:pStyle w:val="Compact"/>
@@ -7804,6 +8087,7 @@
           </w:p>
         </w:tc>
         <w:tc>
+          <w:tcPr/>
           <w:p>
             <w:pPr>
               <w:pStyle w:val="Compact"/>
@@ -7815,6 +8099,7 @@
           </w:p>
         </w:tc>
         <w:tc>
+          <w:tcPr/>
           <w:p>
             <w:pPr>
               <w:pStyle w:val="Compact"/>
@@ -7826,6 +8111,7 @@
           </w:p>
         </w:tc>
         <w:tc>
+          <w:tcPr/>
           <w:p>
             <w:pPr>
               <w:pStyle w:val="Compact"/>
@@ -7837,6 +8123,7 @@
           </w:p>
         </w:tc>
         <w:tc>
+          <w:tcPr/>
           <w:p>
             <w:pPr>
               <w:pStyle w:val="Compact"/>
@@ -7849,15 +8136,15 @@
         </w:tc>
       </w:tr>
     </w:tbl>
+    <w:bookmarkEnd w:id="29"/>
+    <w:bookmarkStart w:id="30" w:name="requirements-not-reached-by-a-user-story"/>
     <w:p>
       <w:pPr>
         <w:pStyle w:val="Heading1"/>
       </w:pPr>
-      <w:bookmarkStart w:id="30" w:name="requirements-not-reached-by-a-user-story"/>
       <w:r>
         <w:t xml:space="preserve">5. Requirements not reached by a user story</w:t>
       </w:r>
-      <w:bookmarkEnd w:id="30"/>
     </w:p>
     <w:p>
       <w:pPr>
@@ -7870,8 +8157,9 @@
     <w:tbl>
       <w:tblPr>
         <w:tblStyle w:val="Table"/>
-        <w:tblW w:type="pct" w:w="5000.0"/>
-        <w:tblLook w:firstRow="1"/>
+        <w:tblW w:type="pct" w:w="5000"/>
+        <w:tblLook w:firstRow="1" w:lastRow="0" w:firstColumn="0" w:lastColumn="0" w:noHBand="0" w:noVBand="0" w:val="0020"/>
+        <w:jc w:val="start"/>
       </w:tblPr>
       <w:tblGrid>
         <w:gridCol w:w="552"/>
@@ -7881,15 +8169,10 @@
       </w:tblGrid>
       <w:tr>
         <w:trPr>
-          <w:cnfStyle w:firstRow="1"/>
+          <w:tblHeader w:val="true"/>
         </w:trPr>
         <w:tc>
-          <w:tcPr>
-            <w:tcBorders>
-              <w:bottom w:val="single"/>
-            </w:tcBorders>
-            <w:vAlign w:val="bottom"/>
-          </w:tcPr>
+          <w:tcPr/>
           <w:p>
             <w:pPr>
               <w:pStyle w:val="Compact"/>
@@ -7901,12 +8184,7 @@
           </w:p>
         </w:tc>
         <w:tc>
-          <w:tcPr>
-            <w:tcBorders>
-              <w:bottom w:val="single"/>
-            </w:tcBorders>
-            <w:vAlign w:val="bottom"/>
-          </w:tcPr>
+          <w:tcPr/>
           <w:p>
             <w:pPr>
               <w:pStyle w:val="Compact"/>
@@ -7918,12 +8196,7 @@
           </w:p>
         </w:tc>
         <w:tc>
-          <w:tcPr>
-            <w:tcBorders>
-              <w:bottom w:val="single"/>
-            </w:tcBorders>
-            <w:vAlign w:val="bottom"/>
-          </w:tcPr>
+          <w:tcPr/>
           <w:p>
             <w:pPr>
               <w:pStyle w:val="Compact"/>
@@ -7935,12 +8208,7 @@
           </w:p>
         </w:tc>
         <w:tc>
-          <w:tcPr>
-            <w:tcBorders>
-              <w:bottom w:val="single"/>
-            </w:tcBorders>
-            <w:vAlign w:val="bottom"/>
-          </w:tcPr>
+          <w:tcPr/>
           <w:p>
             <w:pPr>
               <w:pStyle w:val="Compact"/>
@@ -7954,6 +8222,7 @@
       </w:tr>
       <w:tr>
         <w:tc>
+          <w:tcPr/>
           <w:p>
             <w:pPr>
               <w:pStyle w:val="Compact"/>
@@ -7965,6 +8234,7 @@
           </w:p>
         </w:tc>
         <w:tc>
+          <w:tcPr/>
           <w:p>
             <w:pPr>
               <w:pStyle w:val="Compact"/>
@@ -7976,6 +8246,7 @@
           </w:p>
         </w:tc>
         <w:tc>
+          <w:tcPr/>
           <w:p>
             <w:pPr>
               <w:pStyle w:val="Compact"/>
@@ -7987,6 +8258,7 @@
           </w:p>
         </w:tc>
         <w:tc>
+          <w:tcPr/>
           <w:p>
             <w:pPr>
               <w:pStyle w:val="Compact"/>
@@ -8000,6 +8272,7 @@
       </w:tr>
       <w:tr>
         <w:tc>
+          <w:tcPr/>
           <w:p>
             <w:pPr>
               <w:pStyle w:val="Compact"/>
@@ -8011,6 +8284,7 @@
           </w:p>
         </w:tc>
         <w:tc>
+          <w:tcPr/>
           <w:p>
             <w:pPr>
               <w:pStyle w:val="Compact"/>
@@ -8022,6 +8296,7 @@
           </w:p>
         </w:tc>
         <w:tc>
+          <w:tcPr/>
           <w:p>
             <w:pPr>
               <w:pStyle w:val="Compact"/>
@@ -8033,6 +8308,7 @@
           </w:p>
         </w:tc>
         <w:tc>
+          <w:tcPr/>
           <w:p>
             <w:pPr>
               <w:pStyle w:val="Compact"/>
@@ -8046,6 +8322,7 @@
       </w:tr>
       <w:tr>
         <w:tc>
+          <w:tcPr/>
           <w:p>
             <w:pPr>
               <w:pStyle w:val="Compact"/>
@@ -8057,6 +8334,7 @@
           </w:p>
         </w:tc>
         <w:tc>
+          <w:tcPr/>
           <w:p>
             <w:pPr>
               <w:pStyle w:val="Compact"/>
@@ -8068,6 +8346,7 @@
           </w:p>
         </w:tc>
         <w:tc>
+          <w:tcPr/>
           <w:p>
             <w:pPr>
               <w:pStyle w:val="Compact"/>
@@ -8079,6 +8358,7 @@
           </w:p>
         </w:tc>
         <w:tc>
+          <w:tcPr/>
           <w:p>
             <w:pPr>
               <w:pStyle w:val="Compact"/>
@@ -8092,6 +8372,7 @@
       </w:tr>
       <w:tr>
         <w:tc>
+          <w:tcPr/>
           <w:p>
             <w:pPr>
               <w:pStyle w:val="Compact"/>
@@ -8103,6 +8384,7 @@
           </w:p>
         </w:tc>
         <w:tc>
+          <w:tcPr/>
           <w:p>
             <w:pPr>
               <w:pStyle w:val="Compact"/>
@@ -8114,6 +8396,7 @@
           </w:p>
         </w:tc>
         <w:tc>
+          <w:tcPr/>
           <w:p>
             <w:pPr>
               <w:pStyle w:val="Compact"/>
@@ -8125,6 +8408,7 @@
           </w:p>
         </w:tc>
         <w:tc>
+          <w:tcPr/>
           <w:p>
             <w:pPr>
               <w:pStyle w:val="Compact"/>
@@ -8138,6 +8422,7 @@
       </w:tr>
       <w:tr>
         <w:tc>
+          <w:tcPr/>
           <w:p>
             <w:pPr>
               <w:pStyle w:val="Compact"/>
@@ -8149,6 +8434,7 @@
           </w:p>
         </w:tc>
         <w:tc>
+          <w:tcPr/>
           <w:p>
             <w:pPr>
               <w:pStyle w:val="Compact"/>
@@ -8160,6 +8446,7 @@
           </w:p>
         </w:tc>
         <w:tc>
+          <w:tcPr/>
           <w:p>
             <w:pPr>
               <w:pStyle w:val="Compact"/>
@@ -8171,6 +8458,7 @@
           </w:p>
         </w:tc>
         <w:tc>
+          <w:tcPr/>
           <w:p>
             <w:pPr>
               <w:pStyle w:val="Compact"/>
@@ -8184,6 +8472,7 @@
       </w:tr>
       <w:tr>
         <w:tc>
+          <w:tcPr/>
           <w:p>
             <w:pPr>
               <w:pStyle w:val="Compact"/>
@@ -8195,6 +8484,7 @@
           </w:p>
         </w:tc>
         <w:tc>
+          <w:tcPr/>
           <w:p>
             <w:pPr>
               <w:pStyle w:val="Compact"/>
@@ -8206,6 +8496,7 @@
           </w:p>
         </w:tc>
         <w:tc>
+          <w:tcPr/>
           <w:p>
             <w:pPr>
               <w:pStyle w:val="Compact"/>
@@ -8217,6 +8508,7 @@
           </w:p>
         </w:tc>
         <w:tc>
+          <w:tcPr/>
           <w:p>
             <w:pPr>
               <w:pStyle w:val="Compact"/>
@@ -8230,6 +8522,7 @@
       </w:tr>
       <w:tr>
         <w:tc>
+          <w:tcPr/>
           <w:p>
             <w:pPr>
               <w:pStyle w:val="Compact"/>
@@ -8241,6 +8534,7 @@
           </w:p>
         </w:tc>
         <w:tc>
+          <w:tcPr/>
           <w:p>
             <w:pPr>
               <w:pStyle w:val="Compact"/>
@@ -8252,6 +8546,7 @@
           </w:p>
         </w:tc>
         <w:tc>
+          <w:tcPr/>
           <w:p>
             <w:pPr>
               <w:pStyle w:val="Compact"/>
@@ -8263,6 +8558,7 @@
           </w:p>
         </w:tc>
         <w:tc>
+          <w:tcPr/>
           <w:p>
             <w:pPr>
               <w:pStyle w:val="Compact"/>
@@ -8276,6 +8572,7 @@
       </w:tr>
       <w:tr>
         <w:tc>
+          <w:tcPr/>
           <w:p>
             <w:pPr>
               <w:pStyle w:val="Compact"/>
@@ -8287,6 +8584,7 @@
           </w:p>
         </w:tc>
         <w:tc>
+          <w:tcPr/>
           <w:p>
             <w:pPr>
               <w:pStyle w:val="Compact"/>
@@ -8298,6 +8596,7 @@
           </w:p>
         </w:tc>
         <w:tc>
+          <w:tcPr/>
           <w:p>
             <w:pPr>
               <w:pStyle w:val="Compact"/>
@@ -8309,6 +8608,7 @@
           </w:p>
         </w:tc>
         <w:tc>
+          <w:tcPr/>
           <w:p>
             <w:pPr>
               <w:pStyle w:val="Compact"/>
@@ -8322,6 +8622,7 @@
       </w:tr>
       <w:tr>
         <w:tc>
+          <w:tcPr/>
           <w:p>
             <w:pPr>
               <w:pStyle w:val="Compact"/>
@@ -8333,6 +8634,7 @@
           </w:p>
         </w:tc>
         <w:tc>
+          <w:tcPr/>
           <w:p>
             <w:pPr>
               <w:pStyle w:val="Compact"/>
@@ -8344,6 +8646,7 @@
           </w:p>
         </w:tc>
         <w:tc>
+          <w:tcPr/>
           <w:p>
             <w:pPr>
               <w:pStyle w:val="Compact"/>
@@ -8355,6 +8658,7 @@
           </w:p>
         </w:tc>
         <w:tc>
+          <w:tcPr/>
           <w:p>
             <w:pPr>
               <w:pStyle w:val="Compact"/>
@@ -8368,6 +8672,7 @@
       </w:tr>
       <w:tr>
         <w:tc>
+          <w:tcPr/>
           <w:p>
             <w:pPr>
               <w:pStyle w:val="Compact"/>
@@ -8379,6 +8684,7 @@
           </w:p>
         </w:tc>
         <w:tc>
+          <w:tcPr/>
           <w:p>
             <w:pPr>
               <w:pStyle w:val="Compact"/>
@@ -8390,6 +8696,7 @@
           </w:p>
         </w:tc>
         <w:tc>
+          <w:tcPr/>
           <w:p>
             <w:pPr>
               <w:pStyle w:val="Compact"/>
@@ -8401,6 +8708,7 @@
           </w:p>
         </w:tc>
         <w:tc>
+          <w:tcPr/>
           <w:p>
             <w:pPr>
               <w:pStyle w:val="Compact"/>
@@ -8414,6 +8722,7 @@
       </w:tr>
       <w:tr>
         <w:tc>
+          <w:tcPr/>
           <w:p>
             <w:pPr>
               <w:pStyle w:val="Compact"/>
@@ -8425,6 +8734,7 @@
           </w:p>
         </w:tc>
         <w:tc>
+          <w:tcPr/>
           <w:p>
             <w:pPr>
               <w:pStyle w:val="Compact"/>
@@ -8436,6 +8746,7 @@
           </w:p>
         </w:tc>
         <w:tc>
+          <w:tcPr/>
           <w:p>
             <w:pPr>
               <w:pStyle w:val="Compact"/>
@@ -8447,6 +8758,7 @@
           </w:p>
         </w:tc>
         <w:tc>
+          <w:tcPr/>
           <w:p>
             <w:pPr>
               <w:pStyle w:val="Compact"/>
@@ -8460,6 +8772,7 @@
       </w:tr>
       <w:tr>
         <w:tc>
+          <w:tcPr/>
           <w:p>
             <w:pPr>
               <w:pStyle w:val="Compact"/>
@@ -8471,6 +8784,7 @@
           </w:p>
         </w:tc>
         <w:tc>
+          <w:tcPr/>
           <w:p>
             <w:pPr>
               <w:pStyle w:val="Compact"/>
@@ -8482,6 +8796,7 @@
           </w:p>
         </w:tc>
         <w:tc>
+          <w:tcPr/>
           <w:p>
             <w:pPr>
               <w:pStyle w:val="Compact"/>
@@ -8493,6 +8808,7 @@
           </w:p>
         </w:tc>
         <w:tc>
+          <w:tcPr/>
           <w:p>
             <w:pPr>
               <w:pStyle w:val="Compact"/>
@@ -8506,6 +8822,7 @@
       </w:tr>
       <w:tr>
         <w:tc>
+          <w:tcPr/>
           <w:p>
             <w:pPr>
               <w:pStyle w:val="Compact"/>
@@ -8517,6 +8834,7 @@
           </w:p>
         </w:tc>
         <w:tc>
+          <w:tcPr/>
           <w:p>
             <w:pPr>
               <w:pStyle w:val="Compact"/>
@@ -8528,6 +8846,7 @@
           </w:p>
         </w:tc>
         <w:tc>
+          <w:tcPr/>
           <w:p>
             <w:pPr>
               <w:pStyle w:val="Compact"/>
@@ -8539,6 +8858,7 @@
           </w:p>
         </w:tc>
         <w:tc>
+          <w:tcPr/>
           <w:p>
             <w:pPr>
               <w:pStyle w:val="Compact"/>
@@ -8552,6 +8872,7 @@
       </w:tr>
       <w:tr>
         <w:tc>
+          <w:tcPr/>
           <w:p>
             <w:pPr>
               <w:pStyle w:val="Compact"/>
@@ -8563,6 +8884,7 @@
           </w:p>
         </w:tc>
         <w:tc>
+          <w:tcPr/>
           <w:p>
             <w:pPr>
               <w:pStyle w:val="Compact"/>
@@ -8574,6 +8896,7 @@
           </w:p>
         </w:tc>
         <w:tc>
+          <w:tcPr/>
           <w:p>
             <w:pPr>
               <w:pStyle w:val="Compact"/>
@@ -8585,6 +8908,7 @@
           </w:p>
         </w:tc>
         <w:tc>
+          <w:tcPr/>
           <w:p>
             <w:pPr>
               <w:pStyle w:val="Compact"/>
@@ -8598,6 +8922,7 @@
       </w:tr>
       <w:tr>
         <w:tc>
+          <w:tcPr/>
           <w:p>
             <w:pPr>
               <w:pStyle w:val="Compact"/>
@@ -8609,6 +8934,7 @@
           </w:p>
         </w:tc>
         <w:tc>
+          <w:tcPr/>
           <w:p>
             <w:pPr>
               <w:pStyle w:val="Compact"/>
@@ -8620,6 +8946,7 @@
           </w:p>
         </w:tc>
         <w:tc>
+          <w:tcPr/>
           <w:p>
             <w:pPr>
               <w:pStyle w:val="Compact"/>
@@ -8631,6 +8958,7 @@
           </w:p>
         </w:tc>
         <w:tc>
+          <w:tcPr/>
           <w:p>
             <w:pPr>
               <w:pStyle w:val="Compact"/>
@@ -8644,6 +8972,7 @@
       </w:tr>
       <w:tr>
         <w:tc>
+          <w:tcPr/>
           <w:p>
             <w:pPr>
               <w:pStyle w:val="Compact"/>
@@ -8655,6 +8984,7 @@
           </w:p>
         </w:tc>
         <w:tc>
+          <w:tcPr/>
           <w:p>
             <w:pPr>
               <w:pStyle w:val="Compact"/>
@@ -8666,6 +8996,7 @@
           </w:p>
         </w:tc>
         <w:tc>
+          <w:tcPr/>
           <w:p>
             <w:pPr>
               <w:pStyle w:val="Compact"/>
@@ -8677,6 +9008,7 @@
           </w:p>
         </w:tc>
         <w:tc>
+          <w:tcPr/>
           <w:p>
             <w:pPr>
               <w:pStyle w:val="Compact"/>
@@ -8690,6 +9022,7 @@
       </w:tr>
       <w:tr>
         <w:tc>
+          <w:tcPr/>
           <w:p>
             <w:pPr>
               <w:pStyle w:val="Compact"/>
@@ -8701,6 +9034,7 @@
           </w:p>
         </w:tc>
         <w:tc>
+          <w:tcPr/>
           <w:p>
             <w:pPr>
               <w:pStyle w:val="Compact"/>
@@ -8712,6 +9046,7 @@
           </w:p>
         </w:tc>
         <w:tc>
+          <w:tcPr/>
           <w:p>
             <w:pPr>
               <w:pStyle w:val="Compact"/>
@@ -8723,6 +9058,7 @@
           </w:p>
         </w:tc>
         <w:tc>
+          <w:tcPr/>
           <w:p>
             <w:pPr>
               <w:pStyle w:val="Compact"/>
@@ -8736,6 +9072,7 @@
       </w:tr>
       <w:tr>
         <w:tc>
+          <w:tcPr/>
           <w:p>
             <w:pPr>
               <w:pStyle w:val="Compact"/>
@@ -8747,6 +9084,7 @@
           </w:p>
         </w:tc>
         <w:tc>
+          <w:tcPr/>
           <w:p>
             <w:pPr>
               <w:pStyle w:val="Compact"/>
@@ -8758,6 +9096,7 @@
           </w:p>
         </w:tc>
         <w:tc>
+          <w:tcPr/>
           <w:p>
             <w:pPr>
               <w:pStyle w:val="Compact"/>
@@ -8769,6 +9108,7 @@
           </w:p>
         </w:tc>
         <w:tc>
+          <w:tcPr/>
           <w:p>
             <w:pPr>
               <w:pStyle w:val="Compact"/>
@@ -8782,6 +9122,7 @@
       </w:tr>
       <w:tr>
         <w:tc>
+          <w:tcPr/>
           <w:p>
             <w:pPr>
               <w:pStyle w:val="Compact"/>
@@ -8793,6 +9134,7 @@
           </w:p>
         </w:tc>
         <w:tc>
+          <w:tcPr/>
           <w:p>
             <w:pPr>
               <w:pStyle w:val="Compact"/>
@@ -8804,6 +9146,7 @@
           </w:p>
         </w:tc>
         <w:tc>
+          <w:tcPr/>
           <w:p>
             <w:pPr>
               <w:pStyle w:val="Compact"/>
@@ -8815,6 +9158,7 @@
           </w:p>
         </w:tc>
         <w:tc>
+          <w:tcPr/>
           <w:p>
             <w:pPr>
               <w:pStyle w:val="Compact"/>
@@ -8828,6 +9172,7 @@
       </w:tr>
       <w:tr>
         <w:tc>
+          <w:tcPr/>
           <w:p>
             <w:pPr>
               <w:pStyle w:val="Compact"/>
@@ -8839,6 +9184,7 @@
           </w:p>
         </w:tc>
         <w:tc>
+          <w:tcPr/>
           <w:p>
             <w:pPr>
               <w:pStyle w:val="Compact"/>
@@ -8850,6 +9196,7 @@
           </w:p>
         </w:tc>
         <w:tc>
+          <w:tcPr/>
           <w:p>
             <w:pPr>
               <w:pStyle w:val="Compact"/>
@@ -8861,6 +9208,7 @@
           </w:p>
         </w:tc>
         <w:tc>
+          <w:tcPr/>
           <w:p>
             <w:pPr>
               <w:pStyle w:val="Compact"/>
@@ -8874,6 +9222,7 @@
       </w:tr>
       <w:tr>
         <w:tc>
+          <w:tcPr/>
           <w:p>
             <w:pPr>
               <w:pStyle w:val="Compact"/>
@@ -8885,6 +9234,7 @@
           </w:p>
         </w:tc>
         <w:tc>
+          <w:tcPr/>
           <w:p>
             <w:pPr>
               <w:pStyle w:val="Compact"/>
@@ -8896,6 +9246,7 @@
           </w:p>
         </w:tc>
         <w:tc>
+          <w:tcPr/>
           <w:p>
             <w:pPr>
               <w:pStyle w:val="Compact"/>
@@ -8907,6 +9258,7 @@
           </w:p>
         </w:tc>
         <w:tc>
+          <w:tcPr/>
           <w:p>
             <w:pPr>
               <w:pStyle w:val="Compact"/>
@@ -8919,15 +9271,15 @@
         </w:tc>
       </w:tr>
     </w:tbl>
+    <w:bookmarkEnd w:id="30"/>
+    <w:bookmarkStart w:id="31" w:name="consistency"/>
     <w:p>
       <w:pPr>
         <w:pStyle w:val="Heading1"/>
       </w:pPr>
-      <w:bookmarkStart w:id="31" w:name="consistency"/>
       <w:r>
         <w:t xml:space="preserve">6. Consistency</w:t>
       </w:r>
-      <w:bookmarkEnd w:id="31"/>
     </w:p>
     <w:p>
       <w:pPr>
@@ -8937,6 +9289,7 @@
         <w:t xml:space="preserve">Needs: 7. Stories: 17. Requirements: 57. Dangling references: 0.</w:t>
       </w:r>
     </w:p>
+    <w:bookmarkEnd w:id="31"/>
     <w:sectPr/>
   </w:body>
 </w:document>
@@ -8968,17 +9321,14 @@
 <file path=word/numbering.xml><?xml version="1.0" encoding="utf-8"?>
 <w:numbering xmlns:w="http://schemas.openxmlformats.org/wordprocessingml/2006/main">
   <w:abstractNum w:abstractNumId="990">
-    <w:nsid w:val="170cd2de"/>
+    <w:nsid w:val="A990"/>
     <w:multiLevelType w:val="multilevel"/>
     <w:lvl w:ilvl="0">
       <w:numFmt w:val="bullet"/>
       <w:lvlText w:val=" "/>
       <w:lvlJc w:val="left"/>
       <w:pPr>
-        <w:tabs>
-          <w:tab w:val="num" w:pos="0"/>
-        </w:tabs>
-        <w:ind w:left="480" w:hanging="480"/>
+        <w:ind w:left="720" w:hanging="480"/>
       </w:pPr>
     </w:lvl>
     <w:lvl w:ilvl="1">
@@ -8986,10 +9336,7 @@
       <w:lvlText w:val=" "/>
       <w:lvlJc w:val="left"/>
       <w:pPr>
-        <w:tabs>
-          <w:tab w:val="num" w:pos="720"/>
-        </w:tabs>
-        <w:ind w:left="1200" w:hanging="480"/>
+        <w:ind w:left="1440" w:hanging="480"/>
       </w:pPr>
     </w:lvl>
     <w:lvl w:ilvl="2">
@@ -8997,10 +9344,7 @@
       <w:lvlText w:val=" "/>
       <w:lvlJc w:val="left"/>
       <w:pPr>
-        <w:tabs>
-          <w:tab w:val="num" w:pos="1440"/>
-        </w:tabs>
-        <w:ind w:left="1920" w:hanging="480"/>
+        <w:ind w:left="2160" w:hanging="480"/>
       </w:pPr>
     </w:lvl>
     <w:lvl w:ilvl="3">
@@ -9008,10 +9352,7 @@
       <w:lvlText w:val=" "/>
       <w:lvlJc w:val="left"/>
       <w:pPr>
-        <w:tabs>
-          <w:tab w:val="num" w:pos="2160"/>
-        </w:tabs>
-        <w:ind w:left="2640" w:hanging="480"/>
+        <w:ind w:left="2880" w:hanging="480"/>
       </w:pPr>
     </w:lvl>
     <w:lvl w:ilvl="4">
@@ -9019,10 +9360,7 @@
       <w:lvlText w:val=" "/>
       <w:lvlJc w:val="left"/>
       <w:pPr>
-        <w:tabs>
-          <w:tab w:val="num" w:pos="2880"/>
-        </w:tabs>
-        <w:ind w:left="3360" w:hanging="480"/>
+        <w:ind w:left="3600" w:hanging="480"/>
       </w:pPr>
     </w:lvl>
     <w:lvl w:ilvl="5">
@@ -9030,10 +9368,7 @@
       <w:lvlText w:val=" "/>
       <w:lvlJc w:val="left"/>
       <w:pPr>
-        <w:tabs>
-          <w:tab w:val="num" w:pos="3600"/>
-        </w:tabs>
-        <w:ind w:left="4080" w:hanging="480"/>
+        <w:ind w:left="4320" w:hanging="480"/>
       </w:pPr>
     </w:lvl>
     <w:lvl w:ilvl="6">
@@ -9041,10 +9376,7 @@
       <w:lvlText w:val=" "/>
       <w:lvlJc w:val="left"/>
       <w:pPr>
-        <w:tabs>
-          <w:tab w:val="num" w:pos="4320"/>
-        </w:tabs>
-        <w:ind w:left="4800" w:hanging="480"/>
+        <w:ind w:left="5040" w:hanging="480"/>
       </w:pPr>
     </w:lvl>
     <w:lvl w:ilvl="7">
@@ -9052,10 +9384,7 @@
       <w:lvlText w:val=" "/>
       <w:lvlJc w:val="left"/>
       <w:pPr>
-        <w:tabs>
-          <w:tab w:val="num" w:pos="5040"/>
-        </w:tabs>
-        <w:ind w:left="5520" w:hanging="480"/>
+        <w:ind w:left="5760" w:hanging="480"/>
       </w:pPr>
     </w:lvl>
     <w:lvl w:ilvl="8">
@@ -9063,119 +9392,10 @@
       <w:lvlText w:val=" "/>
       <w:lvlJc w:val="left"/>
       <w:pPr>
-        <w:tabs>
-          <w:tab w:val="num" w:pos="5760"/>
-        </w:tabs>
-        <w:ind w:left="6240" w:hanging="480"/>
+        <w:ind w:left="6480" w:hanging="480"/>
       </w:pPr>
     </w:lvl>
   </w:abstractNum>
-  <w:abstractNum w:abstractNumId="990">
-    <w:nsid w:val="2c1ae401"/>
-    <w:multiLevelType w:val="multilevel"/>
-    <w:lvl w:ilvl="0">
-      <w:numFmt w:val="bullet"/>
-      <w:lvlText w:val=" "/>
-      <w:lvlJc w:val="left"/>
-      <w:pPr>
-        <w:tabs>
-          <w:tab w:val="num" w:pos="0"/>
-        </w:tabs>
-        <w:ind w:left="480" w:hanging="480"/>
-      </w:pPr>
-    </w:lvl>
-    <w:lvl w:ilvl="1">
-      <w:numFmt w:val="bullet"/>
-      <w:lvlText w:val=" "/>
-      <w:lvlJc w:val="left"/>
-      <w:pPr>
-        <w:tabs>
-          <w:tab w:val="num" w:pos="720"/>
-        </w:tabs>
-        <w:ind w:left="1200" w:hanging="480"/>
-      </w:pPr>
-    </w:lvl>
-    <w:lvl w:ilvl="2">
-      <w:numFmt w:val="bullet"/>
-      <w:lvlText w:val=" "/>
-      <w:lvlJc w:val="left"/>
-      <w:pPr>
-        <w:tabs>
-          <w:tab w:val="num" w:pos="1440"/>
-        </w:tabs>
-        <w:ind w:left="1920" w:hanging="480"/>
-      </w:pPr>
-    </w:lvl>
-    <w:lvl w:ilvl="3">
-      <w:numFmt w:val="bullet"/>
-      <w:lvlText w:val=" "/>
-      <w:lvlJc w:val="left"/>
-      <w:pPr>
-        <w:tabs>
-          <w:tab w:val="num" w:pos="2160"/>
-        </w:tabs>
-        <w:ind w:left="2640" w:hanging="480"/>
-      </w:pPr>
-    </w:lvl>
-    <w:lvl w:ilvl="4">
-      <w:numFmt w:val="bullet"/>
-      <w:lvlText w:val=" "/>
-      <w:lvlJc w:val="left"/>
-      <w:pPr>
-        <w:tabs>
-          <w:tab w:val="num" w:pos="2880"/>
-        </w:tabs>
-        <w:ind w:left="3360" w:hanging="480"/>
-      </w:pPr>
-    </w:lvl>
-    <w:lvl w:ilvl="5">
-      <w:numFmt w:val="bullet"/>
-      <w:lvlText w:val=" "/>
-      <w:lvlJc w:val="left"/>
-      <w:pPr>
-        <w:tabs>
-          <w:tab w:val="num" w:pos="3600"/>
-        </w:tabs>
-        <w:ind w:left="4080" w:hanging="480"/>
-      </w:pPr>
-    </w:lvl>
-    <w:lvl w:ilvl="6">
-      <w:numFmt w:val="bullet"/>
-      <w:lvlText w:val=" "/>
-      <w:lvlJc w:val="left"/>
-      <w:pPr>
-        <w:tabs>
-          <w:tab w:val="num" w:pos="4320"/>
-        </w:tabs>
-        <w:ind w:left="4800" w:hanging="480"/>
-      </w:pPr>
-    </w:lvl>
-    <w:lvl w:ilvl="7">
-      <w:numFmt w:val="bullet"/>
-      <w:lvlText w:val=" "/>
-      <w:lvlJc w:val="left"/>
-      <w:pPr>
-        <w:tabs>
-          <w:tab w:val="num" w:pos="5040"/>
-        </w:tabs>
-        <w:ind w:left="5520" w:hanging="480"/>
-      </w:pPr>
-    </w:lvl>
-    <w:lvl w:ilvl="8">
-      <w:numFmt w:val="bullet"/>
-      <w:lvlText w:val=" "/>
-      <w:lvlJc w:val="left"/>
-      <w:pPr>
-        <w:tabs>
-          <w:tab w:val="num" w:pos="5760"/>
-        </w:tabs>
-        <w:ind w:left="6240" w:hanging="480"/>
-      </w:pPr>
-    </w:lvl>
-  </w:abstractNum>
-  <w:num w:numId="1000">
-    <w:abstractNumId w:val="990"/>
-  </w:num>
   <w:num w:numId="1000">
     <w:abstractNumId w:val="990"/>
   </w:num>
@@ -9187,10 +9407,10 @@
   <w:docDefaults>
     <w:rPrDefault>
       <w:rPr>
-        <w:rFonts w:asciiTheme="minorHAnsi" w:eastAsiaTheme="minorHAnsi" w:hAnsiTheme="minorHAnsi" w:cstheme="minorBidi"/>
+        <w:rFonts w:asciiTheme="minorHAnsi" w:cstheme="minorBidi" w:eastAsiaTheme="minorHAnsi" w:hAnsiTheme="minorHAnsi"/>
         <w:sz w:val="24"/>
         <w:szCs w:val="24"/>
-        <w:lang w:val="en-US" w:eastAsia="en-US" w:bidi="ar-SA"/>
+        <w:lang w:bidi="ar-SA" w:eastAsia="en-US" w:val="en-US"/>
       </w:rPr>
     </w:rPrDefault>
     <w:pPrDefault>
@@ -9199,35 +9419,35 @@
       </w:pPr>
     </w:pPrDefault>
   </w:docDefaults>
-  <w:latentStyles w:defLockedState="0" w:defUIPriority="0" w:defSemiHidden="0" w:defUnhideWhenUsed="0" w:defQFormat="0" w:count="276"/>
-  <w:style w:type="paragraph" w:default="1" w:styleId="Normal">
+  <w:latentStyles w:count="276" w:defLockedState="0" w:defQFormat="0" w:defSemiHidden="0" w:defUIPriority="0" w:defUnhideWhenUsed="0"/>
+  <w:style w:default="1" w:styleId="Normal" w:type="paragraph">
     <w:name w:val="Normal"/>
     <w:qFormat/>
   </w:style>
-  <w:style w:type="paragraph" w:styleId="BodyText">
+  <w:style w:styleId="BodyText" w:type="paragraph">
     <w:name w:val="Body Text"/>
     <w:basedOn w:val="Normal"/>
     <w:link w:val="BodyTextChar"/>
     <w:pPr>
-      <w:spacing w:before="180" w:after="180"/>
+      <w:spacing w:after="180" w:before="180"/>
     </w:pPr>
     <w:qFormat/>
   </w:style>
-  <w:style w:type="paragraph" w:customStyle="1" w:styleId="FirstParagraph">
+  <w:style w:customStyle="1" w:styleId="FirstParagraph" w:type="paragraph">
     <w:name w:val="First Paragraph"/>
     <w:basedOn w:val="BodyText"/>
     <w:next w:val="BodyText"/>
     <w:qFormat/>
   </w:style>
-  <w:style w:type="paragraph" w:customStyle="1" w:styleId="Compact">
+  <w:style w:customStyle="1" w:styleId="Compact" w:type="paragraph">
     <w:name w:val="Compact"/>
     <w:basedOn w:val="BodyText"/>
     <w:qFormat/>
     <w:pPr>
-      <w:spacing w:before="36" w:after="36"/>
+      <w:spacing w:after="36" w:before="36"/>
     </w:pPr>
   </w:style>
-  <w:style w:type="paragraph" w:styleId="Title">
+  <w:style w:styleId="Title" w:type="paragraph">
     <w:name w:val="Title"/>
     <w:basedOn w:val="Normal"/>
     <w:next w:val="BodyText"/>
@@ -9235,19 +9455,19 @@
     <w:pPr>
       <w:keepNext/>
       <w:keepLines/>
-      <w:spacing w:before="480" w:after="240"/>
+      <w:spacing w:after="240" w:before="480"/>
       <w:jc w:val="center"/>
     </w:pPr>
     <w:rPr>
-      <w:rFonts w:asciiTheme="majorHAnsi" w:eastAsiaTheme="majorEastAsia" w:hAnsiTheme="majorHAnsi" w:cstheme="majorBidi"/>
+      <w:rFonts w:asciiTheme="majorHAnsi" w:cstheme="majorBidi" w:eastAsiaTheme="majorEastAsia" w:hAnsiTheme="majorHAnsi"/>
       <w:b/>
       <w:bCs/>
-      <w:color w:val="345A8A" w:themeColor="accent1" w:themeShade="B5"/>
+      <w:color w:themeColor="accent1" w:themeShade="B5" w:val="345A8A"/>
       <w:sz w:val="36"/>
       <w:szCs w:val="36"/>
     </w:rPr>
   </w:style>
-  <w:style w:type="paragraph" w:styleId="Subtitle">
+  <w:style w:styleId="Subtitle" w:type="paragraph">
     <w:name w:val="Subtitle"/>
     <w:basedOn w:val="Title"/>
     <w:next w:val="BodyText"/>
@@ -9255,7 +9475,7 @@
     <w:pPr>
       <w:keepNext/>
       <w:keepLines/>
-      <w:spacing w:before="240" w:after="240"/>
+      <w:spacing w:after="240" w:before="240"/>
       <w:jc w:val="center"/>
     </w:pPr>
     <w:rPr>
@@ -9263,7 +9483,7 @@
       <w:szCs w:val="30"/>
     </w:rPr>
   </w:style>
-  <w:style w:type="paragraph" w:customStyle="1" w:styleId="Author">
+  <w:style w:customStyle="1" w:styleId="Author" w:type="paragraph">
     <w:name w:val="Author"/>
     <w:next w:val="BodyText"/>
     <w:qFormat/>
@@ -9273,7 +9493,7 @@
       <w:jc w:val="center"/>
     </w:pPr>
   </w:style>
-  <w:style w:type="paragraph" w:styleId="Date">
+  <w:style w:styleId="Date" w:type="paragraph">
     <w:name w:val="Date"/>
     <w:next w:val="BodyText"/>
     <w:qFormat/>
@@ -9283,7 +9503,26 @@
       <w:jc w:val="center"/>
     </w:pPr>
   </w:style>
-  <w:style w:type="paragraph" w:customStyle="1" w:styleId="Abstract">
+  <w:style w:customStyle="1" w:styleId="AbstractTitle" w:type="paragraph">
+    <w:name w:val="Abstract Title"/>
+    <w:basedOn w:val="Normal"/>
+    <w:next w:val="Abstract"/>
+    <w:qFormat/>
+    <w:pPr>
+      <w:keepNext/>
+      <w:keepLines/>
+      <w:jc w:val="center"/>
+      <w:spacing w:after="0" w:before="300"/>
+    </w:pPr>
+    <w:rPr>
+      <w:sz w:val="20"/>
+      <w:szCs w:val="20"/>
+      <w:b/>
+      <w:color w:val="345A8A"/>
+      &gt;
+    </w:rPr>
+  </w:style>
+  <w:style w:customStyle="1" w:styleId="Abstract" w:type="paragraph">
     <w:name w:val="Abstract"/>
     <w:basedOn w:val="Normal"/>
     <w:next w:val="BodyText"/>
@@ -9291,14 +9530,14 @@
     <w:pPr>
       <w:keepNext/>
       <w:keepLines/>
-      <w:spacing w:before="300" w:after="300"/>
+      <w:spacing w:after="300" w:before="100"/>
     </w:pPr>
     <w:rPr>
       <w:sz w:val="20"/>
       <w:szCs w:val="20"/>
     </w:rPr>
   </w:style>
-  <w:style w:type="paragraph" w:styleId="Bibliography">
+  <w:style w:styleId="Bibliography" w:type="paragraph">
     <w:name w:val="Bibliography"/>
     <w:basedOn w:val="Normal"/>
     <w:next w:val="Bibliography"/>
@@ -9306,7 +9545,7 @@
     <w:pPr/>
     <w:rPr/>
   </w:style>
-  <w:style w:type="paragraph" w:styleId="Heading1">
+  <w:style w:styleId="Heading1" w:type="paragraph">
     <w:name w:val="Heading 1"/>
     <w:basedOn w:val="Normal"/>
     <w:next w:val="BodyText"/>
@@ -9315,19 +9554,19 @@
     <w:pPr>
       <w:keepNext/>
       <w:keepLines/>
-      <w:spacing w:before="480" w:after="0"/>
+      <w:spacing w:after="0" w:before="480"/>
       <w:outlineLvl w:val="0"/>
     </w:pPr>
     <w:rPr>
-      <w:rFonts w:asciiTheme="majorHAnsi" w:eastAsiaTheme="majorEastAsia" w:hAnsiTheme="majorHAnsi" w:cstheme="majorBidi"/>
+      <w:rFonts w:asciiTheme="majorHAnsi" w:cstheme="majorBidi" w:eastAsiaTheme="majorEastAsia" w:hAnsiTheme="majorHAnsi"/>
       <w:b/>
       <w:bCs/>
-      <w:color w:val="345A8A" w:themeColor="accent1" w:themeShade="B5"/>
+      <w:color w:themeColor="accent1" w:val="4F81BD"/>
       <w:sz w:val="32"/>
       <w:szCs w:val="32"/>
     </w:rPr>
   </w:style>
-  <w:style w:type="paragraph" w:styleId="Heading2">
+  <w:style w:styleId="Heading2" w:type="paragraph">
     <w:name w:val="Heading 2"/>
     <w:basedOn w:val="Normal"/>
     <w:next w:val="BodyText"/>
@@ -9337,19 +9576,19 @@
     <w:pPr>
       <w:keepNext/>
       <w:keepLines/>
-      <w:spacing w:before="200" w:after="0"/>
+      <w:spacing w:after="0" w:before="200"/>
       <w:outlineLvl w:val="1"/>
     </w:pPr>
     <w:rPr>
-      <w:rFonts w:asciiTheme="majorHAnsi" w:eastAsiaTheme="majorEastAsia" w:hAnsiTheme="majorHAnsi" w:cstheme="majorBidi"/>
+      <w:rFonts w:asciiTheme="majorHAnsi" w:cstheme="majorBidi" w:eastAsiaTheme="majorEastAsia" w:hAnsiTheme="majorHAnsi"/>
       <w:b/>
       <w:bCs/>
-      <w:color w:val="4F81BD" w:themeColor="accent1"/>
-      <w:sz w:val="32"/>
-      <w:szCs w:val="32"/>
+      <w:color w:themeColor="accent1" w:val="4F81BD"/>
+      <w:sz w:val="28"/>
+      <w:szCs w:val="28"/>
     </w:rPr>
   </w:style>
-  <w:style w:type="paragraph" w:styleId="Heading3">
+  <w:style w:styleId="Heading3" w:type="paragraph">
     <w:name w:val="Heading 3"/>
     <w:basedOn w:val="Normal"/>
     <w:next w:val="BodyText"/>
@@ -9359,19 +9598,19 @@
     <w:pPr>
       <w:keepNext/>
       <w:keepLines/>
-      <w:spacing w:before="200" w:after="0"/>
+      <w:spacing w:after="0" w:before="200"/>
       <w:outlineLvl w:val="2"/>
     </w:pPr>
     <w:rPr>
-      <w:rFonts w:asciiTheme="majorHAnsi" w:eastAsiaTheme="majorEastAsia" w:hAnsiTheme="majorHAnsi" w:cstheme="majorBidi"/>
+      <w:rFonts w:asciiTheme="majorHAnsi" w:cstheme="majorBidi" w:eastAsiaTheme="majorEastAsia" w:hAnsiTheme="majorHAnsi"/>
       <w:b/>
       <w:bCs/>
-      <w:color w:val="4F81BD" w:themeColor="accent1"/>
-      <w:sz w:val="28"/>
-      <w:szCs w:val="28"/>
+      <w:color w:themeColor="accent1" w:val="4F81BD"/>
+      <w:sz w:val="24"/>
+      <w:szCs w:val="24"/>
     </w:rPr>
   </w:style>
-  <w:style w:type="paragraph" w:styleId="Heading4">
+  <w:style w:styleId="Heading4" w:type="paragraph">
     <w:name w:val="Heading 4"/>
     <w:basedOn w:val="Normal"/>
     <w:next w:val="BodyText"/>
@@ -9381,19 +9620,19 @@
     <w:pPr>
       <w:keepNext/>
       <w:keepLines/>
-      <w:spacing w:before="200" w:after="0"/>
+      <w:spacing w:after="0" w:before="200"/>
       <w:outlineLvl w:val="3"/>
     </w:pPr>
     <w:rPr>
-      <w:rFonts w:asciiTheme="majorHAnsi" w:eastAsiaTheme="majorEastAsia" w:hAnsiTheme="majorHAnsi" w:cstheme="majorBidi"/>
-      <w:b/>
+      <w:rFonts w:asciiTheme="majorHAnsi" w:cstheme="majorBidi" w:eastAsiaTheme="majorEastAsia" w:hAnsiTheme="majorHAnsi"/>
+      <w:i/>
       <w:bCs/>
-      <w:color w:val="4F81BD" w:themeColor="accent1"/>
+      <w:color w:themeColor="accent1" w:val="4F81BD"/>
       <w:sz w:val="24"/>
       <w:szCs w:val="24"/>
     </w:rPr>
   </w:style>
-  <w:style w:type="paragraph" w:styleId="Heading5">
+  <w:style w:styleId="Heading5" w:type="paragraph">
     <w:name w:val="Heading 5"/>
     <w:basedOn w:val="Normal"/>
     <w:next w:val="BodyText"/>
@@ -9403,19 +9642,18 @@
     <w:pPr>
       <w:keepNext/>
       <w:keepLines/>
-      <w:spacing w:before="200" w:after="0"/>
+      <w:spacing w:after="0" w:before="200"/>
       <w:outlineLvl w:val="4"/>
     </w:pPr>
     <w:rPr>
-      <w:rFonts w:asciiTheme="majorHAnsi" w:eastAsiaTheme="majorEastAsia" w:hAnsiTheme="majorHAnsi" w:cstheme="majorBidi"/>
-      <w:i/>
+      <w:rFonts w:asciiTheme="majorHAnsi" w:cstheme="majorBidi" w:eastAsiaTheme="majorEastAsia" w:hAnsiTheme="majorHAnsi"/>
       <w:iCs/>
-      <w:color w:val="4F81BD" w:themeColor="accent1"/>
+      <w:color w:themeColor="accent1" w:val="4F81BD"/>
       <w:sz w:val="24"/>
       <w:szCs w:val="24"/>
     </w:rPr>
   </w:style>
-  <w:style w:type="paragraph" w:styleId="Heading6">
+  <w:style w:styleId="Heading6" w:type="paragraph">
     <w:name w:val="Heading 6"/>
     <w:basedOn w:val="Normal"/>
     <w:next w:val="BodyText"/>
@@ -9425,17 +9663,17 @@
     <w:pPr>
       <w:keepNext/>
       <w:keepLines/>
-      <w:spacing w:before="200" w:after="0"/>
+      <w:spacing w:after="0" w:before="200"/>
       <w:outlineLvl w:val="5"/>
     </w:pPr>
     <w:rPr>
-      <w:rFonts w:asciiTheme="majorHAnsi" w:eastAsiaTheme="majorEastAsia" w:hAnsiTheme="majorHAnsi" w:cstheme="majorBidi"/>
-      <w:color w:val="4F81BD" w:themeColor="accent1"/>
+      <w:rFonts w:asciiTheme="majorHAnsi" w:cstheme="majorBidi" w:eastAsiaTheme="majorEastAsia" w:hAnsiTheme="majorHAnsi"/>
+      <w:color w:themeColor="accent1" w:val="4F81BD"/>
       <w:sz w:val="24"/>
       <w:szCs w:val="24"/>
     </w:rPr>
   </w:style>
-  <w:style w:type="paragraph" w:styleId="Heading7">
+  <w:style w:styleId="Heading7" w:type="paragraph">
     <w:name w:val="Heading 7"/>
     <w:basedOn w:val="Normal"/>
     <w:next w:val="BodyText"/>
@@ -9445,17 +9683,17 @@
     <w:pPr>
       <w:keepNext/>
       <w:keepLines/>
-      <w:spacing w:before="200" w:after="0"/>
+      <w:spacing w:after="0" w:before="200"/>
       <w:outlineLvl w:val="6"/>
     </w:pPr>
     <w:rPr>
-      <w:rFonts w:asciiTheme="majorHAnsi" w:eastAsiaTheme="majorEastAsia" w:hAnsiTheme="majorHAnsi" w:cstheme="majorBidi"/>
-      <w:color w:val="4F81BD" w:themeColor="accent1"/>
+      <w:rFonts w:asciiTheme="majorHAnsi" w:cstheme="majorBidi" w:eastAsiaTheme="majorEastAsia" w:hAnsiTheme="majorHAnsi"/>
+      <w:color w:themeColor="accent1" w:val="4F81BD"/>
       <w:sz w:val="24"/>
       <w:szCs w:val="24"/>
     </w:rPr>
   </w:style>
-  <w:style w:type="paragraph" w:styleId="Heading8">
+  <w:style w:styleId="Heading8" w:type="paragraph">
     <w:name w:val="Heading 8"/>
     <w:basedOn w:val="Normal"/>
     <w:next w:val="BodyText"/>
@@ -9465,17 +9703,17 @@
     <w:pPr>
       <w:keepNext/>
       <w:keepLines/>
-      <w:spacing w:before="200" w:after="0"/>
+      <w:spacing w:after="0" w:before="200"/>
       <w:outlineLvl w:val="7"/>
     </w:pPr>
     <w:rPr>
-      <w:rFonts w:asciiTheme="majorHAnsi" w:eastAsiaTheme="majorEastAsia" w:hAnsiTheme="majorHAnsi" w:cstheme="majorBidi"/>
-      <w:color w:val="4F81BD" w:themeColor="accent1"/>
+      <w:rFonts w:asciiTheme="majorHAnsi" w:cstheme="majorBidi" w:eastAsiaTheme="majorEastAsia" w:hAnsiTheme="majorHAnsi"/>
+      <w:color w:themeColor="accent1" w:val="4F81BD"/>
       <w:sz w:val="24"/>
       <w:szCs w:val="24"/>
     </w:rPr>
   </w:style>
-  <w:style w:type="paragraph" w:styleId="Heading9">
+  <w:style w:styleId="Heading9" w:type="paragraph">
     <w:name w:val="Heading 9"/>
     <w:basedOn w:val="Normal"/>
     <w:next w:val="BodyText"/>
@@ -9485,17 +9723,17 @@
     <w:pPr>
       <w:keepNext/>
       <w:keepLines/>
-      <w:spacing w:before="200" w:after="0"/>
+      <w:spacing w:after="0" w:before="200"/>
       <w:outlineLvl w:val="8"/>
     </w:pPr>
     <w:rPr>
-      <w:rFonts w:asciiTheme="majorHAnsi" w:eastAsiaTheme="majorEastAsia" w:hAnsiTheme="majorHAnsi" w:cstheme="majorBidi"/>
-      <w:color w:val="4F81BD" w:themeColor="accent1"/>
+      <w:rFonts w:asciiTheme="majorHAnsi" w:cstheme="majorBidi" w:eastAsiaTheme="majorEastAsia" w:hAnsiTheme="majorHAnsi"/>
+      <w:color w:themeColor="accent1" w:val="4F81BD"/>
       <w:sz w:val="24"/>
       <w:szCs w:val="24"/>
     </w:rPr>
   </w:style>
-  <w:style w:type="paragraph" w:styleId="BlockText">
+  <w:style w:styleId="BlockText" w:type="paragraph">
     <w:name w:val="Block Text"/>
     <w:basedOn w:val="BodyText"/>
     <w:next w:val="BodyText"/>
@@ -9503,17 +9741,11 @@
     <w:unhideWhenUsed/>
     <w:qFormat/>
     <w:pPr>
-      <w:spacing w:before="100" w:after="100"/>
-      <w:ind w:firstLine="0"/>
+      <w:spacing w:after="100" w:before="100"/>
+      <w:ind w:firstLine="0" w:left="480" w:right="480"/>
     </w:pPr>
-    <w:rPr>
-      <w:rFonts w:asciiTheme="majorHAnsi" w:eastAsiaTheme="majorEastAsia" w:hAnsiTheme="majorHAnsi" w:cstheme="majorBidi"/>
-      <w:bCs/>
-      <w:sz w:val="20"/>
-      <w:szCs w:val="20"/>
-    </w:rPr>
   </w:style>
-  <w:style w:type="paragraph" w:styleId="FootnoteText">
+  <w:style w:styleId="FootnoteText" w:type="paragraph">
     <w:name w:val="Footnote Text"/>
     <w:basedOn w:val="Normal"/>
     <w:next w:val="FootnoteText"/>
@@ -9521,28 +9753,43 @@
     <w:unhideWhenUsed/>
     <w:qFormat/>
   </w:style>
-  <w:style w:type="character" w:default="1" w:styleId="DefaultParagraphFont">
+  <w:style w:default="1" w:styleId="DefaultParagraphFont" w:type="character">
     <w:name w:val="Default Paragraph Font"/>
     <w:semiHidden/>
     <w:unhideWhenUsed/>
   </w:style>
-  <w:style w:type="table" w:default="1" w:styleId="Table">
+  <w:style w:default="1" w:styleId="Table" w:type="table">
     <w:name w:val="Table"/>
     <w:basedOn w:val="TableNormal"/>
     <w:semiHidden/>
     <w:unhideWhenUsed/>
     <w:qFormat/>
     <w:tblPr>
-      <w:tblInd w:w="0" w:type="dxa"/>
+      <w:tblInd w:type="dxa" w:w="0"/>
       <w:tblCellMar>
-        <w:top w:w="0" w:type="dxa"/>
-        <w:left w:w="108" w:type="dxa"/>
-        <w:bottom w:w="0" w:type="dxa"/>
-        <w:right w:w="108" w:type="dxa"/>
+        <w:top w:type="dxa" w:w="0"/>
+        <w:left w:type="dxa" w:w="108"/>
+        <w:bottom w:type="dxa" w:w="0"/>
+        <w:right w:type="dxa" w:w="108"/>
       </w:tblCellMar>
     </w:tblPr>
+    <w:tblStylePr w:type="firstRow">
+      <w:tblPr>
+        <w:jc w:val="left"/>
+        <w:tblInd w:type="dxa" w:w="0"/>
+      </w:tblPr>
+      <w:trPr>
+        <w:jc w:val="left"/>
+      </w:trPr>
+      <w:tcPr>
+        <w:vAlign w:val="bottom"/>
+        <w:tcBorders>
+          <w:bottom w:val="single"/>
+        </w:tcBorders>
+      </w:tcPr>
+    </w:tblStylePr>
   </w:style>
-  <w:style w:type="paragraph" w:customStyle="1" w:styleId="DefinitionTerm">
+  <w:style w:customStyle="1" w:styleId="DefinitionTerm" w:type="paragraph">
     <w:name w:val="Definition Term"/>
     <w:basedOn w:val="Normal"/>
     <w:next w:val="Definition"/>
@@ -9555,49 +9802,49 @@
       <w:b/>
     </w:rPr>
   </w:style>
-  <w:style w:type="paragraph" w:customStyle="1" w:styleId="Definition">
+  <w:style w:customStyle="1" w:styleId="Definition" w:type="paragraph">
     <w:name w:val="Definition"/>
     <w:basedOn w:val="Normal"/>
   </w:style>
-  <w:style w:type="paragraph" w:styleId="Caption">
+  <w:style w:styleId="Caption" w:type="paragraph">
     <w:name w:val="Caption"/>
     <w:basedOn w:val="Normal"/>
     <w:link w:val="BodyTextChar"/>
     <w:pPr>
-      <w:spacing w:before="0" w:after="120"/>
+      <w:spacing w:after="120" w:before="0"/>
     </w:pPr>
     <w:rPr>
       <w:i/>
     </w:rPr>
   </w:style>
-  <w:style w:type="paragraph" w:customStyle="1" w:styleId="TableCaption">
+  <w:style w:customStyle="1" w:styleId="TableCaption" w:type="paragraph">
     <w:name w:val="Table Caption"/>
     <w:basedOn w:val="Caption"/>
     <w:pPr>
       <w:keepNext/>
     </w:pPr>
   </w:style>
-  <w:style w:type="paragraph" w:customStyle="1" w:styleId="ImageCaption">
+  <w:style w:customStyle="1" w:styleId="ImageCaption" w:type="paragraph">
     <w:name w:val="Image Caption"/>
     <w:basedOn w:val="Caption"/>
   </w:style>
-  <w:style w:type="paragraph" w:customStyle="1" w:styleId="Figure">
+  <w:style w:customStyle="1" w:styleId="Figure" w:type="paragraph">
     <w:name w:val="Figure"/>
     <w:basedOn w:val="Normal"/>
   </w:style>
-  <w:style w:type="paragraph" w:customStyle="1" w:styleId="CaptionedFigure">
+  <w:style w:customStyle="1" w:styleId="CaptionedFigure" w:type="paragraph">
     <w:name w:val="Captioned Figure"/>
     <w:basedOn w:val="Figure"/>
     <w:pPr>
       <w:keepNext/>
     </w:pPr>
   </w:style>
-  <w:style w:type="character" w:customStyle="1" w:styleId="BodyTextChar">
+  <w:style w:customStyle="1" w:styleId="BodyTextChar" w:type="character">
     <w:name w:val="Body Text Char"/>
     <w:basedOn w:val="DefaultParagraphFont"/>
     <w:link w:val="BodyText"/>
   </w:style>
-  <w:style w:type="character" w:customStyle="1" w:styleId="VerbatimChar">
+  <w:style w:customStyle="1" w:styleId="VerbatimChar" w:type="character">
     <w:name w:val="Verbatim Char"/>
     <w:basedOn w:val="BodyTextChar"/>
     <w:rPr>
@@ -9605,21 +9852,25 @@
       <w:sz w:val="22"/>
     </w:rPr>
   </w:style>
-  <w:style w:type="character" w:styleId="FootnoteReference">
+  <w:style w:customStyle="1" w:styleId="SectionNumber" w:type="character">
+    <w:name w:val="Section Number"/>
+    <w:basedOn w:val="BodyTextChar"/>
+  </w:style>
+  <w:style w:styleId="FootnoteReference" w:type="character">
     <w:name w:val="Footnote Reference"/>
     <w:basedOn w:val="BodyTextChar"/>
     <w:rPr>
       <w:vertAlign w:val="superscript"/>
     </w:rPr>
   </w:style>
-  <w:style w:type="character" w:styleId="Hyperlink">
+  <w:style w:styleId="Hyperlink" w:type="character">
     <w:name w:val="Hyperlink"/>
     <w:basedOn w:val="BodyTextChar"/>
     <w:rPr>
-      <w:color w:val="4F81BD" w:themeColor="accent1"/>
+      <w:color w:themeColor="accent1" w:val="4F81BD"/>
     </w:rPr>
   </w:style>
-  <w:style w:type="paragraph" w:styleId="TOCHeading">
+  <w:style w:styleId="TOCHeading" w:type="paragraph">
     <w:name w:val="TOC Heading"/>
     <w:basedOn w:val="Heading1"/>
     <w:next w:val="BodyText"/>
@@ -9631,10 +9882,10 @@
       <w:outlineLvl w:val="9"/>
     </w:pPr>
     <w:rPr>
-      <w:rFonts w:asciiTheme="majorHAnsi" w:eastAsiaTheme="majorEastAsia" w:hAnsiTheme="majorHAnsi" w:cstheme="majorBidi"/>
+      <w:rFonts w:asciiTheme="majorHAnsi" w:cstheme="majorBidi" w:eastAsiaTheme="majorEastAsia" w:hAnsiTheme="majorHAnsi"/>
       <w:b w:val="0"/>
       <w:bCs w:val="0"/>
-      <w:color w:val="365F91" w:themeColor="accent1" w:themeShade="BF"/>
+      <w:color w:themeColor="accent1" w:themeShade="BF" w:val="365F91"/>
     </w:rPr>
   </w:style>
   <w:style w:type="paragraph" w:customStyle="1" w:styleId="SourceCode">
@@ -9726,7 +9977,10 @@
   <w:style w:type="character" w:customStyle="1" w:styleId="ImportTok">
     <w:name w:val="ImportTok"/>
     <w:basedOn w:val="VerbatimChar"/>
-    <w:rPr/>
+    <w:rPr>
+      <w:color w:val="008000"/>
+      <w:b/>
+    </w:rPr>
   </w:style>
   <w:style w:type="character" w:customStyle="1" w:styleId="CommentTok">
     <w:name w:val="CommentTok"/>
@@ -9801,7 +10055,9 @@
   <w:style w:type="character" w:customStyle="1" w:styleId="BuiltInTok">
     <w:name w:val="BuiltInTok"/>
     <w:basedOn w:val="VerbatimChar"/>
-    <w:rPr/>
+    <w:rPr>
+      <w:color w:val="008000"/>
+    </w:rPr>
   </w:style>
   <w:style w:type="character" w:customStyle="1" w:styleId="ExtensionTok">
     <w:name w:val="ExtensionTok"/>

--- a/pdf/PULSE-RTM-001_Traceability_Matrix.docx
+++ b/pdf/PULSE-RTM-001_Traceability_Matrix.docx
@@ -5292,10 +5292,7 @@
               <w:t xml:space="preserve">pulse-cluster/test/cluster_smoke_test.dart</w:t>
             </w:r>
             <w:r>
-              <w:t xml:space="preserve"> </w:t>
-            </w:r>
-            <w:r>
-              <w:t xml:space="preserve">and a screen capture one second after the broker was stopped. Compose:</w:t>
+              <w:t xml:space="preserve">,</w:t>
             </w:r>
             <w:r>
               <w:t xml:space="preserve"> </w:t>
@@ -5304,10 +5301,10 @@
               <w:rPr>
                 <w:rStyle w:val="VerbatimChar"/>
               </w:rPr>
-              <w:t xml:space="preserve">FreshnessTest.kt</w:t>
-            </w:r>
-            <w:r>
-              <w:t xml:space="preserve">, the…</w:t>
+              <w:t xml:space="preserve">arrival_test.dart</w:t>
+            </w:r>
+            <w:r>
+              <w:t xml:space="preserve">, and captures on the physical strip live, one second after the broker was…</w:t>
             </w:r>
           </w:p>
         </w:tc>

--- a/pdf/PULSE-RTM-001_Traceability_Matrix.docx
+++ b/pdf/PULSE-RTM-001_Traceability_Matrix.docx
@@ -1679,6 +1679,18 @@
                 <w:rStyle w:val="VerbatimChar"/>
               </w:rPr>
               <w:t xml:space="preserve">vss/dms_vss_overlay.vspec</w:t>
+            </w:r>
+            <w:r>
+              <w:t xml:space="preserve">,</w:t>
+            </w:r>
+            <w:r>
+              <w:t xml:space="preserve"> </w:t>
+            </w:r>
+            <w:r>
+              <w:rPr>
+                <w:rStyle w:val="VerbatimChar"/>
+              </w:rPr>
+              <w:t xml:space="preserve">vss/pulse_can_overlay.vspec</w:t>
             </w:r>
             <w:r>
               <w:t xml:space="preserve">; upstream spec consumed unmodified</w:t>
